--- a/Guide/Guide_Developpeur_Complet_v3_1.docx
+++ b/Guide/Guide_Developpeur_Complet_v3_1.docx
@@ -510,12 +510,6 @@
         <w:gridCol w:w="3860"/>
       </w:tblGrid>
       <w:tr>
-        <w:tblPrEx>
-          <w:tblCellMar>
-            <w:top w:w="0" w:type="dxa"/>
-            <w:bottom w:w="0" w:type="dxa"/>
-          </w:tblCellMar>
-        </w:tblPrEx>
         <w:tc>
           <w:tcPr>
             <w:tcW w:w="1500" w:type="dxa"/>
@@ -626,12 +620,6 @@
         </w:tc>
       </w:tr>
       <w:tr>
-        <w:tblPrEx>
-          <w:tblCellMar>
-            <w:top w:w="0" w:type="dxa"/>
-            <w:bottom w:w="0" w:type="dxa"/>
-          </w:tblCellMar>
-        </w:tblPrEx>
         <w:tc>
           <w:tcPr>
             <w:tcW w:w="1500" w:type="dxa"/>
@@ -722,12 +710,6 @@
         </w:tc>
       </w:tr>
       <w:tr>
-        <w:tblPrEx>
-          <w:tblCellMar>
-            <w:top w:w="0" w:type="dxa"/>
-            <w:bottom w:w="0" w:type="dxa"/>
-          </w:tblCellMar>
-        </w:tblPrEx>
         <w:tc>
           <w:tcPr>
             <w:tcW w:w="1500" w:type="dxa"/>
@@ -818,12 +800,6 @@
         </w:tc>
       </w:tr>
       <w:tr>
-        <w:tblPrEx>
-          <w:tblCellMar>
-            <w:top w:w="0" w:type="dxa"/>
-            <w:bottom w:w="0" w:type="dxa"/>
-          </w:tblCellMar>
-        </w:tblPrEx>
         <w:tc>
           <w:tcPr>
             <w:tcW w:w="1500" w:type="dxa"/>
@@ -1727,65 +1703,83 @@
           <w:sz w:val="18"/>
           <w:szCs w:val="18"/>
         </w:rPr>
-        <w:t>│   └── Peak_fitting.R             # Fitting 2D (570 lignes)</w:t>
-      </w:r>
-    </w:p>
-    <w:p>
-      <w:pPr>
-        <w:ind w:left="300"/>
-      </w:pPr>
-      <w:r>
-        <w:rPr>
-          <w:rFonts w:ascii="Consolas" w:eastAsia="Consolas" w:hAnsi="Consolas" w:cs="Consolas"/>
-          <w:sz w:val="18"/>
-          <w:szCs w:val="18"/>
-        </w:rPr>
-        <w:t>│                                  #   - fit_2d_peak()</w:t>
-      </w:r>
-    </w:p>
-    <w:p>
-      <w:pPr>
-        <w:ind w:left="300"/>
-      </w:pPr>
-      <w:r>
-        <w:rPr>
-          <w:rFonts w:ascii="Consolas" w:eastAsia="Consolas" w:hAnsi="Consolas" w:cs="Consolas"/>
-          <w:sz w:val="18"/>
-          <w:szCs w:val="18"/>
-        </w:rPr>
-        <w:t>│                                  #   - detect_local_maxima()</w:t>
-      </w:r>
-    </w:p>
-    <w:p>
-      <w:pPr>
-        <w:ind w:left="300"/>
-      </w:pPr>
-      <w:r>
-        <w:rPr>
-          <w:rFonts w:ascii="Consolas" w:eastAsia="Consolas" w:hAnsi="Consolas" w:cs="Consolas"/>
-          <w:sz w:val="18"/>
-          <w:szCs w:val="18"/>
-        </w:rPr>
-        <w:t>│                                  #   - pseudo_voigt_2d()</w:t>
-      </w:r>
-    </w:p>
-    <w:p>
-      <w:pPr>
-        <w:ind w:left="300"/>
-      </w:pPr>
-      <w:r>
-        <w:rPr>
-          <w:rFonts w:ascii="Consolas" w:eastAsia="Consolas" w:hAnsi="Consolas" w:cs="Consolas"/>
-          <w:sz w:val="18"/>
-          <w:szCs w:val="18"/>
-        </w:rPr>
-        <w:t>│                                  #   - calculate_fitted_volumes()</w:t>
-      </w:r>
-    </w:p>
-    <w:p>
-      <w:pPr>
-        <w:ind w:left="300"/>
-      </w:pPr>
+        <w:t xml:space="preserve">│   </w:t>
+      </w:r>
+      <w:r>
+        <w:rPr>
+          <w:rFonts w:ascii="Consolas" w:eastAsia="Consolas" w:hAnsi="Consolas" w:cs="Consolas"/>
+          <w:sz w:val="18"/>
+          <w:szCs w:val="18"/>
+        </w:rPr>
+        <w:t>├──</w:t>
+      </w:r>
+      <w:r>
+        <w:rPr>
+          <w:rFonts w:ascii="Consolas" w:eastAsia="Consolas" w:hAnsi="Consolas" w:cs="Consolas"/>
+          <w:sz w:val="18"/>
+          <w:szCs w:val="18"/>
+        </w:rPr>
+        <w:t xml:space="preserve"> </w:t>
+      </w:r>
+      <w:proofErr w:type="spellStart"/>
+      <w:r>
+        <w:rPr>
+          <w:rFonts w:ascii="Consolas" w:eastAsia="Consolas" w:hAnsi="Consolas" w:cs="Consolas"/>
+          <w:sz w:val="18"/>
+          <w:szCs w:val="18"/>
+        </w:rPr>
+        <w:t>Peak_</w:t>
+      </w:r>
+      <w:proofErr w:type="gramStart"/>
+      <w:r>
+        <w:rPr>
+          <w:rFonts w:ascii="Consolas" w:eastAsia="Consolas" w:hAnsi="Consolas" w:cs="Consolas"/>
+          <w:sz w:val="18"/>
+          <w:szCs w:val="18"/>
+        </w:rPr>
+        <w:t>fitting.R</w:t>
+      </w:r>
+      <w:proofErr w:type="spellEnd"/>
+      <w:proofErr w:type="gramEnd"/>
+      <w:r>
+        <w:rPr>
+          <w:rFonts w:ascii="Consolas" w:eastAsia="Consolas" w:hAnsi="Consolas" w:cs="Consolas"/>
+          <w:sz w:val="18"/>
+          <w:szCs w:val="18"/>
+        </w:rPr>
+        <w:t xml:space="preserve">             # </w:t>
+      </w:r>
+      <w:proofErr w:type="spellStart"/>
+      <w:r>
+        <w:rPr>
+          <w:rFonts w:ascii="Consolas" w:eastAsia="Consolas" w:hAnsi="Consolas" w:cs="Consolas"/>
+          <w:sz w:val="18"/>
+          <w:szCs w:val="18"/>
+        </w:rPr>
+        <w:t>Fitting</w:t>
+      </w:r>
+      <w:proofErr w:type="spellEnd"/>
+      <w:r>
+        <w:rPr>
+          <w:rFonts w:ascii="Consolas" w:eastAsia="Consolas" w:hAnsi="Consolas" w:cs="Consolas"/>
+          <w:sz w:val="18"/>
+          <w:szCs w:val="18"/>
+        </w:rPr>
+        <w:t xml:space="preserve"> 2D (570 lignes)</w:t>
+      </w:r>
+    </w:p>
+    <w:p>
+      <w:pPr>
+        <w:ind w:left="300"/>
+      </w:pPr>
+      <w:r>
+        <w:rPr>
+          <w:rFonts w:ascii="Consolas" w:eastAsia="Consolas" w:hAnsi="Consolas" w:cs="Consolas"/>
+          <w:sz w:val="18"/>
+          <w:szCs w:val="18"/>
+        </w:rPr>
+        <w:t xml:space="preserve">│   </w:t>
+      </w:r>
       <w:r>
         <w:rPr>
           <w:rFonts w:ascii="Consolas" w:eastAsia="Consolas" w:hAnsi="Consolas" w:cs="Consolas"/>
@@ -1794,6 +1788,1575 @@
         </w:rPr>
         <w:t>│</w:t>
       </w:r>
+      <w:r>
+        <w:rPr>
+          <w:rFonts w:ascii="Consolas" w:eastAsia="Consolas" w:hAnsi="Consolas" w:cs="Consolas"/>
+          <w:sz w:val="18"/>
+          <w:szCs w:val="18"/>
+        </w:rPr>
+        <w:t xml:space="preserve">                              #   - fit_2d_</w:t>
+      </w:r>
+      <w:proofErr w:type="gramStart"/>
+      <w:r>
+        <w:rPr>
+          <w:rFonts w:ascii="Consolas" w:eastAsia="Consolas" w:hAnsi="Consolas" w:cs="Consolas"/>
+          <w:sz w:val="18"/>
+          <w:szCs w:val="18"/>
+        </w:rPr>
+        <w:t>peak(</w:t>
+      </w:r>
+      <w:proofErr w:type="gramEnd"/>
+      <w:r>
+        <w:rPr>
+          <w:rFonts w:ascii="Consolas" w:eastAsia="Consolas" w:hAnsi="Consolas" w:cs="Consolas"/>
+          <w:sz w:val="18"/>
+          <w:szCs w:val="18"/>
+        </w:rPr>
+        <w:t>)</w:t>
+      </w:r>
+    </w:p>
+    <w:p>
+      <w:pPr>
+        <w:ind w:left="300"/>
+      </w:pPr>
+      <w:r>
+        <w:rPr>
+          <w:rFonts w:ascii="Consolas" w:eastAsia="Consolas" w:hAnsi="Consolas" w:cs="Consolas"/>
+          <w:sz w:val="18"/>
+          <w:szCs w:val="18"/>
+        </w:rPr>
+        <w:t xml:space="preserve">│   </w:t>
+      </w:r>
+      <w:r>
+        <w:rPr>
+          <w:rFonts w:ascii="Consolas" w:eastAsia="Consolas" w:hAnsi="Consolas" w:cs="Consolas"/>
+          <w:sz w:val="18"/>
+          <w:szCs w:val="18"/>
+        </w:rPr>
+        <w:t>│</w:t>
+      </w:r>
+      <w:r>
+        <w:rPr>
+          <w:rFonts w:ascii="Consolas" w:eastAsia="Consolas" w:hAnsi="Consolas" w:cs="Consolas"/>
+          <w:sz w:val="18"/>
+          <w:szCs w:val="18"/>
+        </w:rPr>
+        <w:t xml:space="preserve">                              #   - </w:t>
+      </w:r>
+      <w:proofErr w:type="spellStart"/>
+      <w:r>
+        <w:rPr>
+          <w:rFonts w:ascii="Consolas" w:eastAsia="Consolas" w:hAnsi="Consolas" w:cs="Consolas"/>
+          <w:sz w:val="18"/>
+          <w:szCs w:val="18"/>
+        </w:rPr>
+        <w:t>detect_local_</w:t>
+      </w:r>
+      <w:proofErr w:type="gramStart"/>
+      <w:r>
+        <w:rPr>
+          <w:rFonts w:ascii="Consolas" w:eastAsia="Consolas" w:hAnsi="Consolas" w:cs="Consolas"/>
+          <w:sz w:val="18"/>
+          <w:szCs w:val="18"/>
+        </w:rPr>
+        <w:t>maxima</w:t>
+      </w:r>
+      <w:proofErr w:type="spellEnd"/>
+      <w:r>
+        <w:rPr>
+          <w:rFonts w:ascii="Consolas" w:eastAsia="Consolas" w:hAnsi="Consolas" w:cs="Consolas"/>
+          <w:sz w:val="18"/>
+          <w:szCs w:val="18"/>
+        </w:rPr>
+        <w:t>(</w:t>
+      </w:r>
+      <w:proofErr w:type="gramEnd"/>
+      <w:r>
+        <w:rPr>
+          <w:rFonts w:ascii="Consolas" w:eastAsia="Consolas" w:hAnsi="Consolas" w:cs="Consolas"/>
+          <w:sz w:val="18"/>
+          <w:szCs w:val="18"/>
+        </w:rPr>
+        <w:t>)</w:t>
+      </w:r>
+    </w:p>
+    <w:p>
+      <w:pPr>
+        <w:ind w:left="300"/>
+      </w:pPr>
+      <w:r>
+        <w:rPr>
+          <w:rFonts w:ascii="Consolas" w:eastAsia="Consolas" w:hAnsi="Consolas" w:cs="Consolas"/>
+          <w:sz w:val="18"/>
+          <w:szCs w:val="18"/>
+        </w:rPr>
+        <w:t xml:space="preserve">│   </w:t>
+      </w:r>
+      <w:r>
+        <w:rPr>
+          <w:rFonts w:ascii="Consolas" w:eastAsia="Consolas" w:hAnsi="Consolas" w:cs="Consolas"/>
+          <w:sz w:val="18"/>
+          <w:szCs w:val="18"/>
+        </w:rPr>
+        <w:t>│</w:t>
+      </w:r>
+      <w:r>
+        <w:rPr>
+          <w:rFonts w:ascii="Consolas" w:eastAsia="Consolas" w:hAnsi="Consolas" w:cs="Consolas"/>
+          <w:sz w:val="18"/>
+          <w:szCs w:val="18"/>
+        </w:rPr>
+        <w:t xml:space="preserve">                              #   - pseudo_voigt_2</w:t>
+      </w:r>
+      <w:proofErr w:type="gramStart"/>
+      <w:r>
+        <w:rPr>
+          <w:rFonts w:ascii="Consolas" w:eastAsia="Consolas" w:hAnsi="Consolas" w:cs="Consolas"/>
+          <w:sz w:val="18"/>
+          <w:szCs w:val="18"/>
+        </w:rPr>
+        <w:t>d(</w:t>
+      </w:r>
+      <w:proofErr w:type="gramEnd"/>
+      <w:r>
+        <w:rPr>
+          <w:rFonts w:ascii="Consolas" w:eastAsia="Consolas" w:hAnsi="Consolas" w:cs="Consolas"/>
+          <w:sz w:val="18"/>
+          <w:szCs w:val="18"/>
+        </w:rPr>
+        <w:t>)</w:t>
+      </w:r>
+    </w:p>
+    <w:p>
+      <w:pPr>
+        <w:ind w:left="300"/>
+        <w:rPr>
+          <w:rFonts w:ascii="Consolas" w:eastAsia="Consolas" w:hAnsi="Consolas" w:cs="Consolas"/>
+          <w:sz w:val="18"/>
+          <w:szCs w:val="18"/>
+        </w:rPr>
+      </w:pPr>
+      <w:r>
+        <w:rPr>
+          <w:rFonts w:ascii="Consolas" w:eastAsia="Consolas" w:hAnsi="Consolas" w:cs="Consolas"/>
+          <w:sz w:val="18"/>
+          <w:szCs w:val="18"/>
+        </w:rPr>
+        <w:t xml:space="preserve">│   </w:t>
+      </w:r>
+      <w:r>
+        <w:rPr>
+          <w:rFonts w:ascii="Consolas" w:eastAsia="Consolas" w:hAnsi="Consolas" w:cs="Consolas"/>
+          <w:sz w:val="18"/>
+          <w:szCs w:val="18"/>
+        </w:rPr>
+        <w:t>│</w:t>
+      </w:r>
+      <w:r>
+        <w:rPr>
+          <w:rFonts w:ascii="Consolas" w:eastAsia="Consolas" w:hAnsi="Consolas" w:cs="Consolas"/>
+          <w:sz w:val="18"/>
+          <w:szCs w:val="18"/>
+        </w:rPr>
+        <w:t xml:space="preserve">          </w:t>
+      </w:r>
+      <w:r>
+        <w:rPr>
+          <w:rFonts w:ascii="Consolas" w:eastAsia="Consolas" w:hAnsi="Consolas" w:cs="Consolas"/>
+          <w:sz w:val="18"/>
+          <w:szCs w:val="18"/>
+        </w:rPr>
+        <w:t xml:space="preserve"> </w:t>
+      </w:r>
+      <w:r>
+        <w:rPr>
+          <w:rFonts w:ascii="Consolas" w:eastAsia="Consolas" w:hAnsi="Consolas" w:cs="Consolas"/>
+          <w:sz w:val="18"/>
+          <w:szCs w:val="18"/>
+        </w:rPr>
+        <w:t xml:space="preserve">                   #   - </w:t>
+      </w:r>
+      <w:proofErr w:type="spellStart"/>
+      <w:r>
+        <w:rPr>
+          <w:rFonts w:ascii="Consolas" w:eastAsia="Consolas" w:hAnsi="Consolas" w:cs="Consolas"/>
+          <w:sz w:val="18"/>
+          <w:szCs w:val="18"/>
+        </w:rPr>
+        <w:t>calculate_fitted_</w:t>
+      </w:r>
+      <w:proofErr w:type="gramStart"/>
+      <w:r>
+        <w:rPr>
+          <w:rFonts w:ascii="Consolas" w:eastAsia="Consolas" w:hAnsi="Consolas" w:cs="Consolas"/>
+          <w:sz w:val="18"/>
+          <w:szCs w:val="18"/>
+        </w:rPr>
+        <w:t>volumes</w:t>
+      </w:r>
+      <w:proofErr w:type="spellEnd"/>
+      <w:r>
+        <w:rPr>
+          <w:rFonts w:ascii="Consolas" w:eastAsia="Consolas" w:hAnsi="Consolas" w:cs="Consolas"/>
+          <w:sz w:val="18"/>
+          <w:szCs w:val="18"/>
+        </w:rPr>
+        <w:t>(</w:t>
+      </w:r>
+      <w:proofErr w:type="gramEnd"/>
+      <w:r>
+        <w:rPr>
+          <w:rFonts w:ascii="Consolas" w:eastAsia="Consolas" w:hAnsi="Consolas" w:cs="Consolas"/>
+          <w:sz w:val="18"/>
+          <w:szCs w:val="18"/>
+        </w:rPr>
+        <w:t>)</w:t>
+      </w:r>
+    </w:p>
+    <w:p>
+      <w:pPr>
+        <w:ind w:left="300"/>
+      </w:pPr>
+      <w:r>
+        <w:rPr>
+          <w:rFonts w:ascii="Consolas" w:eastAsia="Consolas" w:hAnsi="Consolas" w:cs="Consolas"/>
+          <w:sz w:val="18"/>
+          <w:szCs w:val="18"/>
+        </w:rPr>
+        <w:t>│   │</w:t>
+      </w:r>
+    </w:p>
+    <w:p>
+      <w:pPr>
+        <w:ind w:left="300"/>
+        <w:rPr>
+          <w:rFonts w:ascii="Consolas" w:eastAsia="Consolas" w:hAnsi="Consolas" w:cs="Consolas"/>
+          <w:sz w:val="18"/>
+          <w:szCs w:val="18"/>
+        </w:rPr>
+      </w:pPr>
+      <w:r>
+        <w:rPr>
+          <w:rFonts w:ascii="Consolas" w:eastAsia="Consolas" w:hAnsi="Consolas" w:cs="Consolas"/>
+          <w:sz w:val="18"/>
+          <w:szCs w:val="18"/>
+        </w:rPr>
+        <w:t>│</w:t>
+      </w:r>
+      <w:r>
+        <w:rPr>
+          <w:rFonts w:ascii="Consolas" w:eastAsia="Consolas" w:hAnsi="Consolas" w:cs="Consolas"/>
+          <w:sz w:val="18"/>
+          <w:szCs w:val="18"/>
+        </w:rPr>
+        <w:t xml:space="preserve">   ├── </w:t>
+      </w:r>
+      <w:proofErr w:type="spellStart"/>
+      <w:r>
+        <w:rPr>
+          <w:rFonts w:ascii="Consolas" w:eastAsia="Consolas" w:hAnsi="Consolas" w:cs="Consolas"/>
+          <w:sz w:val="18"/>
+          <w:szCs w:val="18"/>
+        </w:rPr>
+        <w:t>CNN_</w:t>
+      </w:r>
+      <w:proofErr w:type="gramStart"/>
+      <w:r>
+        <w:rPr>
+          <w:rFonts w:ascii="Consolas" w:eastAsia="Consolas" w:hAnsi="Consolas" w:cs="Consolas"/>
+          <w:sz w:val="18"/>
+          <w:szCs w:val="18"/>
+        </w:rPr>
+        <w:t>shiny.R</w:t>
+      </w:r>
+      <w:proofErr w:type="spellEnd"/>
+      <w:proofErr w:type="gramEnd"/>
+      <w:r>
+        <w:rPr>
+          <w:rFonts w:ascii="Consolas" w:eastAsia="Consolas" w:hAnsi="Consolas" w:cs="Consolas"/>
+          <w:sz w:val="18"/>
+          <w:szCs w:val="18"/>
+        </w:rPr>
+        <w:t xml:space="preserve">                # Point d’entrée CNN </w:t>
+      </w:r>
+    </w:p>
+    <w:p>
+      <w:pPr>
+        <w:ind w:left="300"/>
+        <w:rPr>
+          <w:rFonts w:ascii="Consolas" w:eastAsia="Consolas" w:hAnsi="Consolas" w:cs="Consolas"/>
+          <w:sz w:val="18"/>
+          <w:szCs w:val="18"/>
+        </w:rPr>
+      </w:pPr>
+      <w:r>
+        <w:rPr>
+          <w:rFonts w:ascii="Consolas" w:eastAsia="Consolas" w:hAnsi="Consolas" w:cs="Consolas"/>
+          <w:sz w:val="18"/>
+          <w:szCs w:val="18"/>
+        </w:rPr>
+        <w:t>│   │                              # Source tous les modules CNN</w:t>
+      </w:r>
+    </w:p>
+    <w:p>
+      <w:pPr>
+        <w:ind w:firstLine="300"/>
+        <w:rPr>
+          <w:rFonts w:ascii="Consolas" w:eastAsia="Consolas" w:hAnsi="Consolas" w:cs="Consolas"/>
+          <w:sz w:val="18"/>
+          <w:szCs w:val="18"/>
+        </w:rPr>
+      </w:pPr>
+      <w:r>
+        <w:rPr>
+          <w:rFonts w:ascii="Consolas" w:eastAsia="Consolas" w:hAnsi="Consolas" w:cs="Consolas"/>
+          <w:sz w:val="18"/>
+          <w:szCs w:val="18"/>
+        </w:rPr>
+        <w:t>│   │                              # Charge les dépendances</w:t>
+      </w:r>
+    </w:p>
+    <w:p>
+      <w:pPr>
+        <w:ind w:firstLine="300"/>
+        <w:rPr>
+          <w:rFonts w:ascii="Consolas" w:eastAsia="Consolas" w:hAnsi="Consolas" w:cs="Consolas"/>
+          <w:sz w:val="18"/>
+          <w:szCs w:val="18"/>
+        </w:rPr>
+      </w:pPr>
+      <w:r>
+        <w:rPr>
+          <w:rFonts w:ascii="Consolas" w:eastAsia="Consolas" w:hAnsi="Consolas" w:cs="Consolas"/>
+          <w:sz w:val="18"/>
+          <w:szCs w:val="18"/>
+        </w:rPr>
+        <w:t>│   │</w:t>
+      </w:r>
+    </w:p>
+    <w:p>
+      <w:pPr>
+        <w:ind w:left="300"/>
+        <w:rPr>
+          <w:rFonts w:ascii="Consolas" w:eastAsia="Consolas" w:hAnsi="Consolas" w:cs="Consolas"/>
+          <w:sz w:val="18"/>
+          <w:szCs w:val="18"/>
+        </w:rPr>
+      </w:pPr>
+      <w:r>
+        <w:rPr>
+          <w:rFonts w:ascii="Consolas" w:eastAsia="Consolas" w:hAnsi="Consolas" w:cs="Consolas"/>
+          <w:sz w:val="18"/>
+          <w:szCs w:val="18"/>
+        </w:rPr>
+        <w:t>│   │</w:t>
+      </w:r>
+    </w:p>
+    <w:p>
+      <w:pPr>
+        <w:ind w:firstLine="300"/>
+        <w:rPr>
+          <w:rFonts w:ascii="Consolas" w:eastAsia="Consolas" w:hAnsi="Consolas" w:cs="Consolas"/>
+          <w:sz w:val="18"/>
+          <w:szCs w:val="18"/>
+        </w:rPr>
+      </w:pPr>
+      <w:r>
+        <w:rPr>
+          <w:rFonts w:ascii="Consolas" w:eastAsia="Consolas" w:hAnsi="Consolas" w:cs="Consolas"/>
+          <w:sz w:val="18"/>
+          <w:szCs w:val="18"/>
+        </w:rPr>
+        <w:t>│   │</w:t>
+      </w:r>
+    </w:p>
+    <w:p>
+      <w:pPr>
+        <w:ind w:firstLine="300"/>
+      </w:pPr>
+      <w:r>
+        <w:rPr>
+          <w:rFonts w:ascii="Consolas" w:eastAsia="Consolas" w:hAnsi="Consolas" w:cs="Consolas"/>
+          <w:sz w:val="18"/>
+          <w:szCs w:val="18"/>
+        </w:rPr>
+        <w:t xml:space="preserve">│   ├── </w:t>
+      </w:r>
+      <w:proofErr w:type="spellStart"/>
+      <w:r>
+        <w:rPr>
+          <w:rFonts w:ascii="Consolas" w:eastAsia="Consolas" w:hAnsi="Consolas" w:cs="Consolas"/>
+          <w:sz w:val="18"/>
+          <w:szCs w:val="18"/>
+        </w:rPr>
+        <w:t>CNN_</w:t>
+      </w:r>
+      <w:proofErr w:type="gramStart"/>
+      <w:r>
+        <w:rPr>
+          <w:rFonts w:ascii="Consolas" w:eastAsia="Consolas" w:hAnsi="Consolas" w:cs="Consolas"/>
+          <w:sz w:val="18"/>
+          <w:szCs w:val="18"/>
+        </w:rPr>
+        <w:t>model.R</w:t>
+      </w:r>
+      <w:proofErr w:type="spellEnd"/>
+      <w:proofErr w:type="gramEnd"/>
+      <w:r>
+        <w:rPr>
+          <w:rFonts w:ascii="Consolas" w:eastAsia="Consolas" w:hAnsi="Consolas" w:cs="Consolas"/>
+          <w:sz w:val="18"/>
+          <w:szCs w:val="18"/>
+        </w:rPr>
+        <w:t xml:space="preserve">                # Architecture CNN</w:t>
+      </w:r>
+    </w:p>
+    <w:p>
+      <w:pPr>
+        <w:ind w:left="300"/>
+        <w:rPr>
+          <w:rFonts w:ascii="Consolas" w:eastAsia="Consolas" w:hAnsi="Consolas" w:cs="Consolas"/>
+          <w:sz w:val="18"/>
+          <w:szCs w:val="18"/>
+        </w:rPr>
+      </w:pPr>
+      <w:r>
+        <w:rPr>
+          <w:rFonts w:ascii="Consolas" w:eastAsia="Consolas" w:hAnsi="Consolas" w:cs="Consolas"/>
+          <w:sz w:val="18"/>
+          <w:szCs w:val="18"/>
+        </w:rPr>
+        <w:t xml:space="preserve">│   │                              # </w:t>
+      </w:r>
+      <w:proofErr w:type="spellStart"/>
+      <w:r>
+        <w:rPr>
+          <w:rFonts w:ascii="Consolas" w:eastAsia="Consolas" w:hAnsi="Consolas" w:cs="Consolas"/>
+          <w:sz w:val="18"/>
+          <w:szCs w:val="18"/>
+        </w:rPr>
+        <w:t>build_peak_</w:t>
+      </w:r>
+      <w:proofErr w:type="gramStart"/>
+      <w:r>
+        <w:rPr>
+          <w:rFonts w:ascii="Consolas" w:eastAsia="Consolas" w:hAnsi="Consolas" w:cs="Consolas"/>
+          <w:sz w:val="18"/>
+          <w:szCs w:val="18"/>
+        </w:rPr>
+        <w:t>predictor</w:t>
+      </w:r>
+      <w:proofErr w:type="spellEnd"/>
+      <w:r>
+        <w:rPr>
+          <w:rFonts w:ascii="Consolas" w:eastAsia="Consolas" w:hAnsi="Consolas" w:cs="Consolas"/>
+          <w:sz w:val="18"/>
+          <w:szCs w:val="18"/>
+        </w:rPr>
+        <w:t>(</w:t>
+      </w:r>
+      <w:proofErr w:type="gramEnd"/>
+      <w:r>
+        <w:rPr>
+          <w:rFonts w:ascii="Consolas" w:eastAsia="Consolas" w:hAnsi="Consolas" w:cs="Consolas"/>
+          <w:sz w:val="18"/>
+          <w:szCs w:val="18"/>
+        </w:rPr>
+        <w:t>)</w:t>
+      </w:r>
+    </w:p>
+    <w:p>
+      <w:pPr>
+        <w:ind w:firstLine="300"/>
+        <w:rPr>
+          <w:rFonts w:ascii="Consolas" w:eastAsia="Consolas" w:hAnsi="Consolas" w:cs="Consolas"/>
+          <w:sz w:val="18"/>
+          <w:szCs w:val="18"/>
+        </w:rPr>
+      </w:pPr>
+      <w:r>
+        <w:rPr>
+          <w:rFonts w:ascii="Consolas" w:eastAsia="Consolas" w:hAnsi="Consolas" w:cs="Consolas"/>
+          <w:sz w:val="18"/>
+          <w:szCs w:val="18"/>
+        </w:rPr>
+        <w:t xml:space="preserve">│   │                              # Focal </w:t>
+      </w:r>
+      <w:proofErr w:type="spellStart"/>
+      <w:r>
+        <w:rPr>
+          <w:rFonts w:ascii="Consolas" w:eastAsia="Consolas" w:hAnsi="Consolas" w:cs="Consolas"/>
+          <w:sz w:val="18"/>
+          <w:szCs w:val="18"/>
+        </w:rPr>
+        <w:t>loss</w:t>
+      </w:r>
+      <w:proofErr w:type="spellEnd"/>
+      <w:r>
+        <w:rPr>
+          <w:rFonts w:ascii="Consolas" w:eastAsia="Consolas" w:hAnsi="Consolas" w:cs="Consolas"/>
+          <w:sz w:val="18"/>
+          <w:szCs w:val="18"/>
+        </w:rPr>
+        <w:t xml:space="preserve"> pour déséquilibre de classes</w:t>
+      </w:r>
+    </w:p>
+    <w:p>
+      <w:pPr>
+        <w:ind w:firstLine="300"/>
+        <w:rPr>
+          <w:rFonts w:ascii="Consolas" w:eastAsia="Consolas" w:hAnsi="Consolas" w:cs="Consolas"/>
+          <w:sz w:val="18"/>
+          <w:szCs w:val="18"/>
+        </w:rPr>
+      </w:pPr>
+      <w:r>
+        <w:rPr>
+          <w:rFonts w:ascii="Consolas" w:eastAsia="Consolas" w:hAnsi="Consolas" w:cs="Consolas"/>
+          <w:sz w:val="18"/>
+          <w:szCs w:val="18"/>
+        </w:rPr>
+        <w:t>│   │                              # Chargement des poids pré-entraînés</w:t>
+      </w:r>
+    </w:p>
+    <w:p>
+      <w:pPr>
+        <w:ind w:left="300"/>
+        <w:rPr>
+          <w:rFonts w:ascii="Consolas" w:eastAsia="Consolas" w:hAnsi="Consolas" w:cs="Consolas"/>
+          <w:sz w:val="18"/>
+          <w:szCs w:val="18"/>
+        </w:rPr>
+      </w:pPr>
+      <w:r>
+        <w:rPr>
+          <w:rFonts w:ascii="Consolas" w:eastAsia="Consolas" w:hAnsi="Consolas" w:cs="Consolas"/>
+          <w:sz w:val="18"/>
+          <w:szCs w:val="18"/>
+        </w:rPr>
+        <w:t>│   │</w:t>
+      </w:r>
+    </w:p>
+    <w:p>
+      <w:pPr>
+        <w:ind w:firstLine="300"/>
+        <w:rPr>
+          <w:rFonts w:ascii="Consolas" w:eastAsia="Consolas" w:hAnsi="Consolas" w:cs="Consolas"/>
+          <w:sz w:val="18"/>
+          <w:szCs w:val="18"/>
+        </w:rPr>
+      </w:pPr>
+      <w:r>
+        <w:rPr>
+          <w:rFonts w:ascii="Consolas" w:eastAsia="Consolas" w:hAnsi="Consolas" w:cs="Consolas"/>
+          <w:sz w:val="18"/>
+          <w:szCs w:val="18"/>
+        </w:rPr>
+        <w:t>│   │</w:t>
+      </w:r>
+    </w:p>
+    <w:p>
+      <w:pPr>
+        <w:ind w:firstLine="300"/>
+      </w:pPr>
+      <w:r>
+        <w:rPr>
+          <w:rFonts w:ascii="Consolas" w:eastAsia="Consolas" w:hAnsi="Consolas" w:cs="Consolas"/>
+          <w:sz w:val="18"/>
+          <w:szCs w:val="18"/>
+        </w:rPr>
+        <w:t xml:space="preserve">│   ├── </w:t>
+      </w:r>
+      <w:proofErr w:type="spellStart"/>
+      <w:r>
+        <w:rPr>
+          <w:rFonts w:ascii="Consolas" w:eastAsia="Consolas" w:hAnsi="Consolas" w:cs="Consolas"/>
+          <w:sz w:val="18"/>
+          <w:szCs w:val="18"/>
+        </w:rPr>
+        <w:t>CNN_</w:t>
+      </w:r>
+      <w:proofErr w:type="gramStart"/>
+      <w:r>
+        <w:rPr>
+          <w:rFonts w:ascii="Consolas" w:eastAsia="Consolas" w:hAnsi="Consolas" w:cs="Consolas"/>
+          <w:sz w:val="18"/>
+          <w:szCs w:val="18"/>
+        </w:rPr>
+        <w:t>detection.R</w:t>
+      </w:r>
+      <w:proofErr w:type="spellEnd"/>
+      <w:proofErr w:type="gramEnd"/>
+      <w:r>
+        <w:rPr>
+          <w:rFonts w:ascii="Consolas" w:eastAsia="Consolas" w:hAnsi="Consolas" w:cs="Consolas"/>
+          <w:sz w:val="18"/>
+          <w:szCs w:val="18"/>
+        </w:rPr>
+        <w:t xml:space="preserve">            #</w:t>
+      </w:r>
+      <w:r>
+        <w:rPr>
+          <w:rFonts w:ascii="Consolas" w:eastAsia="Consolas" w:hAnsi="Consolas" w:cs="Consolas"/>
+          <w:sz w:val="18"/>
+          <w:szCs w:val="18"/>
+        </w:rPr>
+        <w:t xml:space="preserve"> Détection de pics</w:t>
+      </w:r>
+    </w:p>
+    <w:p>
+      <w:pPr>
+        <w:ind w:left="300"/>
+        <w:rPr>
+          <w:rFonts w:ascii="Consolas" w:eastAsia="Consolas" w:hAnsi="Consolas" w:cs="Consolas"/>
+          <w:sz w:val="18"/>
+          <w:szCs w:val="18"/>
+        </w:rPr>
+      </w:pPr>
+      <w:r>
+        <w:rPr>
+          <w:rFonts w:ascii="Consolas" w:eastAsia="Consolas" w:hAnsi="Consolas" w:cs="Consolas"/>
+          <w:sz w:val="18"/>
+          <w:szCs w:val="18"/>
+        </w:rPr>
+        <w:t>│   │                              #</w:t>
+      </w:r>
+      <w:r>
+        <w:rPr>
+          <w:rFonts w:ascii="Consolas" w:eastAsia="Consolas" w:hAnsi="Consolas" w:cs="Consolas"/>
+          <w:sz w:val="18"/>
+          <w:szCs w:val="18"/>
+        </w:rPr>
+        <w:t xml:space="preserve"> </w:t>
+      </w:r>
+      <w:proofErr w:type="spellStart"/>
+      <w:r>
+        <w:rPr>
+          <w:rFonts w:ascii="Consolas" w:eastAsia="Consolas" w:hAnsi="Consolas" w:cs="Consolas"/>
+          <w:sz w:val="18"/>
+          <w:szCs w:val="18"/>
+        </w:rPr>
+        <w:t>pad_</w:t>
+      </w:r>
+      <w:proofErr w:type="gramStart"/>
+      <w:r>
+        <w:rPr>
+          <w:rFonts w:ascii="Consolas" w:eastAsia="Consolas" w:hAnsi="Consolas" w:cs="Consolas"/>
+          <w:sz w:val="18"/>
+          <w:szCs w:val="18"/>
+        </w:rPr>
+        <w:t>sequence</w:t>
+      </w:r>
+      <w:proofErr w:type="spellEnd"/>
+      <w:r>
+        <w:rPr>
+          <w:rFonts w:ascii="Consolas" w:eastAsia="Consolas" w:hAnsi="Consolas" w:cs="Consolas"/>
+          <w:sz w:val="18"/>
+          <w:szCs w:val="18"/>
+        </w:rPr>
+        <w:t>(</w:t>
+      </w:r>
+      <w:proofErr w:type="gramEnd"/>
+      <w:r>
+        <w:rPr>
+          <w:rFonts w:ascii="Consolas" w:eastAsia="Consolas" w:hAnsi="Consolas" w:cs="Consolas"/>
+          <w:sz w:val="18"/>
+          <w:szCs w:val="18"/>
+        </w:rPr>
+        <w:t>)</w:t>
+      </w:r>
+    </w:p>
+    <w:p>
+      <w:pPr>
+        <w:ind w:firstLine="300"/>
+        <w:rPr>
+          <w:rFonts w:ascii="Consolas" w:eastAsia="Consolas" w:hAnsi="Consolas" w:cs="Consolas"/>
+          <w:sz w:val="18"/>
+          <w:szCs w:val="18"/>
+        </w:rPr>
+      </w:pPr>
+      <w:r>
+        <w:rPr>
+          <w:rFonts w:ascii="Consolas" w:eastAsia="Consolas" w:hAnsi="Consolas" w:cs="Consolas"/>
+          <w:sz w:val="18"/>
+          <w:szCs w:val="18"/>
+        </w:rPr>
+        <w:t>│   │                              #</w:t>
+      </w:r>
+      <w:r>
+        <w:rPr>
+          <w:rFonts w:ascii="Consolas" w:eastAsia="Consolas" w:hAnsi="Consolas" w:cs="Consolas"/>
+          <w:sz w:val="18"/>
+          <w:szCs w:val="18"/>
+        </w:rPr>
+        <w:t xml:space="preserve"> </w:t>
+      </w:r>
+      <w:proofErr w:type="spellStart"/>
+      <w:r>
+        <w:rPr>
+          <w:rFonts w:ascii="Consolas" w:eastAsia="Consolas" w:hAnsi="Consolas" w:cs="Consolas"/>
+          <w:sz w:val="18"/>
+          <w:szCs w:val="18"/>
+        </w:rPr>
+        <w:t>safe_</w:t>
+      </w:r>
+      <w:proofErr w:type="gramStart"/>
+      <w:r>
+        <w:rPr>
+          <w:rFonts w:ascii="Consolas" w:eastAsia="Consolas" w:hAnsi="Consolas" w:cs="Consolas"/>
+          <w:sz w:val="18"/>
+          <w:szCs w:val="18"/>
+        </w:rPr>
+        <w:t>predict</w:t>
+      </w:r>
+      <w:proofErr w:type="spellEnd"/>
+      <w:r>
+        <w:rPr>
+          <w:rFonts w:ascii="Consolas" w:eastAsia="Consolas" w:hAnsi="Consolas" w:cs="Consolas"/>
+          <w:sz w:val="18"/>
+          <w:szCs w:val="18"/>
+        </w:rPr>
+        <w:t>(</w:t>
+      </w:r>
+      <w:proofErr w:type="gramEnd"/>
+      <w:r>
+        <w:rPr>
+          <w:rFonts w:ascii="Consolas" w:eastAsia="Consolas" w:hAnsi="Consolas" w:cs="Consolas"/>
+          <w:sz w:val="18"/>
+          <w:szCs w:val="18"/>
+        </w:rPr>
+        <w:t>)</w:t>
+      </w:r>
+    </w:p>
+    <w:p>
+      <w:pPr>
+        <w:ind w:firstLine="300"/>
+        <w:rPr>
+          <w:rFonts w:ascii="Consolas" w:eastAsia="Consolas" w:hAnsi="Consolas" w:cs="Consolas"/>
+          <w:sz w:val="18"/>
+          <w:szCs w:val="18"/>
+        </w:rPr>
+      </w:pPr>
+      <w:r>
+        <w:rPr>
+          <w:rFonts w:ascii="Consolas" w:eastAsia="Consolas" w:hAnsi="Consolas" w:cs="Consolas"/>
+          <w:sz w:val="18"/>
+          <w:szCs w:val="18"/>
+        </w:rPr>
+        <w:t>│   │                              #</w:t>
+      </w:r>
+      <w:r>
+        <w:rPr>
+          <w:rFonts w:ascii="Consolas" w:eastAsia="Consolas" w:hAnsi="Consolas" w:cs="Consolas"/>
+          <w:sz w:val="18"/>
+          <w:szCs w:val="18"/>
+        </w:rPr>
+        <w:t xml:space="preserve"> </w:t>
+      </w:r>
+      <w:proofErr w:type="spellStart"/>
+      <w:r>
+        <w:rPr>
+          <w:rFonts w:ascii="Consolas" w:eastAsia="Consolas" w:hAnsi="Consolas" w:cs="Consolas"/>
+          <w:sz w:val="18"/>
+          <w:szCs w:val="18"/>
+        </w:rPr>
+        <w:t>get_detected_peaks_with_</w:t>
+      </w:r>
+      <w:proofErr w:type="gramStart"/>
+      <w:r>
+        <w:rPr>
+          <w:rFonts w:ascii="Consolas" w:eastAsia="Consolas" w:hAnsi="Consolas" w:cs="Consolas"/>
+          <w:sz w:val="18"/>
+          <w:szCs w:val="18"/>
+        </w:rPr>
+        <w:t>intensity</w:t>
+      </w:r>
+      <w:proofErr w:type="spellEnd"/>
+      <w:r>
+        <w:rPr>
+          <w:rFonts w:ascii="Consolas" w:eastAsia="Consolas" w:hAnsi="Consolas" w:cs="Consolas"/>
+          <w:sz w:val="18"/>
+          <w:szCs w:val="18"/>
+        </w:rPr>
+        <w:t>(</w:t>
+      </w:r>
+      <w:proofErr w:type="gramEnd"/>
+      <w:r>
+        <w:rPr>
+          <w:rFonts w:ascii="Consolas" w:eastAsia="Consolas" w:hAnsi="Consolas" w:cs="Consolas"/>
+          <w:sz w:val="18"/>
+          <w:szCs w:val="18"/>
+        </w:rPr>
+        <w:t>)</w:t>
+      </w:r>
+    </w:p>
+    <w:p>
+      <w:pPr>
+        <w:ind w:left="300"/>
+        <w:rPr>
+          <w:rFonts w:ascii="Consolas" w:eastAsia="Consolas" w:hAnsi="Consolas" w:cs="Consolas"/>
+          <w:sz w:val="18"/>
+          <w:szCs w:val="18"/>
+        </w:rPr>
+      </w:pPr>
+      <w:r>
+        <w:rPr>
+          <w:rFonts w:ascii="Consolas" w:eastAsia="Consolas" w:hAnsi="Consolas" w:cs="Consolas"/>
+          <w:sz w:val="18"/>
+          <w:szCs w:val="18"/>
+        </w:rPr>
+        <w:t>│   │                              #</w:t>
+      </w:r>
+      <w:r>
+        <w:rPr>
+          <w:rFonts w:ascii="Consolas" w:eastAsia="Consolas" w:hAnsi="Consolas" w:cs="Consolas"/>
+          <w:sz w:val="18"/>
+          <w:szCs w:val="18"/>
+        </w:rPr>
+        <w:t xml:space="preserve"> predict_peaks_1D_batch</w:t>
+      </w:r>
+    </w:p>
+    <w:p>
+      <w:pPr>
+        <w:ind w:firstLine="300"/>
+        <w:rPr>
+          <w:rFonts w:ascii="Consolas" w:eastAsia="Consolas" w:hAnsi="Consolas" w:cs="Consolas"/>
+          <w:sz w:val="18"/>
+          <w:szCs w:val="18"/>
+        </w:rPr>
+      </w:pPr>
+      <w:r>
+        <w:rPr>
+          <w:rFonts w:ascii="Consolas" w:eastAsia="Consolas" w:hAnsi="Consolas" w:cs="Consolas"/>
+          <w:sz w:val="18"/>
+          <w:szCs w:val="18"/>
+        </w:rPr>
+        <w:t>│   │</w:t>
+      </w:r>
+    </w:p>
+    <w:p>
+      <w:pPr>
+        <w:ind w:firstLine="300"/>
+      </w:pPr>
+      <w:r>
+        <w:rPr>
+          <w:rFonts w:ascii="Consolas" w:eastAsia="Consolas" w:hAnsi="Consolas" w:cs="Consolas"/>
+          <w:sz w:val="18"/>
+          <w:szCs w:val="18"/>
+        </w:rPr>
+        <w:t xml:space="preserve">│   ├── </w:t>
+      </w:r>
+      <w:proofErr w:type="spellStart"/>
+      <w:r>
+        <w:rPr>
+          <w:rFonts w:ascii="Consolas" w:eastAsia="Consolas" w:hAnsi="Consolas" w:cs="Consolas"/>
+          <w:sz w:val="18"/>
+          <w:szCs w:val="18"/>
+        </w:rPr>
+        <w:t>CNN_</w:t>
+      </w:r>
+      <w:proofErr w:type="gramStart"/>
+      <w:r>
+        <w:rPr>
+          <w:rFonts w:ascii="Consolas" w:eastAsia="Consolas" w:hAnsi="Consolas" w:cs="Consolas"/>
+          <w:sz w:val="18"/>
+          <w:szCs w:val="18"/>
+        </w:rPr>
+        <w:t>filtering.R</w:t>
+      </w:r>
+      <w:proofErr w:type="spellEnd"/>
+      <w:proofErr w:type="gramEnd"/>
+      <w:r>
+        <w:rPr>
+          <w:rFonts w:ascii="Consolas" w:eastAsia="Consolas" w:hAnsi="Consolas" w:cs="Consolas"/>
+          <w:sz w:val="18"/>
+          <w:szCs w:val="18"/>
+        </w:rPr>
+        <w:t xml:space="preserve">            </w:t>
+      </w:r>
+      <w:r>
+        <w:rPr>
+          <w:rFonts w:ascii="Consolas" w:eastAsia="Consolas" w:hAnsi="Consolas" w:cs="Consolas"/>
+          <w:sz w:val="18"/>
+          <w:szCs w:val="18"/>
+        </w:rPr>
+        <w:t>#</w:t>
+      </w:r>
+      <w:r>
+        <w:rPr>
+          <w:rFonts w:ascii="Consolas" w:eastAsia="Consolas" w:hAnsi="Consolas" w:cs="Consolas"/>
+          <w:sz w:val="18"/>
+          <w:szCs w:val="18"/>
+        </w:rPr>
+        <w:t xml:space="preserve"> Filtrage des pics</w:t>
+      </w:r>
+    </w:p>
+    <w:p>
+      <w:pPr>
+        <w:ind w:left="300"/>
+        <w:rPr>
+          <w:rFonts w:ascii="Consolas" w:eastAsia="Consolas" w:hAnsi="Consolas" w:cs="Consolas"/>
+          <w:sz w:val="18"/>
+          <w:szCs w:val="18"/>
+        </w:rPr>
+      </w:pPr>
+      <w:r>
+        <w:rPr>
+          <w:rFonts w:ascii="Consolas" w:eastAsia="Consolas" w:hAnsi="Consolas" w:cs="Consolas"/>
+          <w:sz w:val="18"/>
+          <w:szCs w:val="18"/>
+        </w:rPr>
+        <w:t xml:space="preserve">│   │                              </w:t>
+      </w:r>
+    </w:p>
+    <w:p>
+      <w:pPr>
+        <w:ind w:firstLine="300"/>
+        <w:rPr>
+          <w:rFonts w:ascii="Consolas" w:eastAsia="Consolas" w:hAnsi="Consolas" w:cs="Consolas"/>
+          <w:sz w:val="18"/>
+          <w:szCs w:val="18"/>
+        </w:rPr>
+      </w:pPr>
+      <w:r>
+        <w:rPr>
+          <w:rFonts w:ascii="Consolas" w:eastAsia="Consolas" w:hAnsi="Consolas" w:cs="Consolas"/>
+          <w:sz w:val="18"/>
+          <w:szCs w:val="18"/>
+        </w:rPr>
+        <w:t xml:space="preserve">│   │                             </w:t>
+      </w:r>
+    </w:p>
+    <w:p>
+      <w:pPr>
+        <w:ind w:firstLine="300"/>
+        <w:rPr>
+          <w:rFonts w:ascii="Consolas" w:eastAsia="Consolas" w:hAnsi="Consolas" w:cs="Consolas"/>
+          <w:sz w:val="18"/>
+          <w:szCs w:val="18"/>
+        </w:rPr>
+      </w:pPr>
+      <w:r>
+        <w:rPr>
+          <w:rFonts w:ascii="Consolas" w:eastAsia="Consolas" w:hAnsi="Consolas" w:cs="Consolas"/>
+          <w:sz w:val="18"/>
+          <w:szCs w:val="18"/>
+        </w:rPr>
+        <w:t xml:space="preserve">│   │                              </w:t>
+      </w:r>
+    </w:p>
+    <w:p>
+      <w:pPr>
+        <w:ind w:left="300"/>
+        <w:rPr>
+          <w:rFonts w:ascii="Consolas" w:eastAsia="Consolas" w:hAnsi="Consolas" w:cs="Consolas"/>
+          <w:sz w:val="18"/>
+          <w:szCs w:val="18"/>
+        </w:rPr>
+      </w:pPr>
+      <w:r>
+        <w:rPr>
+          <w:rFonts w:ascii="Consolas" w:eastAsia="Consolas" w:hAnsi="Consolas" w:cs="Consolas"/>
+          <w:sz w:val="18"/>
+          <w:szCs w:val="18"/>
+        </w:rPr>
+        <w:t xml:space="preserve">│   │                              </w:t>
+      </w:r>
+    </w:p>
+    <w:p>
+      <w:pPr>
+        <w:ind w:firstLine="300"/>
+        <w:rPr>
+          <w:rFonts w:ascii="Consolas" w:eastAsia="Consolas" w:hAnsi="Consolas" w:cs="Consolas"/>
+          <w:sz w:val="18"/>
+          <w:szCs w:val="18"/>
+        </w:rPr>
+      </w:pPr>
+      <w:r>
+        <w:rPr>
+          <w:rFonts w:ascii="Consolas" w:eastAsia="Consolas" w:hAnsi="Consolas" w:cs="Consolas"/>
+          <w:sz w:val="18"/>
+          <w:szCs w:val="18"/>
+        </w:rPr>
+        <w:t>│   │</w:t>
+      </w:r>
+    </w:p>
+    <w:p>
+      <w:pPr>
+        <w:ind w:firstLine="300"/>
+      </w:pPr>
+      <w:r>
+        <w:rPr>
+          <w:rFonts w:ascii="Consolas" w:eastAsia="Consolas" w:hAnsi="Consolas" w:cs="Consolas"/>
+          <w:sz w:val="18"/>
+          <w:szCs w:val="18"/>
+        </w:rPr>
+        <w:t>│   ├──</w:t>
+      </w:r>
+      <w:proofErr w:type="spellStart"/>
+      <w:r>
+        <w:rPr>
+          <w:rFonts w:ascii="Consolas" w:eastAsia="Consolas" w:hAnsi="Consolas" w:cs="Consolas"/>
+          <w:sz w:val="18"/>
+          <w:szCs w:val="18"/>
+        </w:rPr>
+        <w:t>CNN_</w:t>
+      </w:r>
+      <w:proofErr w:type="gramStart"/>
+      <w:r>
+        <w:rPr>
+          <w:rFonts w:ascii="Consolas" w:eastAsia="Consolas" w:hAnsi="Consolas" w:cs="Consolas"/>
+          <w:sz w:val="18"/>
+          <w:szCs w:val="18"/>
+        </w:rPr>
+        <w:t>clustering.R</w:t>
+      </w:r>
+      <w:proofErr w:type="spellEnd"/>
+      <w:proofErr w:type="gramEnd"/>
+      <w:r>
+        <w:rPr>
+          <w:rFonts w:ascii="Consolas" w:eastAsia="Consolas" w:hAnsi="Consolas" w:cs="Consolas"/>
+          <w:sz w:val="18"/>
+          <w:szCs w:val="18"/>
+        </w:rPr>
+        <w:t xml:space="preserve">            </w:t>
+      </w:r>
+      <w:r>
+        <w:rPr>
+          <w:rFonts w:ascii="Consolas" w:eastAsia="Consolas" w:hAnsi="Consolas" w:cs="Consolas"/>
+          <w:sz w:val="18"/>
+          <w:szCs w:val="18"/>
+        </w:rPr>
+        <w:t>#</w:t>
+      </w:r>
+      <w:r>
+        <w:rPr>
+          <w:rFonts w:ascii="Consolas" w:eastAsia="Consolas" w:hAnsi="Consolas" w:cs="Consolas"/>
+          <w:sz w:val="18"/>
+          <w:szCs w:val="18"/>
+        </w:rPr>
+        <w:t xml:space="preserve"> Clustering et </w:t>
+      </w:r>
+      <w:proofErr w:type="spellStart"/>
+      <w:r>
+        <w:rPr>
+          <w:rFonts w:ascii="Consolas" w:eastAsia="Consolas" w:hAnsi="Consolas" w:cs="Consolas"/>
+          <w:sz w:val="18"/>
+          <w:szCs w:val="18"/>
+        </w:rPr>
+        <w:t>bounding</w:t>
+      </w:r>
+      <w:proofErr w:type="spellEnd"/>
+      <w:r>
+        <w:rPr>
+          <w:rFonts w:ascii="Consolas" w:eastAsia="Consolas" w:hAnsi="Consolas" w:cs="Consolas"/>
+          <w:sz w:val="18"/>
+          <w:szCs w:val="18"/>
+        </w:rPr>
+        <w:t xml:space="preserve"> boxes</w:t>
+      </w:r>
+    </w:p>
+    <w:p>
+      <w:pPr>
+        <w:ind w:firstLine="300"/>
+      </w:pPr>
+      <w:r>
+        <w:rPr>
+          <w:rFonts w:ascii="Consolas" w:eastAsia="Consolas" w:hAnsi="Consolas" w:cs="Consolas"/>
+          <w:sz w:val="18"/>
+          <w:szCs w:val="18"/>
+        </w:rPr>
+        <w:t>│   │                              #</w:t>
+      </w:r>
+      <w:r>
+        <w:rPr>
+          <w:rFonts w:ascii="Consolas" w:eastAsia="Consolas" w:hAnsi="Consolas" w:cs="Consolas"/>
+          <w:sz w:val="18"/>
+          <w:szCs w:val="18"/>
+        </w:rPr>
+        <w:t xml:space="preserve"> </w:t>
+      </w:r>
+      <w:proofErr w:type="spellStart"/>
+      <w:r>
+        <w:rPr>
+          <w:rFonts w:ascii="Consolas" w:eastAsia="Consolas" w:hAnsi="Consolas" w:cs="Consolas"/>
+          <w:sz w:val="18"/>
+          <w:szCs w:val="18"/>
+        </w:rPr>
+        <w:t>merge_overlapping_</w:t>
+      </w:r>
+      <w:proofErr w:type="gramStart"/>
+      <w:r>
+        <w:rPr>
+          <w:rFonts w:ascii="Consolas" w:eastAsia="Consolas" w:hAnsi="Consolas" w:cs="Consolas"/>
+          <w:sz w:val="18"/>
+          <w:szCs w:val="18"/>
+        </w:rPr>
+        <w:t>boxes</w:t>
+      </w:r>
+      <w:proofErr w:type="spellEnd"/>
+      <w:r>
+        <w:rPr>
+          <w:rFonts w:ascii="Consolas" w:eastAsia="Consolas" w:hAnsi="Consolas" w:cs="Consolas"/>
+          <w:sz w:val="18"/>
+          <w:szCs w:val="18"/>
+        </w:rPr>
+        <w:t>(</w:t>
+      </w:r>
+      <w:proofErr w:type="gramEnd"/>
+      <w:r>
+        <w:rPr>
+          <w:rFonts w:ascii="Consolas" w:eastAsia="Consolas" w:hAnsi="Consolas" w:cs="Consolas"/>
+          <w:sz w:val="18"/>
+          <w:szCs w:val="18"/>
+        </w:rPr>
+        <w:t>)</w:t>
+      </w:r>
+    </w:p>
+    <w:p>
+      <w:pPr>
+        <w:ind w:firstLine="300"/>
+        <w:rPr>
+          <w:rFonts w:ascii="Consolas" w:eastAsia="Consolas" w:hAnsi="Consolas" w:cs="Consolas"/>
+          <w:sz w:val="18"/>
+          <w:szCs w:val="18"/>
+        </w:rPr>
+      </w:pPr>
+      <w:r>
+        <w:rPr>
+          <w:rFonts w:ascii="Consolas" w:eastAsia="Consolas" w:hAnsi="Consolas" w:cs="Consolas"/>
+          <w:sz w:val="18"/>
+          <w:szCs w:val="18"/>
+        </w:rPr>
+        <w:t>│   │                              #</w:t>
+      </w:r>
+      <w:r>
+        <w:rPr>
+          <w:rFonts w:ascii="Consolas" w:eastAsia="Consolas" w:hAnsi="Consolas" w:cs="Consolas"/>
+          <w:sz w:val="18"/>
+          <w:szCs w:val="18"/>
+        </w:rPr>
+        <w:t xml:space="preserve"> </w:t>
+      </w:r>
+      <w:proofErr w:type="spellStart"/>
+      <w:r>
+        <w:rPr>
+          <w:rFonts w:ascii="Consolas" w:eastAsia="Consolas" w:hAnsi="Consolas" w:cs="Consolas"/>
+          <w:sz w:val="18"/>
+          <w:szCs w:val="18"/>
+        </w:rPr>
+        <w:t>process_peaks_with_</w:t>
+      </w:r>
+      <w:proofErr w:type="gramStart"/>
+      <w:r>
+        <w:rPr>
+          <w:rFonts w:ascii="Consolas" w:eastAsia="Consolas" w:hAnsi="Consolas" w:cs="Consolas"/>
+          <w:sz w:val="18"/>
+          <w:szCs w:val="18"/>
+        </w:rPr>
+        <w:t>dbscan</w:t>
+      </w:r>
+      <w:proofErr w:type="spellEnd"/>
+      <w:r>
+        <w:rPr>
+          <w:rFonts w:ascii="Consolas" w:eastAsia="Consolas" w:hAnsi="Consolas" w:cs="Consolas"/>
+          <w:sz w:val="18"/>
+          <w:szCs w:val="18"/>
+        </w:rPr>
+        <w:t>(</w:t>
+      </w:r>
+      <w:proofErr w:type="gramEnd"/>
+      <w:r>
+        <w:rPr>
+          <w:rFonts w:ascii="Consolas" w:eastAsia="Consolas" w:hAnsi="Consolas" w:cs="Consolas"/>
+          <w:sz w:val="18"/>
+          <w:szCs w:val="18"/>
+        </w:rPr>
+        <w:t>)</w:t>
+      </w:r>
+    </w:p>
+    <w:p>
+      <w:pPr>
+        <w:ind w:firstLine="300"/>
+      </w:pPr>
+      <w:r>
+        <w:rPr>
+          <w:rFonts w:ascii="Consolas" w:eastAsia="Consolas" w:hAnsi="Consolas" w:cs="Consolas"/>
+          <w:sz w:val="18"/>
+          <w:szCs w:val="18"/>
+        </w:rPr>
+        <w:t>│   │</w:t>
+      </w:r>
+    </w:p>
+    <w:p>
+      <w:pPr>
+        <w:ind w:firstLine="300"/>
+        <w:rPr>
+          <w:rFonts w:ascii="Consolas" w:eastAsia="Consolas" w:hAnsi="Consolas" w:cs="Consolas"/>
+          <w:sz w:val="18"/>
+          <w:szCs w:val="18"/>
+        </w:rPr>
+      </w:pPr>
+      <w:r>
+        <w:rPr>
+          <w:rFonts w:ascii="Consolas" w:eastAsia="Consolas" w:hAnsi="Consolas" w:cs="Consolas"/>
+          <w:sz w:val="18"/>
+          <w:szCs w:val="18"/>
+        </w:rPr>
+        <w:t xml:space="preserve">│ </w:t>
+      </w:r>
+      <w:r>
+        <w:t xml:space="preserve">   </w:t>
+      </w:r>
+      <w:r>
+        <w:rPr>
+          <w:rFonts w:ascii="Consolas" w:eastAsia="Consolas" w:hAnsi="Consolas" w:cs="Consolas"/>
+          <w:sz w:val="18"/>
+          <w:szCs w:val="18"/>
+        </w:rPr>
+        <w:t xml:space="preserve">└── </w:t>
+      </w:r>
+      <w:proofErr w:type="spellStart"/>
+      <w:r>
+        <w:rPr>
+          <w:rFonts w:ascii="Consolas" w:eastAsia="Consolas" w:hAnsi="Consolas" w:cs="Consolas"/>
+          <w:sz w:val="18"/>
+          <w:szCs w:val="18"/>
+        </w:rPr>
+        <w:t>CNN_</w:t>
+      </w:r>
+      <w:proofErr w:type="gramStart"/>
+      <w:r>
+        <w:rPr>
+          <w:rFonts w:ascii="Consolas" w:eastAsia="Consolas" w:hAnsi="Consolas" w:cs="Consolas"/>
+          <w:sz w:val="18"/>
+          <w:szCs w:val="18"/>
+        </w:rPr>
+        <w:t>main.R</w:t>
+      </w:r>
+      <w:proofErr w:type="spellEnd"/>
+      <w:proofErr w:type="gramEnd"/>
+      <w:r>
+        <w:rPr>
+          <w:rFonts w:ascii="Consolas" w:eastAsia="Consolas" w:hAnsi="Consolas" w:cs="Consolas"/>
+          <w:sz w:val="18"/>
+          <w:szCs w:val="18"/>
+        </w:rPr>
+        <w:t xml:space="preserve">                 </w:t>
+      </w:r>
+      <w:r>
+        <w:rPr>
+          <w:rFonts w:ascii="Consolas" w:eastAsia="Consolas" w:hAnsi="Consolas" w:cs="Consolas"/>
+          <w:sz w:val="18"/>
+          <w:szCs w:val="18"/>
+        </w:rPr>
+        <w:t>#</w:t>
+      </w:r>
+      <w:r>
+        <w:rPr>
+          <w:rFonts w:ascii="Consolas" w:eastAsia="Consolas" w:hAnsi="Consolas" w:cs="Consolas"/>
+          <w:sz w:val="18"/>
+          <w:szCs w:val="18"/>
+        </w:rPr>
+        <w:t xml:space="preserve"> Fonction principale</w:t>
+      </w:r>
+    </w:p>
+    <w:p>
+      <w:pPr>
+        <w:ind w:firstLine="300"/>
+        <w:rPr>
+          <w:rFonts w:ascii="Consolas" w:eastAsia="Consolas" w:hAnsi="Consolas" w:cs="Consolas"/>
+          <w:sz w:val="18"/>
+          <w:szCs w:val="18"/>
+        </w:rPr>
+      </w:pPr>
+      <w:r>
+        <w:rPr>
+          <w:rFonts w:ascii="Consolas" w:eastAsia="Consolas" w:hAnsi="Consolas" w:cs="Consolas"/>
+          <w:sz w:val="18"/>
+          <w:szCs w:val="18"/>
+        </w:rPr>
+        <w:t>│                                  #</w:t>
+      </w:r>
+      <w:r>
+        <w:rPr>
+          <w:rFonts w:ascii="Consolas" w:eastAsia="Consolas" w:hAnsi="Consolas" w:cs="Consolas"/>
+          <w:sz w:val="18"/>
+          <w:szCs w:val="18"/>
+        </w:rPr>
+        <w:t xml:space="preserve"> </w:t>
+      </w:r>
+      <w:proofErr w:type="spellStart"/>
+      <w:r>
+        <w:rPr>
+          <w:rFonts w:ascii="Consolas" w:eastAsia="Consolas" w:hAnsi="Consolas" w:cs="Consolas"/>
+          <w:sz w:val="18"/>
+          <w:szCs w:val="18"/>
+        </w:rPr>
+        <w:t>run_cnn_peak_</w:t>
+      </w:r>
+      <w:proofErr w:type="gramStart"/>
+      <w:r>
+        <w:rPr>
+          <w:rFonts w:ascii="Consolas" w:eastAsia="Consolas" w:hAnsi="Consolas" w:cs="Consolas"/>
+          <w:sz w:val="18"/>
+          <w:szCs w:val="18"/>
+        </w:rPr>
+        <w:t>picking</w:t>
+      </w:r>
+      <w:proofErr w:type="spellEnd"/>
+      <w:r>
+        <w:rPr>
+          <w:rFonts w:ascii="Consolas" w:eastAsia="Consolas" w:hAnsi="Consolas" w:cs="Consolas"/>
+          <w:sz w:val="18"/>
+          <w:szCs w:val="18"/>
+        </w:rPr>
+        <w:t>(</w:t>
+      </w:r>
+      <w:proofErr w:type="gramEnd"/>
+      <w:r>
+        <w:rPr>
+          <w:rFonts w:ascii="Consolas" w:eastAsia="Consolas" w:hAnsi="Consolas" w:cs="Consolas"/>
+          <w:sz w:val="18"/>
+          <w:szCs w:val="18"/>
+        </w:rPr>
+        <w:t>)</w:t>
+      </w:r>
+    </w:p>
+    <w:p>
+      <w:pPr>
+        <w:ind w:firstLine="300"/>
+        <w:rPr>
+          <w:rFonts w:ascii="Consolas" w:eastAsia="Consolas" w:hAnsi="Consolas" w:cs="Consolas"/>
+          <w:sz w:val="18"/>
+          <w:szCs w:val="18"/>
+        </w:rPr>
+      </w:pPr>
+      <w:r>
+        <w:rPr>
+          <w:rFonts w:ascii="Consolas" w:eastAsia="Consolas" w:hAnsi="Consolas" w:cs="Consolas"/>
+          <w:sz w:val="18"/>
+          <w:szCs w:val="18"/>
+        </w:rPr>
+        <w:t>│</w:t>
+      </w:r>
+    </w:p>
+    <w:p>
+      <w:pPr>
+        <w:ind w:firstLine="300"/>
+      </w:pPr>
+      <w:r>
+        <w:rPr>
+          <w:rFonts w:ascii="Consolas" w:eastAsia="Consolas" w:hAnsi="Consolas" w:cs="Consolas"/>
+          <w:sz w:val="18"/>
+          <w:szCs w:val="18"/>
+        </w:rPr>
+        <w:t>│</w:t>
+      </w:r>
+    </w:p>
+    <w:p>
+      <w:pPr>
+        <w:ind w:firstLine="300"/>
+        <w:rPr>
+          <w:rFonts w:ascii="Consolas" w:eastAsia="Consolas" w:hAnsi="Consolas" w:cs="Consolas"/>
+          <w:sz w:val="18"/>
+          <w:szCs w:val="18"/>
+        </w:rPr>
+      </w:pPr>
+      <w:r>
+        <w:rPr>
+          <w:rFonts w:ascii="Consolas" w:eastAsia="Consolas" w:hAnsi="Consolas" w:cs="Consolas"/>
+          <w:sz w:val="18"/>
+          <w:szCs w:val="18"/>
+        </w:rPr>
+        <w:t>├──</w:t>
+      </w:r>
+      <w:r>
+        <w:rPr>
+          <w:rFonts w:ascii="Consolas" w:eastAsia="Consolas" w:hAnsi="Consolas" w:cs="Consolas"/>
+          <w:sz w:val="18"/>
+          <w:szCs w:val="18"/>
+        </w:rPr>
+        <w:t xml:space="preserve"> </w:t>
+      </w:r>
+      <w:proofErr w:type="spellStart"/>
+      <w:r>
+        <w:rPr>
+          <w:rFonts w:ascii="Consolas" w:eastAsia="Consolas" w:hAnsi="Consolas" w:cs="Consolas"/>
+          <w:sz w:val="18"/>
+          <w:szCs w:val="18"/>
+        </w:rPr>
+        <w:t>saved_model</w:t>
+      </w:r>
+      <w:proofErr w:type="spellEnd"/>
+      <w:r>
+        <w:rPr>
+          <w:rFonts w:ascii="Consolas" w:eastAsia="Consolas" w:hAnsi="Consolas" w:cs="Consolas"/>
+          <w:sz w:val="18"/>
+          <w:szCs w:val="18"/>
+        </w:rPr>
+        <w:t xml:space="preserve">/                   </w:t>
+      </w:r>
+      <w:r>
+        <w:rPr>
+          <w:rFonts w:ascii="Consolas" w:eastAsia="Consolas" w:hAnsi="Consolas" w:cs="Consolas"/>
+          <w:sz w:val="18"/>
+          <w:szCs w:val="18"/>
+        </w:rPr>
+        <w:t>#</w:t>
+      </w:r>
+      <w:r>
+        <w:rPr>
+          <w:rFonts w:ascii="Consolas" w:eastAsia="Consolas" w:hAnsi="Consolas" w:cs="Consolas"/>
+          <w:sz w:val="18"/>
+          <w:szCs w:val="18"/>
+        </w:rPr>
+        <w:t xml:space="preserve"> </w:t>
+      </w:r>
+      <w:r>
+        <w:rPr>
+          <w:rFonts w:ascii="Consolas" w:eastAsia="Consolas" w:hAnsi="Consolas" w:cs="Consolas"/>
+          <w:sz w:val="18"/>
+          <w:szCs w:val="18"/>
+        </w:rPr>
+        <w:t xml:space="preserve">═══ </w:t>
+      </w:r>
+      <w:r>
+        <w:rPr>
+          <w:rFonts w:ascii="Consolas" w:eastAsia="Consolas" w:hAnsi="Consolas" w:cs="Consolas"/>
+          <w:sz w:val="18"/>
+          <w:szCs w:val="18"/>
+        </w:rPr>
+        <w:t>MODELE PRE-ENTRAINE</w:t>
+      </w:r>
+      <w:r>
+        <w:rPr>
+          <w:rFonts w:ascii="Consolas" w:eastAsia="Consolas" w:hAnsi="Consolas" w:cs="Consolas"/>
+          <w:sz w:val="18"/>
+          <w:szCs w:val="18"/>
+        </w:rPr>
+        <w:t xml:space="preserve"> ═══</w:t>
+      </w:r>
+    </w:p>
+    <w:p>
+      <w:pPr>
+        <w:ind w:firstLine="300"/>
+      </w:pPr>
+      <w:r>
+        <w:rPr>
+          <w:rFonts w:ascii="Consolas" w:eastAsia="Consolas" w:hAnsi="Consolas" w:cs="Consolas"/>
+          <w:sz w:val="18"/>
+          <w:szCs w:val="18"/>
+        </w:rPr>
+        <w:t>│</w:t>
+      </w:r>
+      <w:r>
+        <w:rPr>
+          <w:rFonts w:ascii="Consolas" w:eastAsia="Consolas" w:hAnsi="Consolas" w:cs="Consolas"/>
+          <w:sz w:val="18"/>
+          <w:szCs w:val="18"/>
+        </w:rPr>
+        <w:t xml:space="preserve">   </w:t>
+      </w:r>
+      <w:r>
+        <w:rPr>
+          <w:rFonts w:ascii="Consolas" w:eastAsia="Consolas" w:hAnsi="Consolas" w:cs="Consolas"/>
+          <w:sz w:val="18"/>
+          <w:szCs w:val="18"/>
+        </w:rPr>
+        <w:t>└──</w:t>
+      </w:r>
+      <w:r>
+        <w:rPr>
+          <w:rFonts w:ascii="Consolas" w:eastAsia="Consolas" w:hAnsi="Consolas" w:cs="Consolas"/>
+          <w:sz w:val="18"/>
+          <w:szCs w:val="18"/>
+        </w:rPr>
+        <w:t xml:space="preserve"> </w:t>
+      </w:r>
+      <w:proofErr w:type="spellStart"/>
+      <w:r>
+        <w:rPr>
+          <w:rFonts w:ascii="Consolas" w:eastAsia="Consolas" w:hAnsi="Consolas" w:cs="Consolas"/>
+          <w:sz w:val="18"/>
+          <w:szCs w:val="18"/>
+        </w:rPr>
+        <w:t>weights</w:t>
+      </w:r>
+      <w:proofErr w:type="spellEnd"/>
+      <w:r>
+        <w:rPr>
+          <w:rFonts w:ascii="Consolas" w:eastAsia="Consolas" w:hAnsi="Consolas" w:cs="Consolas"/>
+          <w:sz w:val="18"/>
+          <w:szCs w:val="18"/>
+        </w:rPr>
+        <w:t xml:space="preserve">/                   </w:t>
+      </w:r>
+      <w:r>
+        <w:rPr>
+          <w:rFonts w:ascii="Consolas" w:eastAsia="Consolas" w:hAnsi="Consolas" w:cs="Consolas"/>
+          <w:sz w:val="18"/>
+          <w:szCs w:val="18"/>
+        </w:rPr>
+        <w:t>#</w:t>
+      </w:r>
+      <w:r>
+        <w:rPr>
+          <w:rFonts w:ascii="Consolas" w:eastAsia="Consolas" w:hAnsi="Consolas" w:cs="Consolas"/>
+          <w:sz w:val="18"/>
+          <w:szCs w:val="18"/>
+        </w:rPr>
+        <w:t xml:space="preserve"> Poids </w:t>
+      </w:r>
+      <w:proofErr w:type="spellStart"/>
+      <w:r>
+        <w:rPr>
+          <w:rFonts w:ascii="Consolas" w:eastAsia="Consolas" w:hAnsi="Consolas" w:cs="Consolas"/>
+          <w:sz w:val="18"/>
+          <w:szCs w:val="18"/>
+        </w:rPr>
+        <w:t>Tensorflow</w:t>
+      </w:r>
+      <w:proofErr w:type="spellEnd"/>
+      <w:r>
+        <w:rPr>
+          <w:rFonts w:ascii="Consolas" w:eastAsia="Consolas" w:hAnsi="Consolas" w:cs="Consolas"/>
+          <w:sz w:val="18"/>
+          <w:szCs w:val="18"/>
+        </w:rPr>
+        <w:t xml:space="preserve"> du CNN</w:t>
+      </w:r>
+    </w:p>
+    <w:p>
+      <w:pPr>
+        <w:ind w:firstLine="300"/>
+        <w:rPr>
+          <w:rFonts w:ascii="Consolas" w:eastAsia="Consolas" w:hAnsi="Consolas" w:cs="Consolas"/>
+          <w:sz w:val="18"/>
+          <w:szCs w:val="18"/>
+        </w:rPr>
+      </w:pPr>
+      <w:r>
+        <w:rPr>
+          <w:rFonts w:ascii="Consolas" w:eastAsia="Consolas" w:hAnsi="Consolas" w:cs="Consolas"/>
+          <w:sz w:val="18"/>
+          <w:szCs w:val="18"/>
+        </w:rPr>
+        <w:t>│</w:t>
+      </w:r>
+    </w:p>
+    <w:p>
+      <w:pPr>
+        <w:ind w:firstLine="300"/>
+      </w:pPr>
+      <w:r>
+        <w:rPr>
+          <w:rFonts w:ascii="Consolas" w:eastAsia="Consolas" w:hAnsi="Consolas" w:cs="Consolas"/>
+          <w:sz w:val="18"/>
+          <w:szCs w:val="18"/>
+        </w:rPr>
+        <w:t>│</w:t>
+      </w:r>
     </w:p>
     <w:p>
       <w:pPr>
@@ -2052,6 +3615,7 @@
           <w:sz w:val="18"/>
           <w:szCs w:val="18"/>
         </w:rPr>
+        <w:lastRenderedPageBreak/>
         <w:t xml:space="preserve">    ├── run_tests.R                # Script principal d’exécution</w:t>
       </w:r>
     </w:p>
@@ -2100,12 +3664,6 @@
         <w:gridCol w:w="4774"/>
       </w:tblGrid>
       <w:tr>
-        <w:tblPrEx>
-          <w:tblCellMar>
-            <w:top w:w="0" w:type="dxa"/>
-            <w:bottom w:w="0" w:type="dxa"/>
-          </w:tblCellMar>
-        </w:tblPrEx>
         <w:tc>
           <w:tcPr>
             <w:tcW w:w="2000" w:type="dxa"/>
@@ -2216,12 +3774,6 @@
         </w:tc>
       </w:tr>
       <w:tr>
-        <w:tblPrEx>
-          <w:tblCellMar>
-            <w:top w:w="0" w:type="dxa"/>
-            <w:bottom w:w="0" w:type="dxa"/>
-          </w:tblCellMar>
-        </w:tblPrEx>
         <w:tc>
           <w:tcPr>
             <w:tcW w:w="2000" w:type="dxa"/>
@@ -2312,12 +3864,6 @@
         </w:tc>
       </w:tr>
       <w:tr>
-        <w:tblPrEx>
-          <w:tblCellMar>
-            <w:top w:w="0" w:type="dxa"/>
-            <w:bottom w:w="0" w:type="dxa"/>
-          </w:tblCellMar>
-        </w:tblPrEx>
         <w:tc>
           <w:tcPr>
             <w:tcW w:w="2000" w:type="dxa"/>
@@ -2408,12 +3954,6 @@
         </w:tc>
       </w:tr>
       <w:tr>
-        <w:tblPrEx>
-          <w:tblCellMar>
-            <w:top w:w="0" w:type="dxa"/>
-            <w:bottom w:w="0" w:type="dxa"/>
-          </w:tblCellMar>
-        </w:tblPrEx>
         <w:tc>
           <w:tcPr>
             <w:tcW w:w="2000" w:type="dxa"/>
@@ -2504,12 +4044,6 @@
         </w:tc>
       </w:tr>
       <w:tr>
-        <w:tblPrEx>
-          <w:tblCellMar>
-            <w:top w:w="0" w:type="dxa"/>
-            <w:bottom w:w="0" w:type="dxa"/>
-          </w:tblCellMar>
-        </w:tblPrEx>
         <w:tc>
           <w:tcPr>
             <w:tcW w:w="2000" w:type="dxa"/>
@@ -2600,12 +4134,6 @@
         </w:tc>
       </w:tr>
       <w:tr>
-        <w:tblPrEx>
-          <w:tblCellMar>
-            <w:top w:w="0" w:type="dxa"/>
-            <w:bottom w:w="0" w:type="dxa"/>
-          </w:tblCellMar>
-        </w:tblPrEx>
         <w:tc>
           <w:tcPr>
             <w:tcW w:w="2000" w:type="dxa"/>
@@ -2696,12 +4224,6 @@
         </w:tc>
       </w:tr>
       <w:tr>
-        <w:tblPrEx>
-          <w:tblCellMar>
-            <w:top w:w="0" w:type="dxa"/>
-            <w:bottom w:w="0" w:type="dxa"/>
-          </w:tblCellMar>
-        </w:tblPrEx>
         <w:tc>
           <w:tcPr>
             <w:tcW w:w="2000" w:type="dxa"/>
@@ -2792,12 +4314,6 @@
         </w:tc>
       </w:tr>
       <w:tr>
-        <w:tblPrEx>
-          <w:tblCellMar>
-            <w:top w:w="0" w:type="dxa"/>
-            <w:bottom w:w="0" w:type="dxa"/>
-          </w:tblCellMar>
-        </w:tblPrEx>
         <w:tc>
           <w:tcPr>
             <w:tcW w:w="2000" w:type="dxa"/>
@@ -2888,12 +4404,6 @@
         </w:tc>
       </w:tr>
       <w:tr>
-        <w:tblPrEx>
-          <w:tblCellMar>
-            <w:top w:w="0" w:type="dxa"/>
-            <w:bottom w:w="0" w:type="dxa"/>
-          </w:tblCellMar>
-        </w:tblPrEx>
         <w:tc>
           <w:tcPr>
             <w:tcW w:w="2000" w:type="dxa"/>
@@ -2984,12 +4494,6 @@
         </w:tc>
       </w:tr>
       <w:tr>
-        <w:tblPrEx>
-          <w:tblCellMar>
-            <w:top w:w="0" w:type="dxa"/>
-            <w:bottom w:w="0" w:type="dxa"/>
-          </w:tblCellMar>
-        </w:tblPrEx>
         <w:tc>
           <w:tcPr>
             <w:tcW w:w="2000" w:type="dxa"/>
@@ -3080,12 +4584,6 @@
         </w:tc>
       </w:tr>
       <w:tr>
-        <w:tblPrEx>
-          <w:tblCellMar>
-            <w:top w:w="0" w:type="dxa"/>
-            <w:bottom w:w="0" w:type="dxa"/>
-          </w:tblCellMar>
-        </w:tblPrEx>
         <w:tc>
           <w:tcPr>
             <w:tcW w:w="2000" w:type="dxa"/>
@@ -3176,12 +4674,6 @@
         </w:tc>
       </w:tr>
       <w:tr>
-        <w:tblPrEx>
-          <w:tblCellMar>
-            <w:top w:w="0" w:type="dxa"/>
-            <w:bottom w:w="0" w:type="dxa"/>
-          </w:tblCellMar>
-        </w:tblPrEx>
         <w:tc>
           <w:tcPr>
             <w:tcW w:w="2000" w:type="dxa"/>
@@ -3272,12 +4764,6 @@
         </w:tc>
       </w:tr>
       <w:tr>
-        <w:tblPrEx>
-          <w:tblCellMar>
-            <w:top w:w="0" w:type="dxa"/>
-            <w:bottom w:w="0" w:type="dxa"/>
-          </w:tblCellMar>
-        </w:tblPrEx>
         <w:tc>
           <w:tcPr>
             <w:tcW w:w="2000" w:type="dxa"/>
@@ -3368,12 +4854,6 @@
         </w:tc>
       </w:tr>
       <w:tr>
-        <w:tblPrEx>
-          <w:tblCellMar>
-            <w:top w:w="0" w:type="dxa"/>
-            <w:bottom w:w="0" w:type="dxa"/>
-          </w:tblCellMar>
-        </w:tblPrEx>
         <w:tc>
           <w:tcPr>
             <w:tcW w:w="2000" w:type="dxa"/>
@@ -3464,12 +4944,6 @@
         </w:tc>
       </w:tr>
       <w:tr>
-        <w:tblPrEx>
-          <w:tblCellMar>
-            <w:top w:w="0" w:type="dxa"/>
-            <w:bottom w:w="0" w:type="dxa"/>
-          </w:tblCellMar>
-        </w:tblPrEx>
         <w:tc>
           <w:tcPr>
             <w:tcW w:w="2000" w:type="dxa"/>
@@ -3560,12 +5034,6 @@
         </w:tc>
       </w:tr>
       <w:tr>
-        <w:tblPrEx>
-          <w:tblCellMar>
-            <w:top w:w="0" w:type="dxa"/>
-            <w:bottom w:w="0" w:type="dxa"/>
-          </w:tblCellMar>
-        </w:tblPrEx>
         <w:tc>
           <w:tcPr>
             <w:tcW w:w="2000" w:type="dxa"/>
@@ -3656,12 +5124,6 @@
         </w:tc>
       </w:tr>
       <w:tr>
-        <w:tblPrEx>
-          <w:tblCellMar>
-            <w:top w:w="0" w:type="dxa"/>
-            <w:bottom w:w="0" w:type="dxa"/>
-          </w:tblCellMar>
-        </w:tblPrEx>
         <w:tc>
           <w:tcPr>
             <w:tcW w:w="2000" w:type="dxa"/>
@@ -3752,12 +5214,6 @@
         </w:tc>
       </w:tr>
       <w:tr>
-        <w:tblPrEx>
-          <w:tblCellMar>
-            <w:top w:w="0" w:type="dxa"/>
-            <w:bottom w:w="0" w:type="dxa"/>
-          </w:tblCellMar>
-        </w:tblPrEx>
         <w:tc>
           <w:tcPr>
             <w:tcW w:w="2000" w:type="dxa"/>
@@ -3848,12 +5304,6 @@
         </w:tc>
       </w:tr>
       <w:tr>
-        <w:tblPrEx>
-          <w:tblCellMar>
-            <w:top w:w="0" w:type="dxa"/>
-            <w:bottom w:w="0" w:type="dxa"/>
-          </w:tblCellMar>
-        </w:tblPrEx>
         <w:tc>
           <w:tcPr>
             <w:tcW w:w="2000" w:type="dxa"/>
@@ -3944,12 +5394,6 @@
         </w:tc>
       </w:tr>
       <w:tr>
-        <w:tblPrEx>
-          <w:tblCellMar>
-            <w:top w:w="0" w:type="dxa"/>
-            <w:bottom w:w="0" w:type="dxa"/>
-          </w:tblCellMar>
-        </w:tblPrEx>
         <w:tc>
           <w:tcPr>
             <w:tcW w:w="2000" w:type="dxa"/>
@@ -4040,12 +5484,6 @@
         </w:tc>
       </w:tr>
       <w:tr>
-        <w:tblPrEx>
-          <w:tblCellMar>
-            <w:top w:w="0" w:type="dxa"/>
-            <w:bottom w:w="0" w:type="dxa"/>
-          </w:tblCellMar>
-        </w:tblPrEx>
         <w:tc>
           <w:tcPr>
             <w:tcW w:w="2000" w:type="dxa"/>
@@ -4136,12 +5574,6 @@
         </w:tc>
       </w:tr>
       <w:tr>
-        <w:tblPrEx>
-          <w:tblCellMar>
-            <w:top w:w="0" w:type="dxa"/>
-            <w:bottom w:w="0" w:type="dxa"/>
-          </w:tblCellMar>
-        </w:tblPrEx>
         <w:tc>
           <w:tcPr>
             <w:tcW w:w="2000" w:type="dxa"/>
@@ -4232,12 +5664,6 @@
         </w:tc>
       </w:tr>
       <w:tr>
-        <w:tblPrEx>
-          <w:tblCellMar>
-            <w:top w:w="0" w:type="dxa"/>
-            <w:bottom w:w="0" w:type="dxa"/>
-          </w:tblCellMar>
-        </w:tblPrEx>
         <w:tc>
           <w:tcPr>
             <w:tcW w:w="2000" w:type="dxa"/>
@@ -5745,12 +7171,6 @@
         <w:gridCol w:w="4360"/>
       </w:tblGrid>
       <w:tr>
-        <w:tblPrEx>
-          <w:tblCellMar>
-            <w:top w:w="0" w:type="dxa"/>
-            <w:bottom w:w="0" w:type="dxa"/>
-          </w:tblCellMar>
-        </w:tblPrEx>
         <w:tc>
           <w:tcPr>
             <w:tcW w:w="3000" w:type="dxa"/>
@@ -5834,12 +7254,6 @@
         </w:tc>
       </w:tr>
       <w:tr>
-        <w:tblPrEx>
-          <w:tblCellMar>
-            <w:top w:w="0" w:type="dxa"/>
-            <w:bottom w:w="0" w:type="dxa"/>
-          </w:tblCellMar>
-        </w:tblPrEx>
         <w:tc>
           <w:tcPr>
             <w:tcW w:w="3000" w:type="dxa"/>
@@ -5908,12 +7322,6 @@
         </w:tc>
       </w:tr>
       <w:tr>
-        <w:tblPrEx>
-          <w:tblCellMar>
-            <w:top w:w="0" w:type="dxa"/>
-            <w:bottom w:w="0" w:type="dxa"/>
-          </w:tblCellMar>
-        </w:tblPrEx>
         <w:tc>
           <w:tcPr>
             <w:tcW w:w="3000" w:type="dxa"/>
@@ -5982,12 +7390,6 @@
         </w:tc>
       </w:tr>
       <w:tr>
-        <w:tblPrEx>
-          <w:tblCellMar>
-            <w:top w:w="0" w:type="dxa"/>
-            <w:bottom w:w="0" w:type="dxa"/>
-          </w:tblCellMar>
-        </w:tblPrEx>
         <w:tc>
           <w:tcPr>
             <w:tcW w:w="3000" w:type="dxa"/>
@@ -6056,12 +7458,6 @@
         </w:tc>
       </w:tr>
       <w:tr>
-        <w:tblPrEx>
-          <w:tblCellMar>
-            <w:top w:w="0" w:type="dxa"/>
-            <w:bottom w:w="0" w:type="dxa"/>
-          </w:tblCellMar>
-        </w:tblPrEx>
         <w:tc>
           <w:tcPr>
             <w:tcW w:w="3000" w:type="dxa"/>
@@ -6646,12 +8042,6 @@
         <w:gridCol w:w="4860"/>
       </w:tblGrid>
       <w:tr>
-        <w:tblPrEx>
-          <w:tblCellMar>
-            <w:top w:w="0" w:type="dxa"/>
-            <w:bottom w:w="0" w:type="dxa"/>
-          </w:tblCellMar>
-        </w:tblPrEx>
         <w:tc>
           <w:tcPr>
             <w:tcW w:w="2500" w:type="dxa"/>
@@ -6735,12 +8125,6 @@
         </w:tc>
       </w:tr>
       <w:tr>
-        <w:tblPrEx>
-          <w:tblCellMar>
-            <w:top w:w="0" w:type="dxa"/>
-            <w:bottom w:w="0" w:type="dxa"/>
-          </w:tblCellMar>
-        </w:tblPrEx>
         <w:tc>
           <w:tcPr>
             <w:tcW w:w="2500" w:type="dxa"/>
@@ -6809,12 +8193,6 @@
         </w:tc>
       </w:tr>
       <w:tr>
-        <w:tblPrEx>
-          <w:tblCellMar>
-            <w:top w:w="0" w:type="dxa"/>
-            <w:bottom w:w="0" w:type="dxa"/>
-          </w:tblCellMar>
-        </w:tblPrEx>
         <w:tc>
           <w:tcPr>
             <w:tcW w:w="2500" w:type="dxa"/>
@@ -6883,12 +8261,6 @@
         </w:tc>
       </w:tr>
       <w:tr>
-        <w:tblPrEx>
-          <w:tblCellMar>
-            <w:top w:w="0" w:type="dxa"/>
-            <w:bottom w:w="0" w:type="dxa"/>
-          </w:tblCellMar>
-        </w:tblPrEx>
         <w:tc>
           <w:tcPr>
             <w:tcW w:w="2500" w:type="dxa"/>
@@ -6957,12 +8329,6 @@
         </w:tc>
       </w:tr>
       <w:tr>
-        <w:tblPrEx>
-          <w:tblCellMar>
-            <w:top w:w="0" w:type="dxa"/>
-            <w:bottom w:w="0" w:type="dxa"/>
-          </w:tblCellMar>
-        </w:tblPrEx>
         <w:tc>
           <w:tcPr>
             <w:tcW w:w="2500" w:type="dxa"/>
@@ -7031,12 +8397,6 @@
         </w:tc>
       </w:tr>
       <w:tr>
-        <w:tblPrEx>
-          <w:tblCellMar>
-            <w:top w:w="0" w:type="dxa"/>
-            <w:bottom w:w="0" w:type="dxa"/>
-          </w:tblCellMar>
-        </w:tblPrEx>
         <w:tc>
           <w:tcPr>
             <w:tcW w:w="2500" w:type="dxa"/>
@@ -7105,12 +8465,6 @@
         </w:tc>
       </w:tr>
       <w:tr>
-        <w:tblPrEx>
-          <w:tblCellMar>
-            <w:top w:w="0" w:type="dxa"/>
-            <w:bottom w:w="0" w:type="dxa"/>
-          </w:tblCellMar>
-        </w:tblPrEx>
         <w:tc>
           <w:tcPr>
             <w:tcW w:w="2500" w:type="dxa"/>
@@ -7179,12 +8533,6 @@
         </w:tc>
       </w:tr>
       <w:tr>
-        <w:tblPrEx>
-          <w:tblCellMar>
-            <w:top w:w="0" w:type="dxa"/>
-            <w:bottom w:w="0" w:type="dxa"/>
-          </w:tblCellMar>
-        </w:tblPrEx>
         <w:tc>
           <w:tcPr>
             <w:tcW w:w="2500" w:type="dxa"/>
@@ -7494,10 +8842,1121 @@
     <w:p/>
     <w:p>
       <w:pPr>
+        <w:pStyle w:val="Titre3"/>
+      </w:pPr>
+      <w:r>
+        <w:t>4.2.6 Interface CNN</w:t>
+      </w:r>
+    </w:p>
+    <w:p>
+      <w:pPr>
+        <w:pStyle w:val="font-claude-response-body"/>
+      </w:pPr>
+      <w:r>
+        <w:t xml:space="preserve">Le module </w:t>
+      </w:r>
+      <w:proofErr w:type="spellStart"/>
+      <w:r>
+        <w:t>mod_peak_picking</w:t>
+      </w:r>
+      <w:proofErr w:type="spellEnd"/>
+      <w:r>
+        <w:t xml:space="preserve"> inclut maintenant un bouton CNN en plus du bouton Local Max :</w:t>
+      </w:r>
+    </w:p>
+    <w:p>
+      <w:r>
+        <w:t># Bouton CNN (à côté de Local Max)</w:t>
+      </w:r>
+    </w:p>
+    <w:p>
+      <w:proofErr w:type="spellStart"/>
+      <w:proofErr w:type="gramStart"/>
+      <w:r>
+        <w:t>actionButton</w:t>
+      </w:r>
+      <w:proofErr w:type="spellEnd"/>
+      <w:r>
+        <w:t>(</w:t>
+      </w:r>
+      <w:proofErr w:type="gramEnd"/>
+    </w:p>
+    <w:p>
+      <w:r>
+        <w:t xml:space="preserve">  </w:t>
+      </w:r>
+      <w:proofErr w:type="gramStart"/>
+      <w:r>
+        <w:t>ns</w:t>
+      </w:r>
+      <w:proofErr w:type="gramEnd"/>
+      <w:r>
+        <w:t>("</w:t>
+      </w:r>
+      <w:proofErr w:type="spellStart"/>
+      <w:r>
+        <w:t>generate_cnn</w:t>
+      </w:r>
+      <w:proofErr w:type="spellEnd"/>
+      <w:r>
+        <w:t>"),</w:t>
+      </w:r>
+    </w:p>
+    <w:p>
+      <w:r>
+        <w:t xml:space="preserve">  "CNN",</w:t>
+      </w:r>
+    </w:p>
+    <w:p>
+      <w:r>
+        <w:t xml:space="preserve">  </w:t>
+      </w:r>
+      <w:proofErr w:type="gramStart"/>
+      <w:r>
+        <w:t>class</w:t>
+      </w:r>
+      <w:proofErr w:type="gramEnd"/>
+      <w:r>
+        <w:t xml:space="preserve"> = "</w:t>
+      </w:r>
+      <w:proofErr w:type="spellStart"/>
+      <w:r>
+        <w:t>btn</w:t>
+      </w:r>
+      <w:proofErr w:type="spellEnd"/>
+      <w:r>
+        <w:t xml:space="preserve">-warning </w:t>
+      </w:r>
+      <w:proofErr w:type="spellStart"/>
+      <w:r>
+        <w:t>btn-sm</w:t>
+      </w:r>
+      <w:proofErr w:type="spellEnd"/>
+      <w:r>
+        <w:t>"</w:t>
+      </w:r>
+    </w:p>
+    <w:p>
+      <w:r>
+        <w:t>)</w:t>
+      </w:r>
+    </w:p>
+    <w:p/>
+    <w:p>
+      <w:r>
+        <w:t># Paramètres CNN (sous-menu déroulant)</w:t>
+      </w:r>
+    </w:p>
+    <w:p>
+      <w:proofErr w:type="spellStart"/>
+      <w:proofErr w:type="gramStart"/>
+      <w:r>
+        <w:t>tags</w:t>
+      </w:r>
+      <w:proofErr w:type="gramEnd"/>
+      <w:r>
+        <w:t>$details</w:t>
+      </w:r>
+      <w:proofErr w:type="spellEnd"/>
+      <w:r>
+        <w:t>(</w:t>
+      </w:r>
+    </w:p>
+    <w:p>
+      <w:r>
+        <w:t xml:space="preserve">  </w:t>
+      </w:r>
+      <w:proofErr w:type="spellStart"/>
+      <w:proofErr w:type="gramStart"/>
+      <w:r>
+        <w:t>tags</w:t>
+      </w:r>
+      <w:proofErr w:type="gramEnd"/>
+      <w:r>
+        <w:t>$summary</w:t>
+      </w:r>
+      <w:proofErr w:type="spellEnd"/>
+      <w:r>
+        <w:t>("</w:t>
+      </w:r>
+      <w:r>
+        <w:rPr>
+          <w:rFonts w:ascii="Segoe UI Emoji" w:hAnsi="Segoe UI Emoji" w:cs="Segoe UI Emoji"/>
+        </w:rPr>
+        <w:t>🧠</w:t>
+      </w:r>
+      <w:r>
+        <w:t xml:space="preserve"> CNN </w:t>
+      </w:r>
+      <w:proofErr w:type="spellStart"/>
+      <w:r>
+        <w:t>Parameters</w:t>
+      </w:r>
+      <w:proofErr w:type="spellEnd"/>
+      <w:r>
+        <w:t>"),</w:t>
+      </w:r>
+    </w:p>
+    <w:p>
+      <w:r>
+        <w:t xml:space="preserve">  </w:t>
+      </w:r>
+      <w:proofErr w:type="gramStart"/>
+      <w:r>
+        <w:t>div(</w:t>
+      </w:r>
+      <w:proofErr w:type="gramEnd"/>
+    </w:p>
+    <w:p>
+      <w:r>
+        <w:t xml:space="preserve">    </w:t>
+      </w:r>
+      <w:proofErr w:type="spellStart"/>
+      <w:proofErr w:type="gramStart"/>
+      <w:r>
+        <w:t>numericInput</w:t>
+      </w:r>
+      <w:proofErr w:type="spellEnd"/>
+      <w:proofErr w:type="gramEnd"/>
+      <w:r>
+        <w:t>(ns("</w:t>
+      </w:r>
+      <w:proofErr w:type="spellStart"/>
+      <w:r>
+        <w:t>cnn_pred_class_thres</w:t>
+      </w:r>
+      <w:proofErr w:type="spellEnd"/>
+      <w:r>
+        <w:t>"), "</w:t>
+      </w:r>
+      <w:proofErr w:type="spellStart"/>
+      <w:r>
+        <w:t>Prediction</w:t>
+      </w:r>
+      <w:proofErr w:type="spellEnd"/>
+      <w:r>
+        <w:t xml:space="preserve"> </w:t>
+      </w:r>
+      <w:proofErr w:type="spellStart"/>
+      <w:r>
+        <w:t>threshold</w:t>
+      </w:r>
+      <w:proofErr w:type="spellEnd"/>
+      <w:r>
+        <w:t xml:space="preserve">:", </w:t>
+      </w:r>
+    </w:p>
+    <w:p>
+      <w:r>
+        <w:t xml:space="preserve">                 </w:t>
+      </w:r>
+      <w:proofErr w:type="gramStart"/>
+      <w:r>
+        <w:t>value</w:t>
+      </w:r>
+      <w:proofErr w:type="gramEnd"/>
+      <w:r>
+        <w:t xml:space="preserve"> = 0.3, min = 0, max = 1, </w:t>
+      </w:r>
+      <w:proofErr w:type="spellStart"/>
+      <w:r>
+        <w:t>step</w:t>
+      </w:r>
+      <w:proofErr w:type="spellEnd"/>
+      <w:r>
+        <w:t xml:space="preserve"> = 0.05),</w:t>
+      </w:r>
+    </w:p>
+    <w:p>
+      <w:r>
+        <w:t xml:space="preserve">    </w:t>
+      </w:r>
+      <w:proofErr w:type="spellStart"/>
+      <w:proofErr w:type="gramStart"/>
+      <w:r>
+        <w:t>sliderInput</w:t>
+      </w:r>
+      <w:proofErr w:type="spellEnd"/>
+      <w:proofErr w:type="gramEnd"/>
+      <w:r>
+        <w:t>(ns("</w:t>
+      </w:r>
+      <w:proofErr w:type="spellStart"/>
+      <w:r>
+        <w:t>cnn_trace_filter</w:t>
+      </w:r>
+      <w:proofErr w:type="spellEnd"/>
+      <w:r>
+        <w:t xml:space="preserve">"), "Trace </w:t>
+      </w:r>
+      <w:proofErr w:type="spellStart"/>
+      <w:r>
+        <w:t>filter</w:t>
+      </w:r>
+      <w:proofErr w:type="spellEnd"/>
+      <w:r>
+        <w:t xml:space="preserve"> (% of F2 line max):",</w:t>
+      </w:r>
+    </w:p>
+    <w:p>
+      <w:r>
+        <w:t xml:space="preserve">                </w:t>
+      </w:r>
+      <w:proofErr w:type="gramStart"/>
+      <w:r>
+        <w:t>min</w:t>
+      </w:r>
+      <w:proofErr w:type="gramEnd"/>
+      <w:r>
+        <w:t xml:space="preserve"> = 0, max = 100, value = 50, </w:t>
+      </w:r>
+      <w:proofErr w:type="spellStart"/>
+      <w:r>
+        <w:t>step</w:t>
+      </w:r>
+      <w:proofErr w:type="spellEnd"/>
+      <w:r>
+        <w:t xml:space="preserve"> = 5)</w:t>
+      </w:r>
+    </w:p>
+    <w:p>
+      <w:r>
+        <w:t xml:space="preserve">  )</w:t>
+      </w:r>
+    </w:p>
+    <w:p>
+      <w:r>
+        <w:t>)</w:t>
+      </w:r>
+    </w:p>
+    <w:p/>
+    <w:p>
+      <w:pPr>
+        <w:pStyle w:val="Titre3"/>
+      </w:pPr>
+      <w:r>
+        <w:t>4.2.7 Algorithme CNN (</w:t>
+      </w:r>
+      <w:proofErr w:type="spellStart"/>
+      <w:r>
+        <w:t>observeEvent</w:t>
+      </w:r>
+      <w:proofErr w:type="spellEnd"/>
+      <w:r>
+        <w:t xml:space="preserve"> </w:t>
+      </w:r>
+      <w:proofErr w:type="spellStart"/>
+      <w:r>
+        <w:t>generate_cnn</w:t>
+      </w:r>
+      <w:proofErr w:type="spellEnd"/>
+      <w:r>
+        <w:t>)</w:t>
+      </w:r>
+    </w:p>
+    <w:p>
+      <w:pPr>
+        <w:pStyle w:val="whitespace-normal"/>
+        <w:numPr>
+          <w:ilvl w:val="0"/>
+          <w:numId w:val="4"/>
+        </w:numPr>
+      </w:pPr>
+      <w:r>
+        <w:t xml:space="preserve">Vérifications initiales </w:t>
+      </w:r>
+    </w:p>
+    <w:p>
+      <w:pPr>
+        <w:pStyle w:val="whitespace-normal"/>
+        <w:numPr>
+          <w:ilvl w:val="1"/>
+          <w:numId w:val="4"/>
+        </w:numPr>
+      </w:pPr>
+      <w:r>
+        <w:t>Vérifier que le modèle CNN est chargé (</w:t>
+      </w:r>
+      <w:proofErr w:type="spellStart"/>
+      <w:r>
+        <w:t>exists</w:t>
+      </w:r>
+      <w:proofErr w:type="spellEnd"/>
+      <w:r>
+        <w:t>("</w:t>
+      </w:r>
+      <w:proofErr w:type="spellStart"/>
+      <w:r>
+        <w:t>new_model</w:t>
+      </w:r>
+      <w:proofErr w:type="spellEnd"/>
+      <w:r>
+        <w:t>"))</w:t>
+      </w:r>
+    </w:p>
+    <w:p>
+      <w:pPr>
+        <w:pStyle w:val="whitespace-normal"/>
+        <w:numPr>
+          <w:ilvl w:val="1"/>
+          <w:numId w:val="4"/>
+        </w:numPr>
+      </w:pPr>
+      <w:r>
+        <w:t>Vérifier que les données spectrales sont disponibles</w:t>
+      </w:r>
+    </w:p>
+    <w:p>
+      <w:pPr>
+        <w:pStyle w:val="whitespace-normal"/>
+        <w:numPr>
+          <w:ilvl w:val="1"/>
+          <w:numId w:val="4"/>
+        </w:numPr>
+      </w:pPr>
+      <w:r>
+        <w:t>Vérifier que les contours ont été générés</w:t>
+      </w:r>
+    </w:p>
+    <w:p>
+      <w:pPr>
+        <w:pStyle w:val="whitespace-normal"/>
+        <w:numPr>
+          <w:ilvl w:val="0"/>
+          <w:numId w:val="4"/>
+        </w:numPr>
+      </w:pPr>
+      <w:r>
+        <w:t xml:space="preserve">Normalisation du spectre </w:t>
+      </w:r>
+    </w:p>
+    <w:p>
+      <w:pPr>
+        <w:pStyle w:val="whitespace-normal"/>
+        <w:numPr>
+          <w:ilvl w:val="1"/>
+          <w:numId w:val="4"/>
+        </w:numPr>
+      </w:pPr>
+      <w:r>
+        <w:t>Calcul de la valeur absolue du spectre</w:t>
+      </w:r>
+    </w:p>
+    <w:p>
+      <w:pPr>
+        <w:pStyle w:val="whitespace-normal"/>
+        <w:numPr>
+          <w:ilvl w:val="1"/>
+          <w:numId w:val="4"/>
+        </w:numPr>
+      </w:pPr>
+      <w:r>
+        <w:lastRenderedPageBreak/>
+        <w:t xml:space="preserve">Normalisation par le 99.9ème percentile (évite les </w:t>
+      </w:r>
+      <w:proofErr w:type="spellStart"/>
+      <w:r>
+        <w:t>outliers</w:t>
+      </w:r>
+      <w:proofErr w:type="spellEnd"/>
+      <w:r>
+        <w:t>)</w:t>
+      </w:r>
+    </w:p>
+    <w:p>
+      <w:pPr>
+        <w:pStyle w:val="whitespace-normal"/>
+        <w:numPr>
+          <w:ilvl w:val="1"/>
+          <w:numId w:val="4"/>
+        </w:numPr>
+      </w:pPr>
+      <w:proofErr w:type="spellStart"/>
+      <w:r>
+        <w:t>Clipping</w:t>
+      </w:r>
+      <w:proofErr w:type="spellEnd"/>
+      <w:r>
+        <w:t xml:space="preserve"> des valeurs &gt; 1</w:t>
+      </w:r>
+    </w:p>
+    <w:p>
+      <w:pPr>
+        <w:pStyle w:val="whitespace-normal"/>
+        <w:numPr>
+          <w:ilvl w:val="0"/>
+          <w:numId w:val="4"/>
+        </w:numPr>
+      </w:pPr>
+      <w:r>
+        <w:t xml:space="preserve">Appel du pipeline CNN avec </w:t>
+      </w:r>
+      <w:proofErr w:type="spellStart"/>
+      <w:r>
+        <w:t>run_cnn_peak_</w:t>
+      </w:r>
+      <w:proofErr w:type="gramStart"/>
+      <w:r>
+        <w:t>picking</w:t>
+      </w:r>
+      <w:proofErr w:type="spellEnd"/>
+      <w:r>
+        <w:t>(</w:t>
+      </w:r>
+      <w:proofErr w:type="gramEnd"/>
+      <w:r>
+        <w:t>)</w:t>
+      </w:r>
+    </w:p>
+    <w:p>
+      <w:pPr>
+        <w:pStyle w:val="whitespace-normal"/>
+        <w:numPr>
+          <w:ilvl w:val="0"/>
+          <w:numId w:val="4"/>
+        </w:numPr>
+      </w:pPr>
+      <w:r>
+        <w:t xml:space="preserve">Post-traitement </w:t>
+      </w:r>
+    </w:p>
+    <w:p>
+      <w:pPr>
+        <w:pStyle w:val="whitespace-normal"/>
+        <w:numPr>
+          <w:ilvl w:val="1"/>
+          <w:numId w:val="4"/>
+        </w:numPr>
+      </w:pPr>
+      <w:r>
+        <w:t>Clustering DBSCAN des données de contour</w:t>
+      </w:r>
+    </w:p>
+    <w:p>
+      <w:pPr>
+        <w:pStyle w:val="whitespace-normal"/>
+        <w:numPr>
+          <w:ilvl w:val="1"/>
+          <w:numId w:val="4"/>
+        </w:numPr>
+      </w:pPr>
+      <w:r>
+        <w:t>Association des pics CNN aux clusters de contour</w:t>
+      </w:r>
+    </w:p>
+    <w:p>
+      <w:pPr>
+        <w:pStyle w:val="whitespace-normal"/>
+        <w:numPr>
+          <w:ilvl w:val="1"/>
+          <w:numId w:val="4"/>
+        </w:numPr>
+      </w:pPr>
+      <w:r>
+        <w:t xml:space="preserve">Génération des </w:t>
+      </w:r>
+      <w:proofErr w:type="spellStart"/>
+      <w:r>
+        <w:t>bounding</w:t>
+      </w:r>
+      <w:proofErr w:type="spellEnd"/>
+      <w:r>
+        <w:t xml:space="preserve"> boxes finales</w:t>
+      </w:r>
+    </w:p>
+    <w:p>
+      <w:pPr>
+        <w:pStyle w:val="whitespace-normal"/>
+        <w:numPr>
+          <w:ilvl w:val="0"/>
+          <w:numId w:val="4"/>
+        </w:numPr>
+      </w:pPr>
+      <w:r>
+        <w:t xml:space="preserve">Mise à jour des variables réactives </w:t>
+      </w:r>
+    </w:p>
+    <w:p>
+      <w:pPr>
+        <w:pStyle w:val="whitespace-normal"/>
+        <w:numPr>
+          <w:ilvl w:val="1"/>
+          <w:numId w:val="4"/>
+        </w:numPr>
+      </w:pPr>
+      <w:proofErr w:type="spellStart"/>
+      <w:proofErr w:type="gramStart"/>
+      <w:r>
+        <w:t>rv</w:t>
+      </w:r>
+      <w:proofErr w:type="gramEnd"/>
+      <w:r>
+        <w:t>$centroids_data</w:t>
+      </w:r>
+      <w:proofErr w:type="spellEnd"/>
+      <w:r>
+        <w:t>()</w:t>
+      </w:r>
+    </w:p>
+    <w:p>
+      <w:pPr>
+        <w:pStyle w:val="whitespace-normal"/>
+        <w:numPr>
+          <w:ilvl w:val="1"/>
+          <w:numId w:val="4"/>
+        </w:numPr>
+      </w:pPr>
+      <w:proofErr w:type="spellStart"/>
+      <w:proofErr w:type="gramStart"/>
+      <w:r>
+        <w:t>rv</w:t>
+      </w:r>
+      <w:r>
+        <w:rPr>
+          <w:rStyle w:val="katex-mathml"/>
+        </w:rPr>
+        <w:t>fixedboxes</w:t>
+      </w:r>
+      <w:proofErr w:type="spellEnd"/>
+      <w:proofErr w:type="gramEnd"/>
+      <w:r>
+        <w:rPr>
+          <w:rStyle w:val="katex-mathml"/>
+        </w:rPr>
+        <w:t>(),</w:t>
+      </w:r>
+      <w:proofErr w:type="spellStart"/>
+      <w:r>
+        <w:rPr>
+          <w:rStyle w:val="katex-mathml"/>
+        </w:rPr>
+        <w:t>rvfixed_boxes</w:t>
+      </w:r>
+      <w:proofErr w:type="spellEnd"/>
+      <w:r>
+        <w:rPr>
+          <w:rStyle w:val="katex-mathml"/>
+        </w:rPr>
+        <w:t xml:space="preserve">(), </w:t>
+      </w:r>
+      <w:proofErr w:type="spellStart"/>
+      <w:r>
+        <w:rPr>
+          <w:rStyle w:val="katex-mathml"/>
+        </w:rPr>
+        <w:t>rv</w:t>
+      </w:r>
+      <w:proofErr w:type="spellEnd"/>
+      <w:r>
+        <w:rPr>
+          <w:rStyle w:val="katex-mathml"/>
+        </w:rPr>
+        <w:t xml:space="preserve"> </w:t>
+      </w:r>
+      <w:proofErr w:type="spellStart"/>
+      <w:r>
+        <w:rPr>
+          <w:rStyle w:val="mord"/>
+        </w:rPr>
+        <w:t>fixedb</w:t>
+      </w:r>
+      <w:proofErr w:type="spellEnd"/>
+      <w:r>
+        <w:rPr>
+          <w:rStyle w:val="vlist-s"/>
+        </w:rPr>
+        <w:t>​</w:t>
+      </w:r>
+      <w:proofErr w:type="spellStart"/>
+      <w:r>
+        <w:rPr>
+          <w:rStyle w:val="mord"/>
+        </w:rPr>
+        <w:t>oxes</w:t>
+      </w:r>
+      <w:proofErr w:type="spellEnd"/>
+      <w:r>
+        <w:rPr>
+          <w:rStyle w:val="mopen"/>
+        </w:rPr>
+        <w:t>(</w:t>
+      </w:r>
+      <w:r>
+        <w:rPr>
+          <w:rStyle w:val="mclose"/>
+        </w:rPr>
+        <w:t>)</w:t>
+      </w:r>
+      <w:r>
+        <w:rPr>
+          <w:rStyle w:val="mpunct"/>
+        </w:rPr>
+        <w:t>,</w:t>
+      </w:r>
+      <w:proofErr w:type="spellStart"/>
+      <w:r>
+        <w:rPr>
+          <w:rStyle w:val="mord"/>
+        </w:rPr>
+        <w:t>rv</w:t>
+      </w:r>
+      <w:r>
+        <w:t>modifiable_boxes</w:t>
+      </w:r>
+      <w:proofErr w:type="spellEnd"/>
+      <w:r>
+        <w:t xml:space="preserve">(), </w:t>
+      </w:r>
+      <w:proofErr w:type="spellStart"/>
+      <w:r>
+        <w:t>rv$reference_boxes</w:t>
+      </w:r>
+      <w:proofErr w:type="spellEnd"/>
+      <w:r>
+        <w:t xml:space="preserve">() </w:t>
+      </w:r>
+    </w:p>
+    <w:p>
+      <w:pPr>
+        <w:pStyle w:val="whitespace-normal"/>
+        <w:numPr>
+          <w:ilvl w:val="1"/>
+          <w:numId w:val="4"/>
+        </w:numPr>
+      </w:pPr>
+      <w:proofErr w:type="spellStart"/>
+      <w:proofErr w:type="gramStart"/>
+      <w:r>
+        <w:t>refresh</w:t>
+      </w:r>
+      <w:proofErr w:type="gramEnd"/>
+      <w:r>
+        <w:t>_nmr_plot</w:t>
+      </w:r>
+      <w:proofErr w:type="spellEnd"/>
+      <w:r>
+        <w:t>()</w:t>
+      </w:r>
+    </w:p>
+    <w:p>
+      <w:pPr>
+        <w:pStyle w:val="Titre3"/>
+      </w:pPr>
+      <w:r>
+        <w:t>4.2.8 Barre de progression CNN</w:t>
+      </w:r>
+    </w:p>
+    <w:p>
+      <w:pPr>
+        <w:pStyle w:val="font-claude-response-body"/>
+      </w:pPr>
+      <w:r>
+        <w:t xml:space="preserve">Le traitement CNN utilise </w:t>
+      </w:r>
+      <w:proofErr w:type="spellStart"/>
+      <w:proofErr w:type="gramStart"/>
+      <w:r>
+        <w:t>withProgress</w:t>
+      </w:r>
+      <w:proofErr w:type="spellEnd"/>
+      <w:r>
+        <w:t>(</w:t>
+      </w:r>
+      <w:proofErr w:type="gramEnd"/>
+      <w:r>
+        <w:t>) pour afficher une barre de progression en haut de l'écran :</w:t>
+      </w:r>
+    </w:p>
+    <w:tbl>
+      <w:tblPr>
+        <w:tblW w:w="0" w:type="auto"/>
+        <w:tblCellSpacing w:w="15" w:type="dxa"/>
+        <w:tblCellMar>
+          <w:top w:w="15" w:type="dxa"/>
+          <w:left w:w="15" w:type="dxa"/>
+          <w:bottom w:w="15" w:type="dxa"/>
+          <w:right w:w="15" w:type="dxa"/>
+        </w:tblCellMar>
+        <w:tblLook w:val="04A0" w:firstRow="1" w:lastRow="0" w:firstColumn="1" w:lastColumn="0" w:noHBand="0" w:noVBand="1"/>
+      </w:tblPr>
+      <w:tblGrid>
+        <w:gridCol w:w="675"/>
+        <w:gridCol w:w="1344"/>
+        <w:gridCol w:w="2937"/>
+      </w:tblGrid>
+      <w:tr>
+        <w:trPr>
+          <w:tblHeader/>
+          <w:tblCellSpacing w:w="15" w:type="dxa"/>
+        </w:trPr>
+        <w:tc>
+          <w:tcPr>
+            <w:tcW w:w="0" w:type="auto"/>
+            <w:vAlign w:val="center"/>
+            <w:hideMark/>
+          </w:tcPr>
+          <w:p>
+            <w:pPr>
+              <w:jc w:val="center"/>
+              <w:rPr>
+                <w:b/>
+                <w:bCs/>
+              </w:rPr>
+            </w:pPr>
+            <w:r>
+              <w:rPr>
+                <w:b/>
+                <w:bCs/>
+              </w:rPr>
+              <w:t>Étape</w:t>
+            </w:r>
+          </w:p>
+        </w:tc>
+        <w:tc>
+          <w:tcPr>
+            <w:tcW w:w="0" w:type="auto"/>
+            <w:vAlign w:val="center"/>
+            <w:hideMark/>
+          </w:tcPr>
+          <w:p>
+            <w:pPr>
+              <w:jc w:val="center"/>
+              <w:rPr>
+                <w:b/>
+                <w:bCs/>
+              </w:rPr>
+            </w:pPr>
+            <w:r>
+              <w:rPr>
+                <w:b/>
+                <w:bCs/>
+              </w:rPr>
+              <w:t>Progression</w:t>
+            </w:r>
+          </w:p>
+        </w:tc>
+        <w:tc>
+          <w:tcPr>
+            <w:tcW w:w="0" w:type="auto"/>
+            <w:vAlign w:val="center"/>
+            <w:hideMark/>
+          </w:tcPr>
+          <w:p>
+            <w:pPr>
+              <w:jc w:val="center"/>
+              <w:rPr>
+                <w:b/>
+                <w:bCs/>
+              </w:rPr>
+            </w:pPr>
+            <w:r>
+              <w:rPr>
+                <w:b/>
+                <w:bCs/>
+              </w:rPr>
+              <w:t>Message</w:t>
+            </w:r>
+          </w:p>
+        </w:tc>
+      </w:tr>
+      <w:tr>
+        <w:trPr>
+          <w:tblCellSpacing w:w="15" w:type="dxa"/>
+        </w:trPr>
+        <w:tc>
+          <w:tcPr>
+            <w:tcW w:w="0" w:type="auto"/>
+            <w:vAlign w:val="center"/>
+            <w:hideMark/>
+          </w:tcPr>
+          <w:p>
+            <w:r>
+              <w:t>1/5</w:t>
+            </w:r>
+          </w:p>
+        </w:tc>
+        <w:tc>
+          <w:tcPr>
+            <w:tcW w:w="0" w:type="auto"/>
+            <w:vAlign w:val="center"/>
+            <w:hideMark/>
+          </w:tcPr>
+          <w:p>
+            <w:r>
+              <w:t>5%</w:t>
+            </w:r>
+          </w:p>
+        </w:tc>
+        <w:tc>
+          <w:tcPr>
+            <w:tcW w:w="0" w:type="auto"/>
+            <w:vAlign w:val="center"/>
+            <w:hideMark/>
+          </w:tcPr>
+          <w:p>
+            <w:proofErr w:type="spellStart"/>
+            <w:r>
+              <w:t>Preparing</w:t>
+            </w:r>
+            <w:proofErr w:type="spellEnd"/>
+            <w:r>
+              <w:t xml:space="preserve"> </w:t>
+            </w:r>
+            <w:proofErr w:type="spellStart"/>
+            <w:r>
+              <w:t>spectrum</w:t>
+            </w:r>
+            <w:proofErr w:type="spellEnd"/>
+            <w:r>
+              <w:t>...</w:t>
+            </w:r>
+          </w:p>
+        </w:tc>
+      </w:tr>
+      <w:tr>
+        <w:trPr>
+          <w:tblCellSpacing w:w="15" w:type="dxa"/>
+        </w:trPr>
+        <w:tc>
+          <w:tcPr>
+            <w:tcW w:w="0" w:type="auto"/>
+            <w:vAlign w:val="center"/>
+            <w:hideMark/>
+          </w:tcPr>
+          <w:p>
+            <w:r>
+              <w:t>2/5</w:t>
+            </w:r>
+          </w:p>
+        </w:tc>
+        <w:tc>
+          <w:tcPr>
+            <w:tcW w:w="0" w:type="auto"/>
+            <w:vAlign w:val="center"/>
+            <w:hideMark/>
+          </w:tcPr>
+          <w:p>
+            <w:r>
+              <w:t>20%</w:t>
+            </w:r>
+          </w:p>
+        </w:tc>
+        <w:tc>
+          <w:tcPr>
+            <w:tcW w:w="0" w:type="auto"/>
+            <w:vAlign w:val="center"/>
+            <w:hideMark/>
+          </w:tcPr>
+          <w:p>
+            <w:r>
+              <w:t>Running neural network...</w:t>
+            </w:r>
+          </w:p>
+        </w:tc>
+      </w:tr>
+      <w:tr>
+        <w:trPr>
+          <w:tblCellSpacing w:w="15" w:type="dxa"/>
+        </w:trPr>
+        <w:tc>
+          <w:tcPr>
+            <w:tcW w:w="0" w:type="auto"/>
+            <w:vAlign w:val="center"/>
+            <w:hideMark/>
+          </w:tcPr>
+          <w:p>
+            <w:r>
+              <w:t>3/5</w:t>
+            </w:r>
+          </w:p>
+        </w:tc>
+        <w:tc>
+          <w:tcPr>
+            <w:tcW w:w="0" w:type="auto"/>
+            <w:vAlign w:val="center"/>
+            <w:hideMark/>
+          </w:tcPr>
+          <w:p>
+            <w:r>
+              <w:t>45%</w:t>
+            </w:r>
+          </w:p>
+        </w:tc>
+        <w:tc>
+          <w:tcPr>
+            <w:tcW w:w="0" w:type="auto"/>
+            <w:vAlign w:val="center"/>
+            <w:hideMark/>
+          </w:tcPr>
+          <w:p>
+            <w:r>
+              <w:t>Clustering contour data...</w:t>
+            </w:r>
+          </w:p>
+        </w:tc>
+      </w:tr>
+      <w:tr>
+        <w:trPr>
+          <w:tblCellSpacing w:w="15" w:type="dxa"/>
+        </w:trPr>
+        <w:tc>
+          <w:tcPr>
+            <w:tcW w:w="0" w:type="auto"/>
+            <w:vAlign w:val="center"/>
+            <w:hideMark/>
+          </w:tcPr>
+          <w:p>
+            <w:r>
+              <w:t>4/5</w:t>
+            </w:r>
+          </w:p>
+        </w:tc>
+        <w:tc>
+          <w:tcPr>
+            <w:tcW w:w="0" w:type="auto"/>
+            <w:vAlign w:val="center"/>
+            <w:hideMark/>
+          </w:tcPr>
+          <w:p>
+            <w:r>
+              <w:t>70%</w:t>
+            </w:r>
+          </w:p>
+        </w:tc>
+        <w:tc>
+          <w:tcPr>
+            <w:tcW w:w="0" w:type="auto"/>
+            <w:vAlign w:val="center"/>
+            <w:hideMark/>
+          </w:tcPr>
+          <w:p>
+            <w:proofErr w:type="spellStart"/>
+            <w:r>
+              <w:t>Filtering</w:t>
+            </w:r>
+            <w:proofErr w:type="spellEnd"/>
+            <w:r>
+              <w:t xml:space="preserve"> by CNN </w:t>
+            </w:r>
+            <w:proofErr w:type="spellStart"/>
+            <w:r>
+              <w:t>detections</w:t>
+            </w:r>
+            <w:proofErr w:type="spellEnd"/>
+            <w:r>
+              <w:t>...</w:t>
+            </w:r>
+          </w:p>
+        </w:tc>
+      </w:tr>
+      <w:tr>
+        <w:trPr>
+          <w:tblCellSpacing w:w="15" w:type="dxa"/>
+        </w:trPr>
+        <w:tc>
+          <w:tcPr>
+            <w:tcW w:w="0" w:type="auto"/>
+            <w:vAlign w:val="center"/>
+            <w:hideMark/>
+          </w:tcPr>
+          <w:p>
+            <w:r>
+              <w:t>5/5</w:t>
+            </w:r>
+          </w:p>
+        </w:tc>
+        <w:tc>
+          <w:tcPr>
+            <w:tcW w:w="0" w:type="auto"/>
+            <w:vAlign w:val="center"/>
+            <w:hideMark/>
+          </w:tcPr>
+          <w:p>
+            <w:r>
+              <w:t>90%</w:t>
+            </w:r>
+          </w:p>
+        </w:tc>
+        <w:tc>
+          <w:tcPr>
+            <w:tcW w:w="0" w:type="auto"/>
+            <w:vAlign w:val="center"/>
+            <w:hideMark/>
+          </w:tcPr>
+          <w:p>
+            <w:proofErr w:type="spellStart"/>
+            <w:r>
+              <w:t>Updating</w:t>
+            </w:r>
+            <w:proofErr w:type="spellEnd"/>
+            <w:r>
+              <w:t xml:space="preserve"> plot...</w:t>
+            </w:r>
+          </w:p>
+        </w:tc>
+      </w:tr>
+      <w:tr>
+        <w:trPr>
+          <w:tblCellSpacing w:w="15" w:type="dxa"/>
+        </w:trPr>
+        <w:tc>
+          <w:tcPr>
+            <w:tcW w:w="0" w:type="auto"/>
+            <w:vAlign w:val="center"/>
+            <w:hideMark/>
+          </w:tcPr>
+          <w:p>
+            <w:r>
+              <w:rPr>
+                <w:rFonts w:ascii="Segoe UI Symbol" w:hAnsi="Segoe UI Symbol" w:cs="Segoe UI Symbol"/>
+              </w:rPr>
+              <w:t>✓</w:t>
+            </w:r>
+          </w:p>
+        </w:tc>
+        <w:tc>
+          <w:tcPr>
+            <w:tcW w:w="0" w:type="auto"/>
+            <w:vAlign w:val="center"/>
+            <w:hideMark/>
+          </w:tcPr>
+          <w:p>
+            <w:r>
+              <w:t>100%</w:t>
+            </w:r>
+          </w:p>
+        </w:tc>
+        <w:tc>
+          <w:tcPr>
+            <w:tcW w:w="0" w:type="auto"/>
+            <w:vAlign w:val="center"/>
+            <w:hideMark/>
+          </w:tcPr>
+          <w:p>
+            <w:proofErr w:type="gramStart"/>
+            <w:r>
+              <w:t>Complete!</w:t>
+            </w:r>
+            <w:proofErr w:type="gramEnd"/>
+          </w:p>
+        </w:tc>
+      </w:tr>
+    </w:tbl>
+    <w:p/>
+    <w:p>
+      <w:pPr>
         <w:pStyle w:val="Titre2"/>
       </w:pPr>
       <w:r>
-        <w:t>4.3 mod_manual_editing.R (122 lignes wrapper + 5 sous-modules)</w:t>
+        <w:t>4.3 mod_manual_</w:t>
+      </w:r>
+      <w:proofErr w:type="gramStart"/>
+      <w:r>
+        <w:t>editing.R</w:t>
+      </w:r>
+      <w:proofErr w:type="gramEnd"/>
+      <w:r>
+        <w:t xml:space="preserve"> (122 lignes wrapper + 5 sous-modules)</w:t>
       </w:r>
     </w:p>
     <w:p>
@@ -7749,6 +10208,7 @@
           <w:sz w:val="18"/>
           <w:szCs w:val="18"/>
         </w:rPr>
+        <w:lastRenderedPageBreak/>
         <w:t xml:space="preserve">                    'Delete box on click' = 'delete_click')),</w:t>
       </w:r>
     </w:p>
@@ -7866,7 +10326,6 @@
           <w:sz w:val="18"/>
           <w:szCs w:val="18"/>
         </w:rPr>
-        <w:lastRenderedPageBreak/>
         <w:t xml:space="preserve">    </w:t>
       </w:r>
     </w:p>
@@ -8187,12 +10646,6 @@
         <w:gridCol w:w="4860"/>
       </w:tblGrid>
       <w:tr>
-        <w:tblPrEx>
-          <w:tblCellMar>
-            <w:top w:w="0" w:type="dxa"/>
-            <w:bottom w:w="0" w:type="dxa"/>
-          </w:tblCellMar>
-        </w:tblPrEx>
         <w:tc>
           <w:tcPr>
             <w:tcW w:w="2500" w:type="dxa"/>
@@ -8276,12 +10729,6 @@
         </w:tc>
       </w:tr>
       <w:tr>
-        <w:tblPrEx>
-          <w:tblCellMar>
-            <w:top w:w="0" w:type="dxa"/>
-            <w:bottom w:w="0" w:type="dxa"/>
-          </w:tblCellMar>
-        </w:tblPrEx>
         <w:tc>
           <w:tcPr>
             <w:tcW w:w="2500" w:type="dxa"/>
@@ -8350,12 +10797,6 @@
         </w:tc>
       </w:tr>
       <w:tr>
-        <w:tblPrEx>
-          <w:tblCellMar>
-            <w:top w:w="0" w:type="dxa"/>
-            <w:bottom w:w="0" w:type="dxa"/>
-          </w:tblCellMar>
-        </w:tblPrEx>
         <w:tc>
           <w:tcPr>
             <w:tcW w:w="2500" w:type="dxa"/>
@@ -8424,12 +10865,6 @@
         </w:tc>
       </w:tr>
       <w:tr>
-        <w:tblPrEx>
-          <w:tblCellMar>
-            <w:top w:w="0" w:type="dxa"/>
-            <w:bottom w:w="0" w:type="dxa"/>
-          </w:tblCellMar>
-        </w:tblPrEx>
         <w:tc>
           <w:tcPr>
             <w:tcW w:w="2500" w:type="dxa"/>
@@ -8498,12 +10933,6 @@
         </w:tc>
       </w:tr>
       <w:tr>
-        <w:tblPrEx>
-          <w:tblCellMar>
-            <w:top w:w="0" w:type="dxa"/>
-            <w:bottom w:w="0" w:type="dxa"/>
-          </w:tblCellMar>
-        </w:tblPrEx>
         <w:tc>
           <w:tcPr>
             <w:tcW w:w="2500" w:type="dxa"/>
@@ -8572,12 +11001,6 @@
         </w:tc>
       </w:tr>
       <w:tr>
-        <w:tblPrEx>
-          <w:tblCellMar>
-            <w:top w:w="0" w:type="dxa"/>
-            <w:bottom w:w="0" w:type="dxa"/>
-          </w:tblCellMar>
-        </w:tblPrEx>
         <w:tc>
           <w:tcPr>
             <w:tcW w:w="2500" w:type="dxa"/>
@@ -8646,12 +11069,6 @@
         </w:tc>
       </w:tr>
       <w:tr>
-        <w:tblPrEx>
-          <w:tblCellMar>
-            <w:top w:w="0" w:type="dxa"/>
-            <w:bottom w:w="0" w:type="dxa"/>
-          </w:tblCellMar>
-        </w:tblPrEx>
         <w:tc>
           <w:tcPr>
             <w:tcW w:w="2500" w:type="dxa"/>
@@ -8720,12 +11137,6 @@
         </w:tc>
       </w:tr>
       <w:tr>
-        <w:tblPrEx>
-          <w:tblCellMar>
-            <w:top w:w="0" w:type="dxa"/>
-            <w:bottom w:w="0" w:type="dxa"/>
-          </w:tblCellMar>
-        </w:tblPrEx>
         <w:tc>
           <w:tcPr>
             <w:tcW w:w="2500" w:type="dxa"/>
@@ -8794,12 +11205,6 @@
         </w:tc>
       </w:tr>
       <w:tr>
-        <w:tblPrEx>
-          <w:tblCellMar>
-            <w:top w:w="0" w:type="dxa"/>
-            <w:bottom w:w="0" w:type="dxa"/>
-          </w:tblCellMar>
-        </w:tblPrEx>
         <w:tc>
           <w:tcPr>
             <w:tcW w:w="2500" w:type="dxa"/>
@@ -8868,12 +11273,6 @@
         </w:tc>
       </w:tr>
       <w:tr>
-        <w:tblPrEx>
-          <w:tblCellMar>
-            <w:top w:w="0" w:type="dxa"/>
-            <w:bottom w:w="0" w:type="dxa"/>
-          </w:tblCellMar>
-        </w:tblPrEx>
         <w:tc>
           <w:tcPr>
             <w:tcW w:w="2500" w:type="dxa"/>
@@ -8973,12 +11372,6 @@
         <w:gridCol w:w="3296"/>
       </w:tblGrid>
       <w:tr>
-        <w:tblPrEx>
-          <w:tblCellMar>
-            <w:top w:w="0" w:type="dxa"/>
-            <w:bottom w:w="0" w:type="dxa"/>
-          </w:tblCellMar>
-        </w:tblPrEx>
         <w:tc>
           <w:tcPr>
             <w:tcW w:w="3000" w:type="dxa"/>
@@ -9062,12 +11455,6 @@
         </w:tc>
       </w:tr>
       <w:tr>
-        <w:tblPrEx>
-          <w:tblCellMar>
-            <w:top w:w="0" w:type="dxa"/>
-            <w:bottom w:w="0" w:type="dxa"/>
-          </w:tblCellMar>
-        </w:tblPrEx>
         <w:tc>
           <w:tcPr>
             <w:tcW w:w="3000" w:type="dxa"/>
@@ -9136,12 +11523,6 @@
         </w:tc>
       </w:tr>
       <w:tr>
-        <w:tblPrEx>
-          <w:tblCellMar>
-            <w:top w:w="0" w:type="dxa"/>
-            <w:bottom w:w="0" w:type="dxa"/>
-          </w:tblCellMar>
-        </w:tblPrEx>
         <w:tc>
           <w:tcPr>
             <w:tcW w:w="3000" w:type="dxa"/>
@@ -9160,6 +11541,7 @@
           </w:tcPr>
           <w:p>
             <w:r>
+              <w:lastRenderedPageBreak/>
               <w:t>add_manual_bbox</w:t>
             </w:r>
           </w:p>
@@ -9210,12 +11592,6 @@
         </w:tc>
       </w:tr>
       <w:tr>
-        <w:tblPrEx>
-          <w:tblCellMar>
-            <w:top w:w="0" w:type="dxa"/>
-            <w:bottom w:w="0" w:type="dxa"/>
-          </w:tblCellMar>
-        </w:tblPrEx>
         <w:tc>
           <w:tcPr>
             <w:tcW w:w="3000" w:type="dxa"/>
@@ -9284,12 +11660,6 @@
         </w:tc>
       </w:tr>
       <w:tr>
-        <w:tblPrEx>
-          <w:tblCellMar>
-            <w:top w:w="0" w:type="dxa"/>
-            <w:bottom w:w="0" w:type="dxa"/>
-          </w:tblCellMar>
-        </w:tblPrEx>
         <w:tc>
           <w:tcPr>
             <w:tcW w:w="3000" w:type="dxa"/>
@@ -9358,12 +11728,6 @@
         </w:tc>
       </w:tr>
       <w:tr>
-        <w:tblPrEx>
-          <w:tblCellMar>
-            <w:top w:w="0" w:type="dxa"/>
-            <w:bottom w:w="0" w:type="dxa"/>
-          </w:tblCellMar>
-        </w:tblPrEx>
         <w:tc>
           <w:tcPr>
             <w:tcW w:w="3000" w:type="dxa"/>
@@ -9432,12 +11796,6 @@
         </w:tc>
       </w:tr>
       <w:tr>
-        <w:tblPrEx>
-          <w:tblCellMar>
-            <w:top w:w="0" w:type="dxa"/>
-            <w:bottom w:w="0" w:type="dxa"/>
-          </w:tblCellMar>
-        </w:tblPrEx>
         <w:tc>
           <w:tcPr>
             <w:tcW w:w="3000" w:type="dxa"/>
@@ -9456,7 +11814,6 @@
           </w:tcPr>
           <w:p>
             <w:r>
-              <w:lastRenderedPageBreak/>
               <w:t>move_box_up/down/left/right</w:t>
             </w:r>
           </w:p>
@@ -9507,12 +11864,6 @@
         </w:tc>
       </w:tr>
       <w:tr>
-        <w:tblPrEx>
-          <w:tblCellMar>
-            <w:top w:w="0" w:type="dxa"/>
-            <w:bottom w:w="0" w:type="dxa"/>
-          </w:tblCellMar>
-        </w:tblPrEx>
         <w:tc>
           <w:tcPr>
             <w:tcW w:w="3000" w:type="dxa"/>
@@ -9581,12 +11932,6 @@
         </w:tc>
       </w:tr>
       <w:tr>
-        <w:tblPrEx>
-          <w:tblCellMar>
-            <w:top w:w="0" w:type="dxa"/>
-            <w:bottom w:w="0" w:type="dxa"/>
-          </w:tblCellMar>
-        </w:tblPrEx>
         <w:tc>
           <w:tcPr>
             <w:tcW w:w="3000" w:type="dxa"/>
@@ -9655,12 +12000,6 @@
         </w:tc>
       </w:tr>
       <w:tr>
-        <w:tblPrEx>
-          <w:tblCellMar>
-            <w:top w:w="0" w:type="dxa"/>
-            <w:bottom w:w="0" w:type="dxa"/>
-          </w:tblCellMar>
-        </w:tblPrEx>
         <w:tc>
           <w:tcPr>
             <w:tcW w:w="3000" w:type="dxa"/>
@@ -9729,12 +12068,6 @@
         </w:tc>
       </w:tr>
       <w:tr>
-        <w:tblPrEx>
-          <w:tblCellMar>
-            <w:top w:w="0" w:type="dxa"/>
-            <w:bottom w:w="0" w:type="dxa"/>
-          </w:tblCellMar>
-        </w:tblPrEx>
         <w:tc>
           <w:tcPr>
             <w:tcW w:w="3000" w:type="dxa"/>
@@ -9803,12 +12136,6 @@
         </w:tc>
       </w:tr>
       <w:tr>
-        <w:tblPrEx>
-          <w:tblCellMar>
-            <w:top w:w="0" w:type="dxa"/>
-            <w:bottom w:w="0" w:type="dxa"/>
-          </w:tblCellMar>
-        </w:tblPrEx>
         <w:tc>
           <w:tcPr>
             <w:tcW w:w="3000" w:type="dxa"/>
@@ -10243,12 +12570,6 @@
         <w:gridCol w:w="2560"/>
       </w:tblGrid>
       <w:tr>
-        <w:tblPrEx>
-          <w:tblCellMar>
-            <w:top w:w="0" w:type="dxa"/>
-            <w:bottom w:w="0" w:type="dxa"/>
-          </w:tblCellMar>
-        </w:tblPrEx>
         <w:tc>
           <w:tcPr>
             <w:tcW w:w="1500" w:type="dxa"/>
@@ -10359,12 +12680,6 @@
         </w:tc>
       </w:tr>
       <w:tr>
-        <w:tblPrEx>
-          <w:tblCellMar>
-            <w:top w:w="0" w:type="dxa"/>
-            <w:bottom w:w="0" w:type="dxa"/>
-          </w:tblCellMar>
-        </w:tblPrEx>
         <w:tc>
           <w:tcPr>
             <w:tcW w:w="1500" w:type="dxa"/>
@@ -10455,12 +12770,6 @@
         </w:tc>
       </w:tr>
       <w:tr>
-        <w:tblPrEx>
-          <w:tblCellMar>
-            <w:top w:w="0" w:type="dxa"/>
-            <w:bottom w:w="0" w:type="dxa"/>
-          </w:tblCellMar>
-        </w:tblPrEx>
         <w:tc>
           <w:tcPr>
             <w:tcW w:w="1500" w:type="dxa"/>
@@ -10551,12 +12860,6 @@
         </w:tc>
       </w:tr>
       <w:tr>
-        <w:tblPrEx>
-          <w:tblCellMar>
-            <w:top w:w="0" w:type="dxa"/>
-            <w:bottom w:w="0" w:type="dxa"/>
-          </w:tblCellMar>
-        </w:tblPrEx>
         <w:tc>
           <w:tcPr>
             <w:tcW w:w="1500" w:type="dxa"/>
@@ -12285,12 +14588,6 @@
         <w:gridCol w:w="4360"/>
       </w:tblGrid>
       <w:tr>
-        <w:tblPrEx>
-          <w:tblCellMar>
-            <w:top w:w="0" w:type="dxa"/>
-            <w:bottom w:w="0" w:type="dxa"/>
-          </w:tblCellMar>
-        </w:tblPrEx>
         <w:tc>
           <w:tcPr>
             <w:tcW w:w="2000" w:type="dxa"/>
@@ -12401,12 +14698,6 @@
         </w:tc>
       </w:tr>
       <w:tr>
-        <w:tblPrEx>
-          <w:tblCellMar>
-            <w:top w:w="0" w:type="dxa"/>
-            <w:bottom w:w="0" w:type="dxa"/>
-          </w:tblCellMar>
-        </w:tblPrEx>
         <w:tc>
           <w:tcPr>
             <w:tcW w:w="2000" w:type="dxa"/>
@@ -12497,12 +14788,6 @@
         </w:tc>
       </w:tr>
       <w:tr>
-        <w:tblPrEx>
-          <w:tblCellMar>
-            <w:top w:w="0" w:type="dxa"/>
-            <w:bottom w:w="0" w:type="dxa"/>
-          </w:tblCellMar>
-        </w:tblPrEx>
         <w:tc>
           <w:tcPr>
             <w:tcW w:w="2000" w:type="dxa"/>
@@ -12593,12 +14878,6 @@
         </w:tc>
       </w:tr>
       <w:tr>
-        <w:tblPrEx>
-          <w:tblCellMar>
-            <w:top w:w="0" w:type="dxa"/>
-            <w:bottom w:w="0" w:type="dxa"/>
-          </w:tblCellMar>
-        </w:tblPrEx>
         <w:tc>
           <w:tcPr>
             <w:tcW w:w="2000" w:type="dxa"/>
@@ -12689,12 +14968,6 @@
         </w:tc>
       </w:tr>
       <w:tr>
-        <w:tblPrEx>
-          <w:tblCellMar>
-            <w:top w:w="0" w:type="dxa"/>
-            <w:bottom w:w="0" w:type="dxa"/>
-          </w:tblCellMar>
-        </w:tblPrEx>
         <w:tc>
           <w:tcPr>
             <w:tcW w:w="2000" w:type="dxa"/>
@@ -12785,12 +15058,6 @@
         </w:tc>
       </w:tr>
       <w:tr>
-        <w:tblPrEx>
-          <w:tblCellMar>
-            <w:top w:w="0" w:type="dxa"/>
-            <w:bottom w:w="0" w:type="dxa"/>
-          </w:tblCellMar>
-        </w:tblPrEx>
         <w:tc>
           <w:tcPr>
             <w:tcW w:w="2000" w:type="dxa"/>
@@ -13234,12 +15501,6 @@
         <w:gridCol w:w="4860"/>
       </w:tblGrid>
       <w:tr>
-        <w:tblPrEx>
-          <w:tblCellMar>
-            <w:top w:w="0" w:type="dxa"/>
-            <w:bottom w:w="0" w:type="dxa"/>
-          </w:tblCellMar>
-        </w:tblPrEx>
         <w:tc>
           <w:tcPr>
             <w:tcW w:w="2500" w:type="dxa"/>
@@ -13323,12 +15584,6 @@
         </w:tc>
       </w:tr>
       <w:tr>
-        <w:tblPrEx>
-          <w:tblCellMar>
-            <w:top w:w="0" w:type="dxa"/>
-            <w:bottom w:w="0" w:type="dxa"/>
-          </w:tblCellMar>
-        </w:tblPrEx>
         <w:tc>
           <w:tcPr>
             <w:tcW w:w="2500" w:type="dxa"/>
@@ -13397,12 +15652,6 @@
         </w:tc>
       </w:tr>
       <w:tr>
-        <w:tblPrEx>
-          <w:tblCellMar>
-            <w:top w:w="0" w:type="dxa"/>
-            <w:bottom w:w="0" w:type="dxa"/>
-          </w:tblCellMar>
-        </w:tblPrEx>
         <w:tc>
           <w:tcPr>
             <w:tcW w:w="2500" w:type="dxa"/>
@@ -13471,12 +15720,6 @@
         </w:tc>
       </w:tr>
       <w:tr>
-        <w:tblPrEx>
-          <w:tblCellMar>
-            <w:top w:w="0" w:type="dxa"/>
-            <w:bottom w:w="0" w:type="dxa"/>
-          </w:tblCellMar>
-        </w:tblPrEx>
         <w:tc>
           <w:tcPr>
             <w:tcW w:w="2500" w:type="dxa"/>
@@ -13545,12 +15788,6 @@
         </w:tc>
       </w:tr>
       <w:tr>
-        <w:tblPrEx>
-          <w:tblCellMar>
-            <w:top w:w="0" w:type="dxa"/>
-            <w:bottom w:w="0" w:type="dxa"/>
-          </w:tblCellMar>
-        </w:tblPrEx>
         <w:tc>
           <w:tcPr>
             <w:tcW w:w="2500" w:type="dxa"/>
@@ -13619,12 +15856,6 @@
         </w:tc>
       </w:tr>
       <w:tr>
-        <w:tblPrEx>
-          <w:tblCellMar>
-            <w:top w:w="0" w:type="dxa"/>
-            <w:bottom w:w="0" w:type="dxa"/>
-          </w:tblCellMar>
-        </w:tblPrEx>
         <w:tc>
           <w:tcPr>
             <w:tcW w:w="2500" w:type="dxa"/>
@@ -13693,12 +15924,6 @@
         </w:tc>
       </w:tr>
       <w:tr>
-        <w:tblPrEx>
-          <w:tblCellMar>
-            <w:top w:w="0" w:type="dxa"/>
-            <w:bottom w:w="0" w:type="dxa"/>
-          </w:tblCellMar>
-        </w:tblPrEx>
         <w:tc>
           <w:tcPr>
             <w:tcW w:w="2500" w:type="dxa"/>
@@ -13767,12 +15992,6 @@
         </w:tc>
       </w:tr>
       <w:tr>
-        <w:tblPrEx>
-          <w:tblCellMar>
-            <w:top w:w="0" w:type="dxa"/>
-            <w:bottom w:w="0" w:type="dxa"/>
-          </w:tblCellMar>
-        </w:tblPrEx>
         <w:tc>
           <w:tcPr>
             <w:tcW w:w="2500" w:type="dxa"/>
@@ -14001,12 +16220,6 @@
         <w:gridCol w:w="1552"/>
       </w:tblGrid>
       <w:tr>
-        <w:tblPrEx>
-          <w:tblCellMar>
-            <w:top w:w="0" w:type="dxa"/>
-            <w:bottom w:w="0" w:type="dxa"/>
-          </w:tblCellMar>
-        </w:tblPrEx>
         <w:tc>
           <w:tcPr>
             <w:tcW w:w="1800" w:type="dxa"/>
@@ -14144,12 +16357,6 @@
         </w:tc>
       </w:tr>
       <w:tr>
-        <w:tblPrEx>
-          <w:tblCellMar>
-            <w:top w:w="0" w:type="dxa"/>
-            <w:bottom w:w="0" w:type="dxa"/>
-          </w:tblCellMar>
-        </w:tblPrEx>
         <w:tc>
           <w:tcPr>
             <w:tcW w:w="1800" w:type="dxa"/>
@@ -14262,12 +16469,6 @@
         </w:tc>
       </w:tr>
       <w:tr>
-        <w:tblPrEx>
-          <w:tblCellMar>
-            <w:top w:w="0" w:type="dxa"/>
-            <w:bottom w:w="0" w:type="dxa"/>
-          </w:tblCellMar>
-        </w:tblPrEx>
         <w:tc>
           <w:tcPr>
             <w:tcW w:w="1800" w:type="dxa"/>
@@ -14380,12 +16581,6 @@
         </w:tc>
       </w:tr>
       <w:tr>
-        <w:tblPrEx>
-          <w:tblCellMar>
-            <w:top w:w="0" w:type="dxa"/>
-            <w:bottom w:w="0" w:type="dxa"/>
-          </w:tblCellMar>
-        </w:tblPrEx>
         <w:tc>
           <w:tcPr>
             <w:tcW w:w="1800" w:type="dxa"/>
@@ -14498,12 +16693,6 @@
         </w:tc>
       </w:tr>
       <w:tr>
-        <w:tblPrEx>
-          <w:tblCellMar>
-            <w:top w:w="0" w:type="dxa"/>
-            <w:bottom w:w="0" w:type="dxa"/>
-          </w:tblCellMar>
-        </w:tblPrEx>
         <w:tc>
           <w:tcPr>
             <w:tcW w:w="1800" w:type="dxa"/>
@@ -14827,12 +17016,6 @@
         <w:gridCol w:w="2860"/>
       </w:tblGrid>
       <w:tr>
-        <w:tblPrEx>
-          <w:tblCellMar>
-            <w:top w:w="0" w:type="dxa"/>
-            <w:bottom w:w="0" w:type="dxa"/>
-          </w:tblCellMar>
-        </w:tblPrEx>
         <w:tc>
           <w:tcPr>
             <w:tcW w:w="2500" w:type="dxa"/>
@@ -14916,12 +17099,6 @@
         </w:tc>
       </w:tr>
       <w:tr>
-        <w:tblPrEx>
-          <w:tblCellMar>
-            <w:top w:w="0" w:type="dxa"/>
-            <w:bottom w:w="0" w:type="dxa"/>
-          </w:tblCellMar>
-        </w:tblPrEx>
         <w:tc>
           <w:tcPr>
             <w:tcW w:w="2500" w:type="dxa"/>
@@ -14990,12 +17167,6 @@
         </w:tc>
       </w:tr>
       <w:tr>
-        <w:tblPrEx>
-          <w:tblCellMar>
-            <w:top w:w="0" w:type="dxa"/>
-            <w:bottom w:w="0" w:type="dxa"/>
-          </w:tblCellMar>
-        </w:tblPrEx>
         <w:tc>
           <w:tcPr>
             <w:tcW w:w="2500" w:type="dxa"/>
@@ -15064,12 +17235,6 @@
         </w:tc>
       </w:tr>
       <w:tr>
-        <w:tblPrEx>
-          <w:tblCellMar>
-            <w:top w:w="0" w:type="dxa"/>
-            <w:bottom w:w="0" w:type="dxa"/>
-          </w:tblCellMar>
-        </w:tblPrEx>
         <w:tc>
           <w:tcPr>
             <w:tcW w:w="2500" w:type="dxa"/>
@@ -15138,12 +17303,6 @@
         </w:tc>
       </w:tr>
       <w:tr>
-        <w:tblPrEx>
-          <w:tblCellMar>
-            <w:top w:w="0" w:type="dxa"/>
-            <w:bottom w:w="0" w:type="dxa"/>
-          </w:tblCellMar>
-        </w:tblPrEx>
         <w:tc>
           <w:tcPr>
             <w:tcW w:w="2500" w:type="dxa"/>
@@ -15212,12 +17371,6 @@
         </w:tc>
       </w:tr>
       <w:tr>
-        <w:tblPrEx>
-          <w:tblCellMar>
-            <w:top w:w="0" w:type="dxa"/>
-            <w:bottom w:w="0" w:type="dxa"/>
-          </w:tblCellMar>
-        </w:tblPrEx>
         <w:tc>
           <w:tcPr>
             <w:tcW w:w="2500" w:type="dxa"/>
@@ -15576,12 +17729,6 @@
         <w:gridCol w:w="5560"/>
       </w:tblGrid>
       <w:tr>
-        <w:tblPrEx>
-          <w:tblCellMar>
-            <w:top w:w="0" w:type="dxa"/>
-            <w:bottom w:w="0" w:type="dxa"/>
-          </w:tblCellMar>
-        </w:tblPrEx>
         <w:tc>
           <w:tcPr>
             <w:tcW w:w="1800" w:type="dxa"/>
@@ -15665,12 +17812,6 @@
         </w:tc>
       </w:tr>
       <w:tr>
-        <w:tblPrEx>
-          <w:tblCellMar>
-            <w:top w:w="0" w:type="dxa"/>
-            <w:bottom w:w="0" w:type="dxa"/>
-          </w:tblCellMar>
-        </w:tblPrEx>
         <w:tc>
           <w:tcPr>
             <w:tcW w:w="1800" w:type="dxa"/>
@@ -15739,12 +17880,6 @@
         </w:tc>
       </w:tr>
       <w:tr>
-        <w:tblPrEx>
-          <w:tblCellMar>
-            <w:top w:w="0" w:type="dxa"/>
-            <w:bottom w:w="0" w:type="dxa"/>
-          </w:tblCellMar>
-        </w:tblPrEx>
         <w:tc>
           <w:tcPr>
             <w:tcW w:w="1800" w:type="dxa"/>
@@ -15813,12 +17948,6 @@
         </w:tc>
       </w:tr>
       <w:tr>
-        <w:tblPrEx>
-          <w:tblCellMar>
-            <w:top w:w="0" w:type="dxa"/>
-            <w:bottom w:w="0" w:type="dxa"/>
-          </w:tblCellMar>
-        </w:tblPrEx>
         <w:tc>
           <w:tcPr>
             <w:tcW w:w="1800" w:type="dxa"/>
@@ -15887,12 +18016,6 @@
         </w:tc>
       </w:tr>
       <w:tr>
-        <w:tblPrEx>
-          <w:tblCellMar>
-            <w:top w:w="0" w:type="dxa"/>
-            <w:bottom w:w="0" w:type="dxa"/>
-          </w:tblCellMar>
-        </w:tblPrEx>
         <w:tc>
           <w:tcPr>
             <w:tcW w:w="1800" w:type="dxa"/>
@@ -15961,12 +18084,6 @@
         </w:tc>
       </w:tr>
       <w:tr>
-        <w:tblPrEx>
-          <w:tblCellMar>
-            <w:top w:w="0" w:type="dxa"/>
-            <w:bottom w:w="0" w:type="dxa"/>
-          </w:tblCellMar>
-        </w:tblPrEx>
         <w:tc>
           <w:tcPr>
             <w:tcW w:w="1800" w:type="dxa"/>
@@ -16042,10 +18159,1321 @@
     </w:p>
     <w:p>
       <w:pPr>
+        <w:pStyle w:val="Titre3"/>
+        <w:rPr>
+          <w:color w:val="0070C0"/>
+          <w:sz w:val="28"/>
+        </w:rPr>
+      </w:pPr>
+      <w:r>
+        <w:rPr>
+          <w:color w:val="0070C0"/>
+          <w:sz w:val="28"/>
+        </w:rPr>
+        <w:lastRenderedPageBreak/>
+        <w:t>Section 6.5 - Modules CNN</w:t>
+      </w:r>
+    </w:p>
+    <w:p>
+      <w:pPr>
+        <w:pStyle w:val="Titre3"/>
+      </w:pPr>
+      <w:r>
+        <w:t>6.5.1 Architecture CNN (</w:t>
+      </w:r>
+      <w:proofErr w:type="spellStart"/>
+      <w:r>
+        <w:t>CNN_</w:t>
+      </w:r>
+      <w:proofErr w:type="gramStart"/>
+      <w:r>
+        <w:t>model.R</w:t>
+      </w:r>
+      <w:proofErr w:type="spellEnd"/>
+      <w:proofErr w:type="gramEnd"/>
+      <w:r>
+        <w:t>)</w:t>
+      </w:r>
+    </w:p>
+    <w:p>
+      <w:pPr>
+        <w:pStyle w:val="font-claude-response-body"/>
+      </w:pPr>
+      <w:r>
+        <w:t>Le CNN est un réseau de neurones convolutif 1D entraîné pour la détection de pics dans des spectres RMN 1D.</w:t>
+      </w:r>
+    </w:p>
+    <w:p>
+      <w:pPr>
+        <w:pStyle w:val="font-claude-response-body"/>
+      </w:pPr>
+      <w:r>
+        <w:t>Architecture du modèle :</w:t>
+      </w:r>
+    </w:p>
+    <w:p>
+      <w:pPr>
+        <w:pStyle w:val="whitespace-normal"/>
+        <w:numPr>
+          <w:ilvl w:val="0"/>
+          <w:numId w:val="5"/>
+        </w:numPr>
+      </w:pPr>
+      <w:proofErr w:type="gramStart"/>
+      <w:r>
+        <w:t>Input:</w:t>
+      </w:r>
+      <w:proofErr w:type="gramEnd"/>
+      <w:r>
+        <w:t xml:space="preserve"> 2048 points (spectre 1D)</w:t>
+      </w:r>
+    </w:p>
+    <w:p>
+      <w:pPr>
+        <w:pStyle w:val="whitespace-normal"/>
+        <w:numPr>
+          <w:ilvl w:val="0"/>
+          <w:numId w:val="5"/>
+        </w:numPr>
+      </w:pPr>
+      <w:r>
+        <w:t xml:space="preserve">8 couches convolutives avec activation </w:t>
+      </w:r>
+      <w:proofErr w:type="spellStart"/>
+      <w:r>
+        <w:t>ReLU</w:t>
+      </w:r>
+      <w:proofErr w:type="spellEnd"/>
+    </w:p>
+    <w:p>
+      <w:pPr>
+        <w:pStyle w:val="whitespace-normal"/>
+        <w:numPr>
+          <w:ilvl w:val="0"/>
+          <w:numId w:val="5"/>
+        </w:numPr>
+      </w:pPr>
+      <w:r>
+        <w:t xml:space="preserve">Tailles de </w:t>
+      </w:r>
+      <w:proofErr w:type="gramStart"/>
+      <w:r>
+        <w:t>noyaux:</w:t>
+      </w:r>
+      <w:proofErr w:type="gramEnd"/>
+      <w:r>
+        <w:t xml:space="preserve"> 11 (extraction), 1 (mélange), 3 (raffinement)</w:t>
+      </w:r>
+    </w:p>
+    <w:p>
+      <w:pPr>
+        <w:pStyle w:val="whitespace-normal"/>
+        <w:numPr>
+          <w:ilvl w:val="0"/>
+          <w:numId w:val="5"/>
+        </w:numPr>
+      </w:pPr>
+      <w:r>
+        <w:t xml:space="preserve">Progression des </w:t>
+      </w:r>
+      <w:proofErr w:type="gramStart"/>
+      <w:r>
+        <w:t>filtres:</w:t>
+      </w:r>
+      <w:proofErr w:type="gramEnd"/>
+      <w:r>
+        <w:t xml:space="preserve"> 40 → 20 → 10 → 20 → 10 → 30 → 18 → 18</w:t>
+      </w:r>
+    </w:p>
+    <w:p>
+      <w:pPr>
+        <w:pStyle w:val="whitespace-normal"/>
+        <w:numPr>
+          <w:ilvl w:val="0"/>
+          <w:numId w:val="5"/>
+        </w:numPr>
+      </w:pPr>
+      <w:r>
+        <w:t xml:space="preserve">Deux têtes de </w:t>
+      </w:r>
+      <w:proofErr w:type="gramStart"/>
+      <w:r>
+        <w:t>sortie:</w:t>
+      </w:r>
+      <w:proofErr w:type="gramEnd"/>
+      <w:r>
+        <w:t xml:space="preserve"> </w:t>
+      </w:r>
+    </w:p>
+    <w:p>
+      <w:pPr>
+        <w:pStyle w:val="whitespace-normal"/>
+        <w:numPr>
+          <w:ilvl w:val="1"/>
+          <w:numId w:val="5"/>
+        </w:numPr>
+      </w:pPr>
+      <w:r>
+        <w:t xml:space="preserve">Classification (3 classes </w:t>
+      </w:r>
+      <w:proofErr w:type="spellStart"/>
+      <w:r>
+        <w:t>softmax</w:t>
+      </w:r>
+      <w:proofErr w:type="spellEnd"/>
+      <w:proofErr w:type="gramStart"/>
+      <w:r>
+        <w:t>):</w:t>
+      </w:r>
+      <w:proofErr w:type="gramEnd"/>
+      <w:r>
+        <w:t xml:space="preserve"> background, </w:t>
+      </w:r>
+      <w:proofErr w:type="spellStart"/>
+      <w:r>
+        <w:t>edge</w:t>
+      </w:r>
+      <w:proofErr w:type="spellEnd"/>
+      <w:r>
+        <w:t>, center</w:t>
+      </w:r>
+    </w:p>
+    <w:p>
+      <w:pPr>
+        <w:pStyle w:val="whitespace-normal"/>
+        <w:numPr>
+          <w:ilvl w:val="1"/>
+          <w:numId w:val="5"/>
+        </w:numPr>
+      </w:pPr>
+      <w:r>
+        <w:t>Régression (3 valeurs linéaires</w:t>
+      </w:r>
+      <w:proofErr w:type="gramStart"/>
+      <w:r>
+        <w:t>):</w:t>
+      </w:r>
+      <w:proofErr w:type="gramEnd"/>
+      <w:r>
+        <w:t xml:space="preserve"> ppm, intensité, FWHH</w:t>
+      </w:r>
+    </w:p>
+    <w:p>
+      <w:pPr>
+        <w:pStyle w:val="font-claude-response-body"/>
+      </w:pPr>
+      <w:r>
+        <w:t>Fonction de perte :</w:t>
+      </w:r>
+    </w:p>
+    <w:p>
+      <w:pPr>
+        <w:pStyle w:val="whitespace-normal"/>
+        <w:numPr>
+          <w:ilvl w:val="0"/>
+          <w:numId w:val="6"/>
+        </w:numPr>
+      </w:pPr>
+      <w:proofErr w:type="gramStart"/>
+      <w:r>
+        <w:t>Classification:</w:t>
+      </w:r>
+      <w:proofErr w:type="gramEnd"/>
+      <w:r>
+        <w:t xml:space="preserve"> Focal </w:t>
+      </w:r>
+      <w:proofErr w:type="spellStart"/>
+      <w:r>
+        <w:t>Loss</w:t>
+      </w:r>
+      <w:proofErr w:type="spellEnd"/>
+      <w:r>
+        <w:t xml:space="preserve"> (gamma=3.0, alpha=1.5) pour gérer le déséquilibre de classes</w:t>
+      </w:r>
+    </w:p>
+    <w:p>
+      <w:pPr>
+        <w:pStyle w:val="whitespace-normal"/>
+        <w:numPr>
+          <w:ilvl w:val="0"/>
+          <w:numId w:val="6"/>
+        </w:numPr>
+      </w:pPr>
+      <w:proofErr w:type="gramStart"/>
+      <w:r>
+        <w:t>Régression:</w:t>
+      </w:r>
+      <w:proofErr w:type="gramEnd"/>
+      <w:r>
+        <w:t xml:space="preserve"> MSE (</w:t>
+      </w:r>
+      <w:proofErr w:type="spellStart"/>
+      <w:r>
+        <w:t>Mean</w:t>
+      </w:r>
+      <w:proofErr w:type="spellEnd"/>
+      <w:r>
+        <w:t xml:space="preserve"> </w:t>
+      </w:r>
+      <w:proofErr w:type="spellStart"/>
+      <w:r>
+        <w:t>Squared</w:t>
+      </w:r>
+      <w:proofErr w:type="spellEnd"/>
+      <w:r>
+        <w:t xml:space="preserve"> </w:t>
+      </w:r>
+      <w:proofErr w:type="spellStart"/>
+      <w:r>
+        <w:t>Error</w:t>
+      </w:r>
+      <w:proofErr w:type="spellEnd"/>
+      <w:r>
+        <w:t>)</w:t>
+      </w:r>
+    </w:p>
+    <w:p>
+      <w:pPr>
+        <w:pStyle w:val="Titre3"/>
+      </w:pPr>
+      <w:r>
+        <w:t>6.5.2 Pipeline de détection (</w:t>
+      </w:r>
+      <w:proofErr w:type="spellStart"/>
+      <w:r>
+        <w:t>CNN_</w:t>
+      </w:r>
+      <w:proofErr w:type="gramStart"/>
+      <w:r>
+        <w:t>detection.R</w:t>
+      </w:r>
+      <w:proofErr w:type="spellEnd"/>
+      <w:proofErr w:type="gramEnd"/>
+      <w:r>
+        <w:t>)</w:t>
+      </w:r>
+    </w:p>
+    <w:p>
+      <w:pPr>
+        <w:pStyle w:val="font-claude-response-body"/>
+      </w:pPr>
+      <w:r>
+        <w:t xml:space="preserve">Spectre 2D (normalisé) ↓ Découpage en tranches 1D (lignes + colonnes) ↓ </w:t>
+      </w:r>
+      <w:proofErr w:type="spellStart"/>
+      <w:r>
+        <w:t>Sliding</w:t>
+      </w:r>
+      <w:proofErr w:type="spellEnd"/>
+      <w:r>
+        <w:t xml:space="preserve"> </w:t>
+      </w:r>
+      <w:proofErr w:type="spellStart"/>
+      <w:r>
+        <w:t>Window</w:t>
+      </w:r>
+      <w:proofErr w:type="spellEnd"/>
+      <w:r>
+        <w:t xml:space="preserve"> (2048 pts, </w:t>
+      </w:r>
+      <w:proofErr w:type="spellStart"/>
+      <w:r>
+        <w:t>overlap</w:t>
+      </w:r>
+      <w:proofErr w:type="spellEnd"/>
+      <w:r>
+        <w:t xml:space="preserve"> 256) ↓ CNN </w:t>
+      </w:r>
+      <w:proofErr w:type="spellStart"/>
+      <w:r>
+        <w:t>Inference</w:t>
+      </w:r>
+      <w:proofErr w:type="spellEnd"/>
+      <w:r>
+        <w:t xml:space="preserve"> (batch de 128 fenêtres) ↓ Filtre traces t1 noise ↓ DBSCAN Clustering ↓ </w:t>
+      </w:r>
+      <w:proofErr w:type="spellStart"/>
+      <w:r>
+        <w:t>Bounding</w:t>
+      </w:r>
+      <w:proofErr w:type="spellEnd"/>
+      <w:r>
+        <w:t xml:space="preserve"> Boxes + Merge ↓ </w:t>
+      </w:r>
+      <w:proofErr w:type="spellStart"/>
+      <w:r>
+        <w:t>Peaks</w:t>
+      </w:r>
+      <w:proofErr w:type="spellEnd"/>
+      <w:r>
+        <w:t xml:space="preserve"> &amp; Boxes (output)</w:t>
+      </w:r>
+    </w:p>
+    <w:p>
+      <w:pPr>
+        <w:pStyle w:val="font-claude-response-body"/>
+      </w:pPr>
+      <w:r>
+        <w:t xml:space="preserve">Méthode batch avec </w:t>
+      </w:r>
+      <w:proofErr w:type="spellStart"/>
+      <w:r>
+        <w:t>sliding</w:t>
+      </w:r>
+      <w:proofErr w:type="spellEnd"/>
+      <w:r>
+        <w:t xml:space="preserve"> </w:t>
+      </w:r>
+      <w:proofErr w:type="spellStart"/>
+      <w:r>
+        <w:t>window</w:t>
+      </w:r>
+      <w:proofErr w:type="spellEnd"/>
+      <w:r>
+        <w:t xml:space="preserve"> : Pour les spectres &gt; 2048 points, la fonction predict_peaks_1D_</w:t>
+      </w:r>
+      <w:proofErr w:type="gramStart"/>
+      <w:r>
+        <w:t>batch(</w:t>
+      </w:r>
+      <w:proofErr w:type="gramEnd"/>
+      <w:r>
+        <w:t>) utilise :</w:t>
+      </w:r>
+    </w:p>
+    <w:p>
+      <w:pPr>
+        <w:pStyle w:val="whitespace-normal"/>
+        <w:numPr>
+          <w:ilvl w:val="0"/>
+          <w:numId w:val="7"/>
+        </w:numPr>
+      </w:pPr>
+      <w:r>
+        <w:t>Fenêtre glissante de 2048 points</w:t>
+      </w:r>
+    </w:p>
+    <w:p>
+      <w:pPr>
+        <w:pStyle w:val="whitespace-normal"/>
+        <w:numPr>
+          <w:ilvl w:val="0"/>
+          <w:numId w:val="7"/>
+        </w:numPr>
+      </w:pPr>
+      <w:r>
+        <w:t>Chevauchement de 256 points entre fenêtres</w:t>
+      </w:r>
+    </w:p>
+    <w:p>
+      <w:pPr>
+        <w:pStyle w:val="whitespace-normal"/>
+        <w:numPr>
+          <w:ilvl w:val="0"/>
+          <w:numId w:val="7"/>
+        </w:numPr>
+      </w:pPr>
+      <w:r>
+        <w:t>Batch de 128 fenêtres par appel CNN</w:t>
+      </w:r>
+    </w:p>
+    <w:p>
+      <w:pPr>
+        <w:pStyle w:val="whitespace-normal"/>
+        <w:numPr>
+          <w:ilvl w:val="0"/>
+          <w:numId w:val="7"/>
+        </w:numPr>
+      </w:pPr>
+      <w:proofErr w:type="spellStart"/>
+      <w:r>
+        <w:t>Reconciliation</w:t>
+      </w:r>
+      <w:proofErr w:type="spellEnd"/>
+      <w:r>
+        <w:t xml:space="preserve"> des prédictions sur les zones de chevauchement</w:t>
+      </w:r>
+    </w:p>
+    <w:p>
+      <w:pPr>
+        <w:pStyle w:val="Titre3"/>
+      </w:pPr>
+      <w:r>
+        <w:t>6.5.3 Filtrage des traces (</w:t>
+      </w:r>
+      <w:proofErr w:type="spellStart"/>
+      <w:r>
+        <w:t>CNN_</w:t>
+      </w:r>
+      <w:proofErr w:type="gramStart"/>
+      <w:r>
+        <w:t>filtering.R</w:t>
+      </w:r>
+      <w:proofErr w:type="spellEnd"/>
+      <w:proofErr w:type="gramEnd"/>
+      <w:r>
+        <w:t>)</w:t>
+      </w:r>
+    </w:p>
+    <w:p>
+      <w:pPr>
+        <w:pStyle w:val="font-claude-response-body"/>
+      </w:pPr>
+      <w:r>
+        <w:t xml:space="preserve">La fonction </w:t>
+      </w:r>
+      <w:proofErr w:type="spellStart"/>
+      <w:r>
+        <w:t>filter_tocsy_</w:t>
+      </w:r>
+      <w:proofErr w:type="gramStart"/>
+      <w:r>
+        <w:t>traces</w:t>
+      </w:r>
+      <w:proofErr w:type="spellEnd"/>
+      <w:r>
+        <w:t>(</w:t>
+      </w:r>
+      <w:proofErr w:type="gramEnd"/>
+      <w:r>
+        <w:t>) élimine les artefacts de bruit t1 typiques des spectres TOCSY :</w:t>
+      </w:r>
+    </w:p>
+    <w:p>
+      <w:pPr>
+        <w:pStyle w:val="font-claude-response-body"/>
+      </w:pPr>
+      <w:r>
+        <w:t>Algorithme :</w:t>
+      </w:r>
+    </w:p>
+    <w:p>
+      <w:pPr>
+        <w:pStyle w:val="whitespace-normal"/>
+        <w:numPr>
+          <w:ilvl w:val="0"/>
+          <w:numId w:val="8"/>
+        </w:numPr>
+      </w:pPr>
+      <w:r>
+        <w:t>Grouper les pics par position F2 (tolérance de 0.02 ppm)</w:t>
+      </w:r>
+    </w:p>
+    <w:p>
+      <w:pPr>
+        <w:pStyle w:val="whitespace-normal"/>
+        <w:numPr>
+          <w:ilvl w:val="0"/>
+          <w:numId w:val="8"/>
+        </w:numPr>
+      </w:pPr>
+      <w:r>
+        <w:t>Pour chaque groupe F2, calculer l'intensité maximale</w:t>
+      </w:r>
+    </w:p>
+    <w:p>
+      <w:pPr>
+        <w:pStyle w:val="whitespace-normal"/>
+        <w:numPr>
+          <w:ilvl w:val="0"/>
+          <w:numId w:val="8"/>
+        </w:numPr>
+      </w:pPr>
+      <w:r>
+        <w:t>Garder uniquement les pics &gt;= ratio × max</w:t>
+      </w:r>
+    </w:p>
+    <w:p>
+      <w:pPr>
+        <w:pStyle w:val="whitespace-normal"/>
+        <w:numPr>
+          <w:ilvl w:val="0"/>
+          <w:numId w:val="8"/>
+        </w:numPr>
+      </w:pPr>
+      <w:r>
+        <w:t>Retourner les pics filtrés</w:t>
+      </w:r>
+    </w:p>
+    <w:p>
+      <w:pPr>
+        <w:pStyle w:val="font-claude-response-body"/>
+      </w:pPr>
+      <w:r>
+        <w:t>Paramètres :</w:t>
+      </w:r>
+    </w:p>
+    <w:p>
+      <w:pPr>
+        <w:pStyle w:val="whitespace-normal"/>
+        <w:numPr>
+          <w:ilvl w:val="0"/>
+          <w:numId w:val="9"/>
+        </w:numPr>
+      </w:pPr>
+      <w:proofErr w:type="gramStart"/>
+      <w:r>
+        <w:lastRenderedPageBreak/>
+        <w:t>ratio:</w:t>
+      </w:r>
+      <w:proofErr w:type="gramEnd"/>
+      <w:r>
+        <w:t xml:space="preserve"> Seuil minimum en % du max de la ligne (défaut: 0.1 = 10%)</w:t>
+      </w:r>
+    </w:p>
+    <w:p>
+      <w:pPr>
+        <w:pStyle w:val="whitespace-normal"/>
+        <w:numPr>
+          <w:ilvl w:val="0"/>
+          <w:numId w:val="9"/>
+        </w:numPr>
+      </w:pPr>
+      <w:proofErr w:type="spellStart"/>
+      <w:proofErr w:type="gramStart"/>
+      <w:r>
+        <w:t>ppm</w:t>
+      </w:r>
+      <w:proofErr w:type="gramEnd"/>
+      <w:r>
+        <w:t>_tolerance</w:t>
+      </w:r>
+      <w:proofErr w:type="spellEnd"/>
+      <w:r>
+        <w:t>: Tolérance pour grouper les pics sur F2 (défaut: 0.02 ppm)</w:t>
+      </w:r>
+    </w:p>
+    <w:p>
+      <w:pPr>
+        <w:pStyle w:val="Titre3"/>
+      </w:pPr>
+      <w:r>
+        <w:t>6.5.4 Fusion des boxes (</w:t>
+      </w:r>
+      <w:proofErr w:type="spellStart"/>
+      <w:r>
+        <w:t>CNN_</w:t>
+      </w:r>
+      <w:proofErr w:type="gramStart"/>
+      <w:r>
+        <w:t>clustering.R</w:t>
+      </w:r>
+      <w:proofErr w:type="spellEnd"/>
+      <w:proofErr w:type="gramEnd"/>
+      <w:r>
+        <w:t>)</w:t>
+      </w:r>
+    </w:p>
+    <w:p>
+      <w:pPr>
+        <w:pStyle w:val="font-claude-response-body"/>
+      </w:pPr>
+      <w:r>
+        <w:t xml:space="preserve">La fonction </w:t>
+      </w:r>
+      <w:proofErr w:type="spellStart"/>
+      <w:r>
+        <w:t>merge_overlapping_</w:t>
+      </w:r>
+      <w:proofErr w:type="gramStart"/>
+      <w:r>
+        <w:t>boxes</w:t>
+      </w:r>
+      <w:proofErr w:type="spellEnd"/>
+      <w:r>
+        <w:t>(</w:t>
+      </w:r>
+      <w:proofErr w:type="gramEnd"/>
+      <w:r>
+        <w:t>) utilise le critère "center-in-box" plutôt que le simple chevauchement :</w:t>
+      </w:r>
+    </w:p>
+    <w:p>
+      <w:pPr>
+        <w:pStyle w:val="font-claude-response-body"/>
+      </w:pPr>
+      <w:r>
+        <w:t>Critère de fusion :</w:t>
+      </w:r>
+    </w:p>
+    <w:p>
+      <w:pPr>
+        <w:pStyle w:val="whitespace-normal"/>
+        <w:numPr>
+          <w:ilvl w:val="0"/>
+          <w:numId w:val="10"/>
+        </w:numPr>
+      </w:pPr>
+      <w:r>
+        <w:t>Calculer le centre de chaque box</w:t>
+      </w:r>
+    </w:p>
+    <w:p>
+      <w:pPr>
+        <w:pStyle w:val="whitespace-normal"/>
+        <w:numPr>
+          <w:ilvl w:val="0"/>
+          <w:numId w:val="10"/>
+        </w:numPr>
+      </w:pPr>
+      <w:r>
+        <w:t>Si le centre de box A est à l'intérieur de box B, ou vice versa → fusionner</w:t>
+      </w:r>
+    </w:p>
+    <w:p>
+      <w:pPr>
+        <w:pStyle w:val="whitespace-normal"/>
+        <w:numPr>
+          <w:ilvl w:val="0"/>
+          <w:numId w:val="10"/>
+        </w:numPr>
+      </w:pPr>
+      <w:r>
+        <w:t>La box fusionnée prend les min/max des deux boxes originales</w:t>
+      </w:r>
+    </w:p>
+    <w:p>
+      <w:pPr>
+        <w:pStyle w:val="whitespace-normal"/>
+        <w:numPr>
+          <w:ilvl w:val="0"/>
+          <w:numId w:val="10"/>
+        </w:numPr>
+      </w:pPr>
+      <w:r>
+        <w:t>Itérer jusqu'à ce qu'aucune fusion ne soit possible</w:t>
+      </w:r>
+    </w:p>
+    <w:p>
+      <w:pPr>
+        <w:pStyle w:val="font-claude-response-body"/>
+      </w:pPr>
+      <w:r>
+        <w:t>Ce critère évite la fusion en cascade qui se produisait avec le simple chevauchement géométrique.</w:t>
+      </w:r>
+    </w:p>
+    <w:p>
+      <w:pPr>
+        <w:pStyle w:val="Titre3"/>
+      </w:pPr>
+      <w:r>
+        <w:t>6.5.5 Fonction principale (</w:t>
+      </w:r>
+      <w:proofErr w:type="spellStart"/>
+      <w:r>
+        <w:t>CNN_</w:t>
+      </w:r>
+      <w:proofErr w:type="gramStart"/>
+      <w:r>
+        <w:t>main.R</w:t>
+      </w:r>
+      <w:proofErr w:type="spellEnd"/>
+      <w:proofErr w:type="gramEnd"/>
+      <w:r>
+        <w:t>)</w:t>
+      </w:r>
+    </w:p>
+    <w:p>
+      <w:pPr>
+        <w:pStyle w:val="font-claude-response-body"/>
+      </w:pPr>
+      <w:proofErr w:type="spellStart"/>
+      <w:proofErr w:type="gramStart"/>
+      <w:r>
+        <w:t>run</w:t>
+      </w:r>
+      <w:proofErr w:type="gramEnd"/>
+      <w:r>
+        <w:t>_cnn_peak_picking</w:t>
+      </w:r>
+      <w:proofErr w:type="spellEnd"/>
+      <w:r>
+        <w:t>(</w:t>
+      </w:r>
+      <w:proofErr w:type="spellStart"/>
+      <w:r>
+        <w:t>rr_norm</w:t>
+      </w:r>
+      <w:proofErr w:type="spellEnd"/>
+      <w:r>
+        <w:t xml:space="preserve">, model, params, </w:t>
+      </w:r>
+      <w:proofErr w:type="spellStart"/>
+      <w:r>
+        <w:t>method</w:t>
+      </w:r>
+      <w:proofErr w:type="spellEnd"/>
+      <w:r>
+        <w:t xml:space="preserve">, </w:t>
+      </w:r>
+      <w:proofErr w:type="spellStart"/>
+      <w:r>
+        <w:t>verbose</w:t>
+      </w:r>
+      <w:proofErr w:type="spellEnd"/>
+      <w:r>
+        <w:t>)</w:t>
+      </w:r>
+    </w:p>
+    <w:p>
+      <w:pPr>
+        <w:pStyle w:val="font-claude-response-body"/>
+      </w:pPr>
+      <w:r>
+        <w:t>Étapes :</w:t>
+      </w:r>
+    </w:p>
+    <w:p>
+      <w:pPr>
+        <w:pStyle w:val="whitespace-normal"/>
+        <w:numPr>
+          <w:ilvl w:val="0"/>
+          <w:numId w:val="11"/>
+        </w:numPr>
+      </w:pPr>
+      <w:r>
+        <w:t xml:space="preserve">Détection des pics (batch ou séquentiel selon </w:t>
+      </w:r>
+      <w:proofErr w:type="spellStart"/>
+      <w:r>
+        <w:t>method</w:t>
+      </w:r>
+      <w:proofErr w:type="spellEnd"/>
+      <w:r>
+        <w:t>)</w:t>
+      </w:r>
+    </w:p>
+    <w:p>
+      <w:pPr>
+        <w:pStyle w:val="whitespace-normal"/>
+        <w:numPr>
+          <w:ilvl w:val="0"/>
+          <w:numId w:val="11"/>
+        </w:numPr>
+      </w:pPr>
+      <w:r>
+        <w:t xml:space="preserve">Filtrage des traces TOCSY si </w:t>
+      </w:r>
+      <w:proofErr w:type="spellStart"/>
+      <w:r>
+        <w:t>trace_filter_ratio</w:t>
+      </w:r>
+      <w:proofErr w:type="spellEnd"/>
+      <w:r>
+        <w:t xml:space="preserve"> défini</w:t>
+      </w:r>
+    </w:p>
+    <w:p>
+      <w:pPr>
+        <w:pStyle w:val="whitespace-normal"/>
+        <w:numPr>
+          <w:ilvl w:val="0"/>
+          <w:numId w:val="11"/>
+        </w:numPr>
+      </w:pPr>
+      <w:r>
+        <w:t xml:space="preserve">Filtres optionnels si </w:t>
+      </w:r>
+      <w:proofErr w:type="spellStart"/>
+      <w:r>
+        <w:t>params$use_filters</w:t>
+      </w:r>
+      <w:proofErr w:type="spellEnd"/>
+      <w:r>
+        <w:t xml:space="preserve"> = TRUE</w:t>
+      </w:r>
+    </w:p>
+    <w:p>
+      <w:pPr>
+        <w:pStyle w:val="whitespace-normal"/>
+        <w:numPr>
+          <w:ilvl w:val="0"/>
+          <w:numId w:val="11"/>
+        </w:numPr>
+      </w:pPr>
+      <w:r>
+        <w:t xml:space="preserve">Clustering DBSCAN si </w:t>
+      </w:r>
+      <w:proofErr w:type="spellStart"/>
+      <w:r>
+        <w:t>params$disable_clustering</w:t>
+      </w:r>
+      <w:proofErr w:type="spellEnd"/>
+      <w:r>
+        <w:t xml:space="preserve"> = FALSE</w:t>
+      </w:r>
+    </w:p>
+    <w:p>
+      <w:pPr>
+        <w:pStyle w:val="whitespace-normal"/>
+        <w:numPr>
+          <w:ilvl w:val="0"/>
+          <w:numId w:val="11"/>
+        </w:numPr>
+      </w:pPr>
+      <w:r>
+        <w:t>Fusion des boxes qui se chevauchent</w:t>
+      </w:r>
+    </w:p>
+    <w:p>
+      <w:pPr>
+        <w:pStyle w:val="whitespace-normal"/>
+        <w:numPr>
+          <w:ilvl w:val="0"/>
+          <w:numId w:val="11"/>
+        </w:numPr>
+      </w:pPr>
+      <w:proofErr w:type="gramStart"/>
+      <w:r>
+        <w:t>Retour:</w:t>
+      </w:r>
+      <w:proofErr w:type="gramEnd"/>
+      <w:r>
+        <w:t xml:space="preserve"> </w:t>
+      </w:r>
+      <w:proofErr w:type="spellStart"/>
+      <w:r>
+        <w:t>list</w:t>
+      </w:r>
+      <w:proofErr w:type="spellEnd"/>
+      <w:r>
+        <w:t>(</w:t>
+      </w:r>
+      <w:proofErr w:type="spellStart"/>
+      <w:r>
+        <w:t>peaks</w:t>
+      </w:r>
+      <w:proofErr w:type="spellEnd"/>
+      <w:r>
+        <w:t xml:space="preserve"> = </w:t>
+      </w:r>
+      <w:proofErr w:type="spellStart"/>
+      <w:r>
+        <w:t>peaks</w:t>
+      </w:r>
+      <w:proofErr w:type="spellEnd"/>
+      <w:r>
+        <w:t>, boxes = boxes)</w:t>
+      </w:r>
+    </w:p>
+    <w:p>
+      <w:pPr>
+        <w:pStyle w:val="Titre3"/>
+      </w:pPr>
+      <w:r>
+        <w:t>6.5.6 Paramètres clés</w:t>
+      </w:r>
+    </w:p>
+    <w:tbl>
+      <w:tblPr>
+        <w:tblW w:w="0" w:type="auto"/>
+        <w:tblCellSpacing w:w="15" w:type="dxa"/>
+        <w:tblCellMar>
+          <w:top w:w="15" w:type="dxa"/>
+          <w:left w:w="15" w:type="dxa"/>
+          <w:bottom w:w="15" w:type="dxa"/>
+          <w:right w:w="15" w:type="dxa"/>
+        </w:tblCellMar>
+        <w:tblLook w:val="04A0" w:firstRow="1" w:lastRow="0" w:firstColumn="1" w:lastColumn="0" w:noHBand="0" w:noVBand="1"/>
+      </w:tblPr>
+      <w:tblGrid>
+        <w:gridCol w:w="1751"/>
+        <w:gridCol w:w="972"/>
+        <w:gridCol w:w="4391"/>
+      </w:tblGrid>
+      <w:tr>
+        <w:trPr>
+          <w:tblHeader/>
+          <w:tblCellSpacing w:w="15" w:type="dxa"/>
+        </w:trPr>
+        <w:tc>
+          <w:tcPr>
+            <w:tcW w:w="0" w:type="auto"/>
+            <w:vAlign w:val="center"/>
+            <w:hideMark/>
+          </w:tcPr>
+          <w:p>
+            <w:pPr>
+              <w:jc w:val="center"/>
+              <w:rPr>
+                <w:b/>
+                <w:bCs/>
+              </w:rPr>
+            </w:pPr>
+            <w:r>
+              <w:rPr>
+                <w:b/>
+                <w:bCs/>
+              </w:rPr>
+              <w:t>Paramètre</w:t>
+            </w:r>
+          </w:p>
+        </w:tc>
+        <w:tc>
+          <w:tcPr>
+            <w:tcW w:w="0" w:type="auto"/>
+            <w:vAlign w:val="center"/>
+            <w:hideMark/>
+          </w:tcPr>
+          <w:p>
+            <w:pPr>
+              <w:jc w:val="center"/>
+              <w:rPr>
+                <w:b/>
+                <w:bCs/>
+              </w:rPr>
+            </w:pPr>
+            <w:r>
+              <w:rPr>
+                <w:b/>
+                <w:bCs/>
+              </w:rPr>
+              <w:t>Défaut</w:t>
+            </w:r>
+          </w:p>
+        </w:tc>
+        <w:tc>
+          <w:tcPr>
+            <w:tcW w:w="0" w:type="auto"/>
+            <w:vAlign w:val="center"/>
+            <w:hideMark/>
+          </w:tcPr>
+          <w:p>
+            <w:pPr>
+              <w:jc w:val="center"/>
+              <w:rPr>
+                <w:b/>
+                <w:bCs/>
+              </w:rPr>
+            </w:pPr>
+            <w:r>
+              <w:rPr>
+                <w:b/>
+                <w:bCs/>
+              </w:rPr>
+              <w:t>Description</w:t>
+            </w:r>
+          </w:p>
+        </w:tc>
+      </w:tr>
+      <w:tr>
+        <w:trPr>
+          <w:tblCellSpacing w:w="15" w:type="dxa"/>
+        </w:trPr>
+        <w:tc>
+          <w:tcPr>
+            <w:tcW w:w="0" w:type="auto"/>
+            <w:vAlign w:val="center"/>
+            <w:hideMark/>
+          </w:tcPr>
+          <w:p>
+            <w:proofErr w:type="spellStart"/>
+            <w:proofErr w:type="gramStart"/>
+            <w:r>
+              <w:t>pred</w:t>
+            </w:r>
+            <w:proofErr w:type="gramEnd"/>
+            <w:r>
+              <w:t>_class_thres</w:t>
+            </w:r>
+            <w:proofErr w:type="spellEnd"/>
+          </w:p>
+        </w:tc>
+        <w:tc>
+          <w:tcPr>
+            <w:tcW w:w="0" w:type="auto"/>
+            <w:vAlign w:val="center"/>
+            <w:hideMark/>
+          </w:tcPr>
+          <w:p>
+            <w:r>
+              <w:t>0.3</w:t>
+            </w:r>
+          </w:p>
+        </w:tc>
+        <w:tc>
+          <w:tcPr>
+            <w:tcW w:w="0" w:type="auto"/>
+            <w:vAlign w:val="center"/>
+            <w:hideMark/>
+          </w:tcPr>
+          <w:p>
+            <w:r>
+              <w:t>Seuil de probabilité pour détection</w:t>
+            </w:r>
+          </w:p>
+        </w:tc>
+      </w:tr>
+      <w:tr>
+        <w:trPr>
+          <w:tblCellSpacing w:w="15" w:type="dxa"/>
+        </w:trPr>
+        <w:tc>
+          <w:tcPr>
+            <w:tcW w:w="0" w:type="auto"/>
+            <w:vAlign w:val="center"/>
+            <w:hideMark/>
+          </w:tcPr>
+          <w:p>
+            <w:proofErr w:type="spellStart"/>
+            <w:proofErr w:type="gramStart"/>
+            <w:r>
+              <w:t>trace</w:t>
+            </w:r>
+            <w:proofErr w:type="gramEnd"/>
+            <w:r>
+              <w:t>_filter_ratio</w:t>
+            </w:r>
+            <w:proofErr w:type="spellEnd"/>
+          </w:p>
+        </w:tc>
+        <w:tc>
+          <w:tcPr>
+            <w:tcW w:w="0" w:type="auto"/>
+            <w:vAlign w:val="center"/>
+            <w:hideMark/>
+          </w:tcPr>
+          <w:p>
+            <w:r>
+              <w:t>0.5</w:t>
+            </w:r>
+          </w:p>
+        </w:tc>
+        <w:tc>
+          <w:tcPr>
+            <w:tcW w:w="0" w:type="auto"/>
+            <w:vAlign w:val="center"/>
+            <w:hideMark/>
+          </w:tcPr>
+          <w:p>
+            <w:r>
+              <w:t>Ratio min par rapport au max de ligne F2</w:t>
+            </w:r>
+          </w:p>
+        </w:tc>
+      </w:tr>
+      <w:tr>
+        <w:trPr>
+          <w:tblCellSpacing w:w="15" w:type="dxa"/>
+        </w:trPr>
+        <w:tc>
+          <w:tcPr>
+            <w:tcW w:w="0" w:type="auto"/>
+            <w:vAlign w:val="center"/>
+            <w:hideMark/>
+          </w:tcPr>
+          <w:p>
+            <w:proofErr w:type="spellStart"/>
+            <w:proofErr w:type="gramStart"/>
+            <w:r>
+              <w:t>eps</w:t>
+            </w:r>
+            <w:proofErr w:type="gramEnd"/>
+            <w:r>
+              <w:t>_value</w:t>
+            </w:r>
+            <w:proofErr w:type="spellEnd"/>
+            <w:r>
+              <w:t xml:space="preserve"> × 5</w:t>
+            </w:r>
+          </w:p>
+        </w:tc>
+        <w:tc>
+          <w:tcPr>
+            <w:tcW w:w="0" w:type="auto"/>
+            <w:vAlign w:val="center"/>
+            <w:hideMark/>
+          </w:tcPr>
+          <w:p>
+            <w:r>
+              <w:t>-</w:t>
+            </w:r>
+          </w:p>
+        </w:tc>
+        <w:tc>
+          <w:tcPr>
+            <w:tcW w:w="0" w:type="auto"/>
+            <w:vAlign w:val="center"/>
+            <w:hideMark/>
+          </w:tcPr>
+          <w:p>
+            <w:r>
+              <w:t>Epsilon DBSCAN (multiplié par 5 pour CNN)</w:t>
+            </w:r>
+          </w:p>
+        </w:tc>
+      </w:tr>
+      <w:tr>
+        <w:trPr>
+          <w:tblCellSpacing w:w="15" w:type="dxa"/>
+        </w:trPr>
+        <w:tc>
+          <w:tcPr>
+            <w:tcW w:w="0" w:type="auto"/>
+            <w:vAlign w:val="center"/>
+            <w:hideMark/>
+          </w:tcPr>
+          <w:p>
+            <w:proofErr w:type="spellStart"/>
+            <w:proofErr w:type="gramStart"/>
+            <w:r>
+              <w:t>box</w:t>
+            </w:r>
+            <w:proofErr w:type="gramEnd"/>
+            <w:r>
+              <w:t>_padding</w:t>
+            </w:r>
+            <w:proofErr w:type="spellEnd"/>
+          </w:p>
+        </w:tc>
+        <w:tc>
+          <w:tcPr>
+            <w:tcW w:w="0" w:type="auto"/>
+            <w:vAlign w:val="center"/>
+            <w:hideMark/>
+          </w:tcPr>
+          <w:p>
+            <w:proofErr w:type="spellStart"/>
+            <w:proofErr w:type="gramStart"/>
+            <w:r>
+              <w:t>eps</w:t>
+            </w:r>
+            <w:proofErr w:type="spellEnd"/>
+            <w:proofErr w:type="gramEnd"/>
+            <w:r>
+              <w:t xml:space="preserve"> × 1.5</w:t>
+            </w:r>
+          </w:p>
+        </w:tc>
+        <w:tc>
+          <w:tcPr>
+            <w:tcW w:w="0" w:type="auto"/>
+            <w:vAlign w:val="center"/>
+            <w:hideMark/>
+          </w:tcPr>
+          <w:p>
+            <w:proofErr w:type="spellStart"/>
+            <w:r>
+              <w:t>Padding</w:t>
+            </w:r>
+            <w:proofErr w:type="spellEnd"/>
+            <w:r>
+              <w:t xml:space="preserve"> autour des boxes</w:t>
+            </w:r>
+          </w:p>
+        </w:tc>
+      </w:tr>
+      <w:tr>
+        <w:trPr>
+          <w:tblCellSpacing w:w="15" w:type="dxa"/>
+        </w:trPr>
+        <w:tc>
+          <w:tcPr>
+            <w:tcW w:w="0" w:type="auto"/>
+            <w:vAlign w:val="center"/>
+            <w:hideMark/>
+          </w:tcPr>
+          <w:p>
+            <w:proofErr w:type="spellStart"/>
+            <w:proofErr w:type="gramStart"/>
+            <w:r>
+              <w:t>batch</w:t>
+            </w:r>
+            <w:proofErr w:type="gramEnd"/>
+            <w:r>
+              <w:t>_size</w:t>
+            </w:r>
+            <w:proofErr w:type="spellEnd"/>
+          </w:p>
+        </w:tc>
+        <w:tc>
+          <w:tcPr>
+            <w:tcW w:w="0" w:type="auto"/>
+            <w:vAlign w:val="center"/>
+            <w:hideMark/>
+          </w:tcPr>
+          <w:p>
+            <w:r>
+              <w:t>64</w:t>
+            </w:r>
+          </w:p>
+        </w:tc>
+        <w:tc>
+          <w:tcPr>
+            <w:tcW w:w="0" w:type="auto"/>
+            <w:vAlign w:val="center"/>
+            <w:hideMark/>
+          </w:tcPr>
+          <w:p>
+            <w:r>
+              <w:t xml:space="preserve">Taille des </w:t>
+            </w:r>
+            <w:proofErr w:type="spellStart"/>
+            <w:r>
+              <w:t>batches</w:t>
+            </w:r>
+            <w:proofErr w:type="spellEnd"/>
+            <w:r>
+              <w:t xml:space="preserve"> de lignes/colonnes</w:t>
+            </w:r>
+          </w:p>
+        </w:tc>
+      </w:tr>
+      <w:tr>
+        <w:trPr>
+          <w:tblCellSpacing w:w="15" w:type="dxa"/>
+        </w:trPr>
+        <w:tc>
+          <w:tcPr>
+            <w:tcW w:w="0" w:type="auto"/>
+            <w:vAlign w:val="center"/>
+            <w:hideMark/>
+          </w:tcPr>
+          <w:p>
+            <w:proofErr w:type="spellStart"/>
+            <w:proofErr w:type="gramStart"/>
+            <w:r>
+              <w:t>window</w:t>
+            </w:r>
+            <w:proofErr w:type="gramEnd"/>
+            <w:r>
+              <w:t>_overlap</w:t>
+            </w:r>
+            <w:proofErr w:type="spellEnd"/>
+          </w:p>
+        </w:tc>
+        <w:tc>
+          <w:tcPr>
+            <w:tcW w:w="0" w:type="auto"/>
+            <w:vAlign w:val="center"/>
+            <w:hideMark/>
+          </w:tcPr>
+          <w:p>
+            <w:r>
+              <w:t>256</w:t>
+            </w:r>
+          </w:p>
+        </w:tc>
+        <w:tc>
+          <w:tcPr>
+            <w:tcW w:w="0" w:type="auto"/>
+            <w:vAlign w:val="center"/>
+            <w:hideMark/>
+          </w:tcPr>
+          <w:p>
+            <w:r>
+              <w:t>Chevauchement des fenêtres glissantes</w:t>
+            </w:r>
+          </w:p>
+        </w:tc>
+      </w:tr>
+    </w:tbl>
+    <w:p/>
+    <w:p>
+      <w:pPr>
         <w:pStyle w:val="Titre1"/>
       </w:pPr>
       <w:r>
-        <w:lastRenderedPageBreak/>
         <w:t>7. Variables réactives - Référence complète</w:t>
       </w:r>
     </w:p>
@@ -16089,12 +19517,6 @@
         <w:gridCol w:w="1860"/>
       </w:tblGrid>
       <w:tr>
-        <w:tblPrEx>
-          <w:tblCellMar>
-            <w:top w:w="0" w:type="dxa"/>
-            <w:bottom w:w="0" w:type="dxa"/>
-          </w:tblCellMar>
-        </w:tblPrEx>
         <w:tc>
           <w:tcPr>
             <w:tcW w:w="2500" w:type="dxa"/>
@@ -16118,6 +19540,7 @@
                 <w:b/>
                 <w:bCs/>
               </w:rPr>
+              <w:lastRenderedPageBreak/>
               <w:t>Variable</w:t>
             </w:r>
           </w:p>
@@ -16205,12 +19628,6 @@
         </w:tc>
       </w:tr>
       <w:tr>
-        <w:tblPrEx>
-          <w:tblCellMar>
-            <w:top w:w="0" w:type="dxa"/>
-            <w:bottom w:w="0" w:type="dxa"/>
-          </w:tblCellMar>
-        </w:tblPrEx>
         <w:tc>
           <w:tcPr>
             <w:tcW w:w="2500" w:type="dxa"/>
@@ -16301,12 +19718,6 @@
         </w:tc>
       </w:tr>
       <w:tr>
-        <w:tblPrEx>
-          <w:tblCellMar>
-            <w:top w:w="0" w:type="dxa"/>
-            <w:bottom w:w="0" w:type="dxa"/>
-          </w:tblCellMar>
-        </w:tblPrEx>
         <w:tc>
           <w:tcPr>
             <w:tcW w:w="2500" w:type="dxa"/>
@@ -16397,12 +19808,6 @@
         </w:tc>
       </w:tr>
       <w:tr>
-        <w:tblPrEx>
-          <w:tblCellMar>
-            <w:top w:w="0" w:type="dxa"/>
-            <w:bottom w:w="0" w:type="dxa"/>
-          </w:tblCellMar>
-        </w:tblPrEx>
         <w:tc>
           <w:tcPr>
             <w:tcW w:w="2500" w:type="dxa"/>
@@ -16493,12 +19898,6 @@
         </w:tc>
       </w:tr>
       <w:tr>
-        <w:tblPrEx>
-          <w:tblCellMar>
-            <w:top w:w="0" w:type="dxa"/>
-            <w:bottom w:w="0" w:type="dxa"/>
-          </w:tblCellMar>
-        </w:tblPrEx>
         <w:tc>
           <w:tcPr>
             <w:tcW w:w="2500" w:type="dxa"/>
@@ -16594,7 +19993,15 @@
         <w:pStyle w:val="Titre2"/>
       </w:pPr>
       <w:r>
-        <w:t>7.2 Pending changes (modifications en attente)</w:t>
+        <w:t xml:space="preserve">7.2 </w:t>
+      </w:r>
+      <w:proofErr w:type="spellStart"/>
+      <w:r>
+        <w:t>Pending</w:t>
+      </w:r>
+      <w:proofErr w:type="spellEnd"/>
+      <w:r>
+        <w:t xml:space="preserve"> changes (modifications en attente)</w:t>
       </w:r>
     </w:p>
     <w:tbl>
@@ -16621,12 +20028,6 @@
         <w:gridCol w:w="1860"/>
       </w:tblGrid>
       <w:tr>
-        <w:tblPrEx>
-          <w:tblCellMar>
-            <w:top w:w="0" w:type="dxa"/>
-            <w:bottom w:w="0" w:type="dxa"/>
-          </w:tblCellMar>
-        </w:tblPrEx>
         <w:tc>
           <w:tcPr>
             <w:tcW w:w="2500" w:type="dxa"/>
@@ -16737,12 +20138,6 @@
         </w:tc>
       </w:tr>
       <w:tr>
-        <w:tblPrEx>
-          <w:tblCellMar>
-            <w:top w:w="0" w:type="dxa"/>
-            <w:bottom w:w="0" w:type="dxa"/>
-          </w:tblCellMar>
-        </w:tblPrEx>
         <w:tc>
           <w:tcPr>
             <w:tcW w:w="2500" w:type="dxa"/>
@@ -16833,12 +20228,6 @@
         </w:tc>
       </w:tr>
       <w:tr>
-        <w:tblPrEx>
-          <w:tblCellMar>
-            <w:top w:w="0" w:type="dxa"/>
-            <w:bottom w:w="0" w:type="dxa"/>
-          </w:tblCellMar>
-        </w:tblPrEx>
         <w:tc>
           <w:tcPr>
             <w:tcW w:w="2500" w:type="dxa"/>
@@ -16929,12 +20318,6 @@
         </w:tc>
       </w:tr>
       <w:tr>
-        <w:tblPrEx>
-          <w:tblCellMar>
-            <w:top w:w="0" w:type="dxa"/>
-            <w:bottom w:w="0" w:type="dxa"/>
-          </w:tblCellMar>
-        </w:tblPrEx>
         <w:tc>
           <w:tcPr>
             <w:tcW w:w="2500" w:type="dxa"/>
@@ -17056,12 +20439,6 @@
         <w:gridCol w:w="3860"/>
       </w:tblGrid>
       <w:tr>
-        <w:tblPrEx>
-          <w:tblCellMar>
-            <w:top w:w="0" w:type="dxa"/>
-            <w:bottom w:w="0" w:type="dxa"/>
-          </w:tblCellMar>
-        </w:tblPrEx>
         <w:tc>
           <w:tcPr>
             <w:tcW w:w="3000" w:type="dxa"/>
@@ -17145,12 +20522,6 @@
         </w:tc>
       </w:tr>
       <w:tr>
-        <w:tblPrEx>
-          <w:tblCellMar>
-            <w:top w:w="0" w:type="dxa"/>
-            <w:bottom w:w="0" w:type="dxa"/>
-          </w:tblCellMar>
-        </w:tblPrEx>
         <w:tc>
           <w:tcPr>
             <w:tcW w:w="3000" w:type="dxa"/>
@@ -17219,12 +20590,6 @@
         </w:tc>
       </w:tr>
       <w:tr>
-        <w:tblPrEx>
-          <w:tblCellMar>
-            <w:top w:w="0" w:type="dxa"/>
-            <w:bottom w:w="0" w:type="dxa"/>
-          </w:tblCellMar>
-        </w:tblPrEx>
         <w:tc>
           <w:tcPr>
             <w:tcW w:w="3000" w:type="dxa"/>
@@ -17293,12 +20658,6 @@
         </w:tc>
       </w:tr>
       <w:tr>
-        <w:tblPrEx>
-          <w:tblCellMar>
-            <w:top w:w="0" w:type="dxa"/>
-            <w:bottom w:w="0" w:type="dxa"/>
-          </w:tblCellMar>
-        </w:tblPrEx>
         <w:tc>
           <w:tcPr>
             <w:tcW w:w="3000" w:type="dxa"/>
@@ -17367,12 +20726,6 @@
         </w:tc>
       </w:tr>
       <w:tr>
-        <w:tblPrEx>
-          <w:tblCellMar>
-            <w:top w:w="0" w:type="dxa"/>
-            <w:bottom w:w="0" w:type="dxa"/>
-          </w:tblCellMar>
-        </w:tblPrEx>
         <w:tc>
           <w:tcPr>
             <w:tcW w:w="3000" w:type="dxa"/>
@@ -17441,12 +20794,6 @@
         </w:tc>
       </w:tr>
       <w:tr>
-        <w:tblPrEx>
-          <w:tblCellMar>
-            <w:top w:w="0" w:type="dxa"/>
-            <w:bottom w:w="0" w:type="dxa"/>
-          </w:tblCellMar>
-        </w:tblPrEx>
         <w:tc>
           <w:tcPr>
             <w:tcW w:w="3000" w:type="dxa"/>
@@ -17546,12 +20893,6 @@
         <w:gridCol w:w="3860"/>
       </w:tblGrid>
       <w:tr>
-        <w:tblPrEx>
-          <w:tblCellMar>
-            <w:top w:w="0" w:type="dxa"/>
-            <w:bottom w:w="0" w:type="dxa"/>
-          </w:tblCellMar>
-        </w:tblPrEx>
         <w:tc>
           <w:tcPr>
             <w:tcW w:w="3000" w:type="dxa"/>
@@ -17635,12 +20976,6 @@
         </w:tc>
       </w:tr>
       <w:tr>
-        <w:tblPrEx>
-          <w:tblCellMar>
-            <w:top w:w="0" w:type="dxa"/>
-            <w:bottom w:w="0" w:type="dxa"/>
-          </w:tblCellMar>
-        </w:tblPrEx>
         <w:tc>
           <w:tcPr>
             <w:tcW w:w="3000" w:type="dxa"/>
@@ -17709,12 +21044,6 @@
         </w:tc>
       </w:tr>
       <w:tr>
-        <w:tblPrEx>
-          <w:tblCellMar>
-            <w:top w:w="0" w:type="dxa"/>
-            <w:bottom w:w="0" w:type="dxa"/>
-          </w:tblCellMar>
-        </w:tblPrEx>
         <w:tc>
           <w:tcPr>
             <w:tcW w:w="3000" w:type="dxa"/>
@@ -17783,12 +21112,6 @@
         </w:tc>
       </w:tr>
       <w:tr>
-        <w:tblPrEx>
-          <w:tblCellMar>
-            <w:top w:w="0" w:type="dxa"/>
-            <w:bottom w:w="0" w:type="dxa"/>
-          </w:tblCellMar>
-        </w:tblPrEx>
         <w:tc>
           <w:tcPr>
             <w:tcW w:w="3000" w:type="dxa"/>
@@ -17807,7 +21130,6 @@
           </w:tcPr>
           <w:p>
             <w:r>
-              <w:lastRenderedPageBreak/>
               <w:t>original_box_coords</w:t>
             </w:r>
           </w:p>
@@ -17858,12 +21180,6 @@
         </w:tc>
       </w:tr>
       <w:tr>
-        <w:tblPrEx>
-          <w:tblCellMar>
-            <w:top w:w="0" w:type="dxa"/>
-            <w:bottom w:w="0" w:type="dxa"/>
-          </w:tblCellMar>
-        </w:tblPrEx>
         <w:tc>
           <w:tcPr>
             <w:tcW w:w="3000" w:type="dxa"/>
@@ -17932,12 +21248,6 @@
         </w:tc>
       </w:tr>
       <w:tr>
-        <w:tblPrEx>
-          <w:tblCellMar>
-            <w:top w:w="0" w:type="dxa"/>
-            <w:bottom w:w="0" w:type="dxa"/>
-          </w:tblCellMar>
-        </w:tblPrEx>
         <w:tc>
           <w:tcPr>
             <w:tcW w:w="3000" w:type="dxa"/>
@@ -18011,6 +21321,7 @@
         <w:pStyle w:val="Titre2"/>
       </w:pPr>
       <w:r>
+        <w:lastRenderedPageBreak/>
         <w:t>7.5 État des clics</w:t>
       </w:r>
     </w:p>
@@ -18037,12 +21348,6 @@
         <w:gridCol w:w="3860"/>
       </w:tblGrid>
       <w:tr>
-        <w:tblPrEx>
-          <w:tblCellMar>
-            <w:top w:w="0" w:type="dxa"/>
-            <w:bottom w:w="0" w:type="dxa"/>
-          </w:tblCellMar>
-        </w:tblPrEx>
         <w:tc>
           <w:tcPr>
             <w:tcW w:w="3000" w:type="dxa"/>
@@ -18126,12 +21431,6 @@
         </w:tc>
       </w:tr>
       <w:tr>
-        <w:tblPrEx>
-          <w:tblCellMar>
-            <w:top w:w="0" w:type="dxa"/>
-            <w:bottom w:w="0" w:type="dxa"/>
-          </w:tblCellMar>
-        </w:tblPrEx>
         <w:tc>
           <w:tcPr>
             <w:tcW w:w="3000" w:type="dxa"/>
@@ -18200,12 +21499,6 @@
         </w:tc>
       </w:tr>
       <w:tr>
-        <w:tblPrEx>
-          <w:tblCellMar>
-            <w:top w:w="0" w:type="dxa"/>
-            <w:bottom w:w="0" w:type="dxa"/>
-          </w:tblCellMar>
-        </w:tblPrEx>
         <w:tc>
           <w:tcPr>
             <w:tcW w:w="3000" w:type="dxa"/>
@@ -18305,12 +21598,6 @@
         <w:gridCol w:w="3860"/>
       </w:tblGrid>
       <w:tr>
-        <w:tblPrEx>
-          <w:tblCellMar>
-            <w:top w:w="0" w:type="dxa"/>
-            <w:bottom w:w="0" w:type="dxa"/>
-          </w:tblCellMar>
-        </w:tblPrEx>
         <w:tc>
           <w:tcPr>
             <w:tcW w:w="3000" w:type="dxa"/>
@@ -18394,12 +21681,6 @@
         </w:tc>
       </w:tr>
       <w:tr>
-        <w:tblPrEx>
-          <w:tblCellMar>
-            <w:top w:w="0" w:type="dxa"/>
-            <w:bottom w:w="0" w:type="dxa"/>
-          </w:tblCellMar>
-        </w:tblPrEx>
         <w:tc>
           <w:tcPr>
             <w:tcW w:w="3000" w:type="dxa"/>
@@ -18468,12 +21749,6 @@
         </w:tc>
       </w:tr>
       <w:tr>
-        <w:tblPrEx>
-          <w:tblCellMar>
-            <w:top w:w="0" w:type="dxa"/>
-            <w:bottom w:w="0" w:type="dxa"/>
-          </w:tblCellMar>
-        </w:tblPrEx>
         <w:tc>
           <w:tcPr>
             <w:tcW w:w="3000" w:type="dxa"/>
@@ -18543,375 +21818,670 @@
       </w:tr>
     </w:tbl>
     <w:p>
-      <w:r>
-        <w:br w:type="page"/>
-      </w:r>
-    </w:p>
+      <w:pPr>
+        <w:pStyle w:val="Titre2"/>
+      </w:pPr>
+      <w:r>
+        <w:t>7.</w:t>
+      </w:r>
+      <w:r>
+        <w:t>7 CNN</w:t>
+      </w:r>
+    </w:p>
+    <w:tbl>
+      <w:tblPr>
+        <w:tblW w:w="9360" w:type="dxa"/>
+        <w:tblBorders>
+          <w:top w:val="single" w:sz="4" w:space="0" w:color="auto"/>
+          <w:left w:val="single" w:sz="4" w:space="0" w:color="auto"/>
+          <w:bottom w:val="single" w:sz="4" w:space="0" w:color="auto"/>
+          <w:right w:val="single" w:sz="4" w:space="0" w:color="auto"/>
+          <w:insideH w:val="single" w:sz="4" w:space="0" w:color="auto"/>
+          <w:insideV w:val="single" w:sz="4" w:space="0" w:color="auto"/>
+        </w:tblBorders>
+        <w:tblCellMar>
+          <w:left w:w="10" w:type="dxa"/>
+          <w:right w:w="10" w:type="dxa"/>
+        </w:tblCellMar>
+        <w:tblLook w:val="04A0" w:firstRow="1" w:lastRow="0" w:firstColumn="1" w:lastColumn="0" w:noHBand="0" w:noVBand="1"/>
+      </w:tblPr>
+      <w:tblGrid>
+        <w:gridCol w:w="3000"/>
+        <w:gridCol w:w="2500"/>
+        <w:gridCol w:w="3860"/>
+      </w:tblGrid>
+      <w:tr>
+        <w:tc>
+          <w:tcPr>
+            <w:tcW w:w="3000" w:type="dxa"/>
+            <w:tcBorders>
+              <w:top w:val="single" w:sz="1" w:space="0" w:color="CCCCCC"/>
+              <w:left w:val="single" w:sz="1" w:space="0" w:color="CCCCCC"/>
+              <w:bottom w:val="single" w:sz="1" w:space="0" w:color="CCCCCC"/>
+              <w:right w:val="single" w:sz="1" w:space="0" w:color="CCCCCC"/>
+            </w:tcBorders>
+            <w:shd w:val="clear" w:color="auto" w:fill="D5E8F0"/>
+            <w:tcMar>
+              <w:top w:w="60" w:type="dxa"/>
+              <w:left w:w="100" w:type="dxa"/>
+              <w:bottom w:w="60" w:type="dxa"/>
+              <w:right w:w="100" w:type="dxa"/>
+            </w:tcMar>
+          </w:tcPr>
+          <w:p>
+            <w:bookmarkStart w:id="0" w:name="_GoBack" w:colFirst="3" w:colLast="3"/>
+            <w:r>
+              <w:rPr>
+                <w:b/>
+                <w:bCs/>
+              </w:rPr>
+              <w:t>Variable</w:t>
+            </w:r>
+          </w:p>
+        </w:tc>
+        <w:tc>
+          <w:tcPr>
+            <w:tcW w:w="2500" w:type="dxa"/>
+            <w:tcBorders>
+              <w:top w:val="single" w:sz="1" w:space="0" w:color="CCCCCC"/>
+              <w:left w:val="single" w:sz="1" w:space="0" w:color="CCCCCC"/>
+              <w:bottom w:val="single" w:sz="1" w:space="0" w:color="CCCCCC"/>
+              <w:right w:val="single" w:sz="1" w:space="0" w:color="CCCCCC"/>
+            </w:tcBorders>
+            <w:shd w:val="clear" w:color="auto" w:fill="D5E8F0"/>
+            <w:tcMar>
+              <w:top w:w="60" w:type="dxa"/>
+              <w:left w:w="100" w:type="dxa"/>
+              <w:bottom w:w="60" w:type="dxa"/>
+              <w:right w:w="100" w:type="dxa"/>
+            </w:tcMar>
+          </w:tcPr>
+          <w:p>
+            <w:r>
+              <w:rPr>
+                <w:b/>
+                <w:bCs/>
+              </w:rPr>
+              <w:t>Type</w:t>
+            </w:r>
+          </w:p>
+        </w:tc>
+        <w:tc>
+          <w:tcPr>
+            <w:tcW w:w="3860" w:type="dxa"/>
+            <w:tcBorders>
+              <w:top w:val="single" w:sz="1" w:space="0" w:color="CCCCCC"/>
+              <w:left w:val="single" w:sz="1" w:space="0" w:color="CCCCCC"/>
+              <w:bottom w:val="single" w:sz="1" w:space="0" w:color="CCCCCC"/>
+              <w:right w:val="single" w:sz="1" w:space="0" w:color="CCCCCC"/>
+            </w:tcBorders>
+            <w:shd w:val="clear" w:color="auto" w:fill="D5E8F0"/>
+            <w:tcMar>
+              <w:top w:w="60" w:type="dxa"/>
+              <w:left w:w="100" w:type="dxa"/>
+              <w:bottom w:w="60" w:type="dxa"/>
+              <w:right w:w="100" w:type="dxa"/>
+            </w:tcMar>
+          </w:tcPr>
+          <w:p>
+            <w:r>
+              <w:rPr>
+                <w:b/>
+                <w:bCs/>
+              </w:rPr>
+              <w:t>Description</w:t>
+            </w:r>
+          </w:p>
+        </w:tc>
+      </w:tr>
+      <w:tr>
+        <w:tc>
+          <w:tcPr>
+            <w:tcW w:w="3000" w:type="dxa"/>
+            <w:tcBorders>
+              <w:top w:val="single" w:sz="1" w:space="0" w:color="CCCCCC"/>
+              <w:left w:val="single" w:sz="1" w:space="0" w:color="CCCCCC"/>
+              <w:bottom w:val="single" w:sz="1" w:space="0" w:color="CCCCCC"/>
+              <w:right w:val="single" w:sz="1" w:space="0" w:color="CCCCCC"/>
+            </w:tcBorders>
+            <w:tcMar>
+              <w:top w:w="60" w:type="dxa"/>
+              <w:left w:w="100" w:type="dxa"/>
+              <w:bottom w:w="60" w:type="dxa"/>
+              <w:right w:w="100" w:type="dxa"/>
+            </w:tcMar>
+          </w:tcPr>
+          <w:p>
+            <w:proofErr w:type="spellStart"/>
+            <w:proofErr w:type="gramStart"/>
+            <w:r>
+              <w:t>cnn</w:t>
+            </w:r>
+            <w:proofErr w:type="gramEnd"/>
+            <w:r>
+              <w:t>_pred_class_thres</w:t>
+            </w:r>
+            <w:proofErr w:type="spellEnd"/>
+          </w:p>
+        </w:tc>
+        <w:tc>
+          <w:tcPr>
+            <w:tcW w:w="2500" w:type="dxa"/>
+            <w:tcBorders>
+              <w:top w:val="single" w:sz="1" w:space="0" w:color="CCCCCC"/>
+              <w:left w:val="single" w:sz="1" w:space="0" w:color="CCCCCC"/>
+              <w:bottom w:val="single" w:sz="1" w:space="0" w:color="CCCCCC"/>
+              <w:right w:val="single" w:sz="1" w:space="0" w:color="CCCCCC"/>
+            </w:tcBorders>
+            <w:tcMar>
+              <w:top w:w="60" w:type="dxa"/>
+              <w:left w:w="100" w:type="dxa"/>
+              <w:bottom w:w="60" w:type="dxa"/>
+              <w:right w:w="100" w:type="dxa"/>
+            </w:tcMar>
+          </w:tcPr>
+          <w:p>
+            <w:proofErr w:type="spellStart"/>
+            <w:proofErr w:type="gramStart"/>
+            <w:r>
+              <w:t>reactiveVal</w:t>
+            </w:r>
+            <w:proofErr w:type="spellEnd"/>
+            <w:proofErr w:type="gramEnd"/>
+            <w:r>
+              <w:t>&lt;</w:t>
+            </w:r>
+            <w:proofErr w:type="spellStart"/>
+            <w:r>
+              <w:t>numeric</w:t>
+            </w:r>
+            <w:proofErr w:type="spellEnd"/>
+            <w:r>
+              <w:t>&gt;</w:t>
+            </w:r>
+          </w:p>
+        </w:tc>
+        <w:tc>
+          <w:tcPr>
+            <w:tcW w:w="3860" w:type="dxa"/>
+            <w:tcBorders>
+              <w:top w:val="single" w:sz="1" w:space="0" w:color="CCCCCC"/>
+              <w:left w:val="single" w:sz="1" w:space="0" w:color="CCCCCC"/>
+              <w:bottom w:val="single" w:sz="1" w:space="0" w:color="CCCCCC"/>
+              <w:right w:val="single" w:sz="1" w:space="0" w:color="CCCCCC"/>
+            </w:tcBorders>
+            <w:tcMar>
+              <w:top w:w="60" w:type="dxa"/>
+              <w:left w:w="100" w:type="dxa"/>
+              <w:bottom w:w="60" w:type="dxa"/>
+              <w:right w:w="100" w:type="dxa"/>
+            </w:tcMar>
+          </w:tcPr>
+          <w:p>
+            <w:r>
+              <w:t>Seuil de prédiction CNN (0-1)</w:t>
+            </w:r>
+          </w:p>
+        </w:tc>
+      </w:tr>
+      <w:tr>
+        <w:tc>
+          <w:tcPr>
+            <w:tcW w:w="3000" w:type="dxa"/>
+            <w:tcBorders>
+              <w:top w:val="single" w:sz="1" w:space="0" w:color="CCCCCC"/>
+              <w:left w:val="single" w:sz="1" w:space="0" w:color="CCCCCC"/>
+              <w:bottom w:val="single" w:sz="1" w:space="0" w:color="CCCCCC"/>
+              <w:right w:val="single" w:sz="1" w:space="0" w:color="CCCCCC"/>
+            </w:tcBorders>
+            <w:tcMar>
+              <w:top w:w="60" w:type="dxa"/>
+              <w:left w:w="100" w:type="dxa"/>
+              <w:bottom w:w="60" w:type="dxa"/>
+              <w:right w:w="100" w:type="dxa"/>
+            </w:tcMar>
+          </w:tcPr>
+          <w:p>
+            <w:proofErr w:type="spellStart"/>
+            <w:proofErr w:type="gramStart"/>
+            <w:r>
+              <w:t>cnn</w:t>
+            </w:r>
+            <w:proofErr w:type="gramEnd"/>
+            <w:r>
+              <w:t>_trace_filter</w:t>
+            </w:r>
+            <w:proofErr w:type="spellEnd"/>
+          </w:p>
+        </w:tc>
+        <w:tc>
+          <w:tcPr>
+            <w:tcW w:w="2500" w:type="dxa"/>
+            <w:tcBorders>
+              <w:top w:val="single" w:sz="1" w:space="0" w:color="CCCCCC"/>
+              <w:left w:val="single" w:sz="1" w:space="0" w:color="CCCCCC"/>
+              <w:bottom w:val="single" w:sz="1" w:space="0" w:color="CCCCCC"/>
+              <w:right w:val="single" w:sz="1" w:space="0" w:color="CCCCCC"/>
+            </w:tcBorders>
+            <w:tcMar>
+              <w:top w:w="60" w:type="dxa"/>
+              <w:left w:w="100" w:type="dxa"/>
+              <w:bottom w:w="60" w:type="dxa"/>
+              <w:right w:w="100" w:type="dxa"/>
+            </w:tcMar>
+          </w:tcPr>
+          <w:p>
+            <w:proofErr w:type="spellStart"/>
+            <w:proofErr w:type="gramStart"/>
+            <w:r>
+              <w:t>reactiveVal</w:t>
+            </w:r>
+            <w:proofErr w:type="spellEnd"/>
+            <w:proofErr w:type="gramEnd"/>
+            <w:r>
+              <w:t>&lt;</w:t>
+            </w:r>
+            <w:proofErr w:type="spellStart"/>
+            <w:r>
+              <w:t>numeric</w:t>
+            </w:r>
+            <w:proofErr w:type="spellEnd"/>
+            <w:r>
+              <w:t>&gt;</w:t>
+            </w:r>
+          </w:p>
+        </w:tc>
+        <w:tc>
+          <w:tcPr>
+            <w:tcW w:w="3860" w:type="dxa"/>
+            <w:tcBorders>
+              <w:top w:val="single" w:sz="1" w:space="0" w:color="CCCCCC"/>
+              <w:left w:val="single" w:sz="1" w:space="0" w:color="CCCCCC"/>
+              <w:bottom w:val="single" w:sz="1" w:space="0" w:color="CCCCCC"/>
+              <w:right w:val="single" w:sz="1" w:space="0" w:color="CCCCCC"/>
+            </w:tcBorders>
+            <w:tcMar>
+              <w:top w:w="60" w:type="dxa"/>
+              <w:left w:w="100" w:type="dxa"/>
+              <w:bottom w:w="60" w:type="dxa"/>
+              <w:right w:w="100" w:type="dxa"/>
+            </w:tcMar>
+          </w:tcPr>
+          <w:p>
+            <w:r>
+              <w:t>Filtre trace TOCSY (0-100%)</w:t>
+            </w:r>
+          </w:p>
+        </w:tc>
+      </w:tr>
+      <w:bookmarkEnd w:id="0"/>
+    </w:tbl>
+    <w:p/>
     <w:p>
       <w:pPr>
         <w:pStyle w:val="Titre1"/>
       </w:pPr>
       <w:r>
+        <w:t>8. Interface utilisateur (UI)</w:t>
+      </w:r>
+    </w:p>
+    <w:p>
+      <w:pPr>
+        <w:pStyle w:val="Titre2"/>
+      </w:pPr>
+      <w:r>
+        <w:t>8.1 Structure générale</w:t>
+      </w:r>
+    </w:p>
+    <w:p>
+      <w:pPr>
+        <w:ind w:left="300"/>
+      </w:pPr>
+      <w:r>
+        <w:rPr>
+          <w:rFonts w:ascii="Consolas" w:eastAsia="Consolas" w:hAnsi="Consolas" w:cs="Consolas"/>
+          <w:sz w:val="18"/>
+          <w:szCs w:val="18"/>
+        </w:rPr>
+        <w:t>fluidPage(</w:t>
+      </w:r>
+    </w:p>
+    <w:p>
+      <w:pPr>
+        <w:ind w:left="300"/>
+      </w:pPr>
+      <w:r>
+        <w:rPr>
+          <w:rFonts w:ascii="Consolas" w:eastAsia="Consolas" w:hAnsi="Consolas" w:cs="Consolas"/>
+          <w:sz w:val="18"/>
+          <w:szCs w:val="18"/>
+        </w:rPr>
+        <w:t xml:space="preserve">  useShinyjs(),</w:t>
+      </w:r>
+    </w:p>
+    <w:p>
+      <w:pPr>
+        <w:ind w:left="300"/>
+      </w:pPr>
+      <w:r>
+        <w:rPr>
+          <w:rFonts w:ascii="Consolas" w:eastAsia="Consolas" w:hAnsi="Consolas" w:cs="Consolas"/>
+          <w:sz w:val="18"/>
+          <w:szCs w:val="18"/>
+        </w:rPr>
+        <w:t xml:space="preserve">  tags$head(...),           # CSS + JS externes</w:t>
+      </w:r>
+    </w:p>
+    <w:p>
+      <w:pPr>
+        <w:ind w:left="300"/>
+      </w:pPr>
+      <w:r>
+        <w:rPr>
+          <w:rFonts w:ascii="Consolas" w:eastAsia="Consolas" w:hAnsi="Consolas" w:cs="Consolas"/>
+          <w:sz w:val="18"/>
+          <w:szCs w:val="18"/>
+        </w:rPr>
+        <w:t xml:space="preserve">  </w:t>
+      </w:r>
+    </w:p>
+    <w:p>
+      <w:pPr>
+        <w:ind w:left="300"/>
+      </w:pPr>
+      <w:r>
+        <w:rPr>
+          <w:rFonts w:ascii="Consolas" w:eastAsia="Consolas" w:hAnsi="Consolas" w:cs="Consolas"/>
+          <w:sz w:val="18"/>
+          <w:szCs w:val="18"/>
+        </w:rPr>
+        <w:t xml:space="preserve">  dashboardPage(</w:t>
+      </w:r>
+    </w:p>
+    <w:p>
+      <w:pPr>
+        <w:ind w:left="300"/>
+      </w:pPr>
+      <w:r>
+        <w:rPr>
+          <w:rFonts w:ascii="Consolas" w:eastAsia="Consolas" w:hAnsi="Consolas" w:cs="Consolas"/>
+          <w:sz w:val="18"/>
+          <w:szCs w:val="18"/>
+        </w:rPr>
+        <w:t xml:space="preserve">    dashboardHeader(title = 'NMR 2D Analysis'),</w:t>
+      </w:r>
+    </w:p>
+    <w:p>
+      <w:pPr>
+        <w:ind w:left="300"/>
+      </w:pPr>
+      <w:r>
+        <w:rPr>
+          <w:rFonts w:ascii="Consolas" w:eastAsia="Consolas" w:hAnsi="Consolas" w:cs="Consolas"/>
+          <w:sz w:val="18"/>
+          <w:szCs w:val="18"/>
+        </w:rPr>
+        <w:t xml:space="preserve">    </w:t>
+      </w:r>
+    </w:p>
+    <w:p>
+      <w:pPr>
+        <w:ind w:left="300"/>
+      </w:pPr>
+      <w:r>
+        <w:rPr>
+          <w:rFonts w:ascii="Consolas" w:eastAsia="Consolas" w:hAnsi="Consolas" w:cs="Consolas"/>
+          <w:sz w:val="18"/>
+          <w:szCs w:val="18"/>
+        </w:rPr>
+        <w:t xml:space="preserve">    dashboardSidebar(</w:t>
+      </w:r>
+    </w:p>
+    <w:p>
+      <w:pPr>
+        <w:ind w:left="300"/>
+      </w:pPr>
+      <w:r>
+        <w:rPr>
+          <w:rFonts w:ascii="Consolas" w:eastAsia="Consolas" w:hAnsi="Consolas" w:cs="Consolas"/>
+          <w:sz w:val="18"/>
+          <w:szCs w:val="18"/>
+        </w:rPr>
+        <w:t xml:space="preserve">      sidebarMenu(</w:t>
+      </w:r>
+    </w:p>
+    <w:p>
+      <w:pPr>
+        <w:ind w:left="300"/>
+      </w:pPr>
+      <w:r>
+        <w:rPr>
+          <w:rFonts w:ascii="Consolas" w:eastAsia="Consolas" w:hAnsi="Consolas" w:cs="Consolas"/>
+          <w:sz w:val="18"/>
+          <w:szCs w:val="18"/>
+        </w:rPr>
+        <w:t xml:space="preserve">        menuItem('📖 Guide', tabName = 'guide'),</w:t>
+      </w:r>
+    </w:p>
+    <w:p>
+      <w:pPr>
+        <w:ind w:left="300"/>
+      </w:pPr>
+      <w:r>
+        <w:rPr>
+          <w:rFonts w:ascii="Consolas" w:eastAsia="Consolas" w:hAnsi="Consolas" w:cs="Consolas"/>
+          <w:sz w:val="18"/>
+          <w:szCs w:val="18"/>
+        </w:rPr>
+        <w:t xml:space="preserve">        menuItem('📊 Analysis', tabName = 'analysis')</w:t>
+      </w:r>
+    </w:p>
+    <w:p>
+      <w:pPr>
+        <w:ind w:left="300"/>
+      </w:pPr>
+      <w:r>
+        <w:rPr>
+          <w:rFonts w:ascii="Consolas" w:eastAsia="Consolas" w:hAnsi="Consolas" w:cs="Consolas"/>
+          <w:sz w:val="18"/>
+          <w:szCs w:val="18"/>
+        </w:rPr>
+        <w:t xml:space="preserve">      )</w:t>
+      </w:r>
+    </w:p>
+    <w:p>
+      <w:pPr>
+        <w:ind w:left="300"/>
+      </w:pPr>
+      <w:r>
+        <w:rPr>
+          <w:rFonts w:ascii="Consolas" w:eastAsia="Consolas" w:hAnsi="Consolas" w:cs="Consolas"/>
+          <w:sz w:val="18"/>
+          <w:szCs w:val="18"/>
+        </w:rPr>
+        <w:t xml:space="preserve">    ),</w:t>
+      </w:r>
+    </w:p>
+    <w:p>
+      <w:pPr>
+        <w:ind w:left="300"/>
+      </w:pPr>
+      <w:r>
+        <w:rPr>
+          <w:rFonts w:ascii="Consolas" w:eastAsia="Consolas" w:hAnsi="Consolas" w:cs="Consolas"/>
+          <w:sz w:val="18"/>
+          <w:szCs w:val="18"/>
+        </w:rPr>
+        <w:t xml:space="preserve">    </w:t>
+      </w:r>
+    </w:p>
+    <w:p>
+      <w:pPr>
+        <w:ind w:left="300"/>
+      </w:pPr>
+      <w:r>
+        <w:rPr>
+          <w:rFonts w:ascii="Consolas" w:eastAsia="Consolas" w:hAnsi="Consolas" w:cs="Consolas"/>
+          <w:sz w:val="18"/>
+          <w:szCs w:val="18"/>
+        </w:rPr>
+        <w:t xml:space="preserve">    dashboardBody(</w:t>
+      </w:r>
+    </w:p>
+    <w:p>
+      <w:pPr>
+        <w:ind w:left="300"/>
+      </w:pPr>
+      <w:r>
+        <w:rPr>
+          <w:rFonts w:ascii="Consolas" w:eastAsia="Consolas" w:hAnsi="Consolas" w:cs="Consolas"/>
+          <w:sz w:val="18"/>
+          <w:szCs w:val="18"/>
+        </w:rPr>
+        <w:t xml:space="preserve">      tabItems(</w:t>
+      </w:r>
+    </w:p>
+    <w:p>
+      <w:pPr>
+        <w:ind w:left="300"/>
+      </w:pPr>
+      <w:r>
+        <w:rPr>
+          <w:rFonts w:ascii="Consolas" w:eastAsia="Consolas" w:hAnsi="Consolas" w:cs="Consolas"/>
+          <w:sz w:val="18"/>
+          <w:szCs w:val="18"/>
+        </w:rPr>
+        <w:t xml:space="preserve">        tabItem('guide', ...),</w:t>
+      </w:r>
+    </w:p>
+    <w:p>
+      <w:pPr>
+        <w:ind w:left="300"/>
+      </w:pPr>
+      <w:r>
+        <w:rPr>
+          <w:rFonts w:ascii="Consolas" w:eastAsia="Consolas" w:hAnsi="Consolas" w:cs="Consolas"/>
+          <w:sz w:val="18"/>
+          <w:szCs w:val="18"/>
+        </w:rPr>
+        <w:t xml:space="preserve">        tabItem('analysis', </w:t>
+      </w:r>
+    </w:p>
+    <w:p>
+      <w:pPr>
+        <w:ind w:left="300"/>
+      </w:pPr>
+      <w:r>
+        <w:rPr>
+          <w:rFonts w:ascii="Consolas" w:eastAsia="Consolas" w:hAnsi="Consolas" w:cs="Consolas"/>
+          <w:sz w:val="18"/>
+          <w:szCs w:val="18"/>
+        </w:rPr>
+        <w:t xml:space="preserve">          fluidRow(</w:t>
+      </w:r>
+    </w:p>
+    <w:p>
+      <w:pPr>
+        <w:ind w:left="300"/>
+      </w:pPr>
+      <w:r>
+        <w:rPr>
+          <w:rFonts w:ascii="Consolas" w:eastAsia="Consolas" w:hAnsi="Consolas" w:cs="Consolas"/>
+          <w:sz w:val="18"/>
+          <w:szCs w:val="18"/>
+        </w:rPr>
+        <w:t xml:space="preserve">            column(3, bsCollapse(...)),   # Panel gauche - Contrôles</w:t>
+      </w:r>
+    </w:p>
+    <w:p>
+      <w:pPr>
+        <w:ind w:left="300"/>
+      </w:pPr>
+      <w:r>
+        <w:rPr>
+          <w:rFonts w:ascii="Consolas" w:eastAsia="Consolas" w:hAnsi="Consolas" w:cs="Consolas"/>
+          <w:sz w:val="18"/>
+          <w:szCs w:val="18"/>
+        </w:rPr>
+        <w:t xml:space="preserve">            column(9, tabBox(...))        # Panel droit - Visualisation</w:t>
+      </w:r>
+    </w:p>
+    <w:p>
+      <w:pPr>
+        <w:ind w:left="300"/>
+      </w:pPr>
+      <w:r>
+        <w:rPr>
+          <w:rFonts w:ascii="Consolas" w:eastAsia="Consolas" w:hAnsi="Consolas" w:cs="Consolas"/>
+          <w:sz w:val="18"/>
+          <w:szCs w:val="18"/>
+        </w:rPr>
+        <w:t xml:space="preserve">          )</w:t>
+      </w:r>
+    </w:p>
+    <w:p>
+      <w:pPr>
+        <w:ind w:left="300"/>
+      </w:pPr>
+      <w:r>
+        <w:rPr>
+          <w:rFonts w:ascii="Consolas" w:eastAsia="Consolas" w:hAnsi="Consolas" w:cs="Consolas"/>
+          <w:sz w:val="18"/>
+          <w:szCs w:val="18"/>
+        </w:rPr>
+        <w:t xml:space="preserve">        )</w:t>
+      </w:r>
+    </w:p>
+    <w:p>
+      <w:pPr>
+        <w:ind w:left="300"/>
+      </w:pPr>
+      <w:r>
+        <w:rPr>
+          <w:rFonts w:ascii="Consolas" w:eastAsia="Consolas" w:hAnsi="Consolas" w:cs="Consolas"/>
+          <w:sz w:val="18"/>
+          <w:szCs w:val="18"/>
+        </w:rPr>
+        <w:t xml:space="preserve">      )</w:t>
+      </w:r>
+    </w:p>
+    <w:p>
+      <w:pPr>
+        <w:ind w:left="300"/>
+      </w:pPr>
+      <w:r>
+        <w:rPr>
+          <w:rFonts w:ascii="Consolas" w:eastAsia="Consolas" w:hAnsi="Consolas" w:cs="Consolas"/>
+          <w:sz w:val="18"/>
+          <w:szCs w:val="18"/>
+        </w:rPr>
+        <w:t xml:space="preserve">    )</w:t>
+      </w:r>
+    </w:p>
+    <w:p>
+      <w:pPr>
+        <w:ind w:left="300"/>
+      </w:pPr>
+      <w:r>
+        <w:rPr>
+          <w:rFonts w:ascii="Consolas" w:eastAsia="Consolas" w:hAnsi="Consolas" w:cs="Consolas"/>
+          <w:sz w:val="18"/>
+          <w:szCs w:val="18"/>
+        </w:rPr>
+        <w:t xml:space="preserve">  )</w:t>
+      </w:r>
+    </w:p>
+    <w:p>
+      <w:pPr>
+        <w:ind w:left="300"/>
+      </w:pPr>
+      <w:r>
+        <w:rPr>
+          <w:rFonts w:ascii="Consolas" w:eastAsia="Consolas" w:hAnsi="Consolas" w:cs="Consolas"/>
+          <w:sz w:val="18"/>
+          <w:szCs w:val="18"/>
+        </w:rPr>
         <w:lastRenderedPageBreak/>
-        <w:t>8. Interface utilisateur (UI)</w:t>
-      </w:r>
-    </w:p>
-    <w:p>
-      <w:pPr>
-        <w:pStyle w:val="Titre2"/>
-      </w:pPr>
-      <w:r>
-        <w:t>8.1 Structure générale</w:t>
-      </w:r>
-    </w:p>
-    <w:p>
-      <w:pPr>
-        <w:ind w:left="300"/>
-      </w:pPr>
-      <w:r>
-        <w:rPr>
-          <w:rFonts w:ascii="Consolas" w:eastAsia="Consolas" w:hAnsi="Consolas" w:cs="Consolas"/>
-          <w:sz w:val="18"/>
-          <w:szCs w:val="18"/>
-        </w:rPr>
-        <w:t>fluidPage(</w:t>
-      </w:r>
-    </w:p>
-    <w:p>
-      <w:pPr>
-        <w:ind w:left="300"/>
-      </w:pPr>
-      <w:r>
-        <w:rPr>
-          <w:rFonts w:ascii="Consolas" w:eastAsia="Consolas" w:hAnsi="Consolas" w:cs="Consolas"/>
-          <w:sz w:val="18"/>
-          <w:szCs w:val="18"/>
-        </w:rPr>
-        <w:t xml:space="preserve">  useShinyjs(),</w:t>
-      </w:r>
-    </w:p>
-    <w:p>
-      <w:pPr>
-        <w:ind w:left="300"/>
-      </w:pPr>
-      <w:r>
-        <w:rPr>
-          <w:rFonts w:ascii="Consolas" w:eastAsia="Consolas" w:hAnsi="Consolas" w:cs="Consolas"/>
-          <w:sz w:val="18"/>
-          <w:szCs w:val="18"/>
-        </w:rPr>
-        <w:t xml:space="preserve">  tags$head(...),           # CSS + JS externes</w:t>
-      </w:r>
-    </w:p>
-    <w:p>
-      <w:pPr>
-        <w:ind w:left="300"/>
-      </w:pPr>
-      <w:r>
-        <w:rPr>
-          <w:rFonts w:ascii="Consolas" w:eastAsia="Consolas" w:hAnsi="Consolas" w:cs="Consolas"/>
-          <w:sz w:val="18"/>
-          <w:szCs w:val="18"/>
-        </w:rPr>
-        <w:t xml:space="preserve">  </w:t>
-      </w:r>
-    </w:p>
-    <w:p>
-      <w:pPr>
-        <w:ind w:left="300"/>
-      </w:pPr>
-      <w:r>
-        <w:rPr>
-          <w:rFonts w:ascii="Consolas" w:eastAsia="Consolas" w:hAnsi="Consolas" w:cs="Consolas"/>
-          <w:sz w:val="18"/>
-          <w:szCs w:val="18"/>
-        </w:rPr>
-        <w:t xml:space="preserve">  dashboardPage(</w:t>
-      </w:r>
-    </w:p>
-    <w:p>
-      <w:pPr>
-        <w:ind w:left="300"/>
-      </w:pPr>
-      <w:r>
-        <w:rPr>
-          <w:rFonts w:ascii="Consolas" w:eastAsia="Consolas" w:hAnsi="Consolas" w:cs="Consolas"/>
-          <w:sz w:val="18"/>
-          <w:szCs w:val="18"/>
-        </w:rPr>
-        <w:t xml:space="preserve">    dashboardHeader(title = 'NMR 2D Analysis'),</w:t>
-      </w:r>
-    </w:p>
-    <w:p>
-      <w:pPr>
-        <w:ind w:left="300"/>
-      </w:pPr>
-      <w:r>
-        <w:rPr>
-          <w:rFonts w:ascii="Consolas" w:eastAsia="Consolas" w:hAnsi="Consolas" w:cs="Consolas"/>
-          <w:sz w:val="18"/>
-          <w:szCs w:val="18"/>
-        </w:rPr>
-        <w:t xml:space="preserve">    </w:t>
-      </w:r>
-    </w:p>
-    <w:p>
-      <w:pPr>
-        <w:ind w:left="300"/>
-      </w:pPr>
-      <w:r>
-        <w:rPr>
-          <w:rFonts w:ascii="Consolas" w:eastAsia="Consolas" w:hAnsi="Consolas" w:cs="Consolas"/>
-          <w:sz w:val="18"/>
-          <w:szCs w:val="18"/>
-        </w:rPr>
-        <w:t xml:space="preserve">    dashboardSidebar(</w:t>
-      </w:r>
-    </w:p>
-    <w:p>
-      <w:pPr>
-        <w:ind w:left="300"/>
-      </w:pPr>
-      <w:r>
-        <w:rPr>
-          <w:rFonts w:ascii="Consolas" w:eastAsia="Consolas" w:hAnsi="Consolas" w:cs="Consolas"/>
-          <w:sz w:val="18"/>
-          <w:szCs w:val="18"/>
-        </w:rPr>
-        <w:t xml:space="preserve">      sidebarMenu(</w:t>
-      </w:r>
-    </w:p>
-    <w:p>
-      <w:pPr>
-        <w:ind w:left="300"/>
-      </w:pPr>
-      <w:r>
-        <w:rPr>
-          <w:rFonts w:ascii="Consolas" w:eastAsia="Consolas" w:hAnsi="Consolas" w:cs="Consolas"/>
-          <w:sz w:val="18"/>
-          <w:szCs w:val="18"/>
-        </w:rPr>
-        <w:t xml:space="preserve">        menuItem('📖 Guide', tabName = 'guide'),</w:t>
-      </w:r>
-    </w:p>
-    <w:p>
-      <w:pPr>
-        <w:ind w:left="300"/>
-      </w:pPr>
-      <w:r>
-        <w:rPr>
-          <w:rFonts w:ascii="Consolas" w:eastAsia="Consolas" w:hAnsi="Consolas" w:cs="Consolas"/>
-          <w:sz w:val="18"/>
-          <w:szCs w:val="18"/>
-        </w:rPr>
-        <w:t xml:space="preserve">        menuItem('📊 Analysis', tabName = 'analysis')</w:t>
-      </w:r>
-    </w:p>
-    <w:p>
-      <w:pPr>
-        <w:ind w:left="300"/>
-      </w:pPr>
-      <w:r>
-        <w:rPr>
-          <w:rFonts w:ascii="Consolas" w:eastAsia="Consolas" w:hAnsi="Consolas" w:cs="Consolas"/>
-          <w:sz w:val="18"/>
-          <w:szCs w:val="18"/>
-        </w:rPr>
-        <w:t xml:space="preserve">      )</w:t>
-      </w:r>
-    </w:p>
-    <w:p>
-      <w:pPr>
-        <w:ind w:left="300"/>
-      </w:pPr>
-      <w:r>
-        <w:rPr>
-          <w:rFonts w:ascii="Consolas" w:eastAsia="Consolas" w:hAnsi="Consolas" w:cs="Consolas"/>
-          <w:sz w:val="18"/>
-          <w:szCs w:val="18"/>
-        </w:rPr>
-        <w:t xml:space="preserve">    ),</w:t>
-      </w:r>
-    </w:p>
-    <w:p>
-      <w:pPr>
-        <w:ind w:left="300"/>
-      </w:pPr>
-      <w:r>
-        <w:rPr>
-          <w:rFonts w:ascii="Consolas" w:eastAsia="Consolas" w:hAnsi="Consolas" w:cs="Consolas"/>
-          <w:sz w:val="18"/>
-          <w:szCs w:val="18"/>
-        </w:rPr>
-        <w:t xml:space="preserve">    </w:t>
-      </w:r>
-    </w:p>
-    <w:p>
-      <w:pPr>
-        <w:ind w:left="300"/>
-      </w:pPr>
-      <w:r>
-        <w:rPr>
-          <w:rFonts w:ascii="Consolas" w:eastAsia="Consolas" w:hAnsi="Consolas" w:cs="Consolas"/>
-          <w:sz w:val="18"/>
-          <w:szCs w:val="18"/>
-        </w:rPr>
-        <w:t xml:space="preserve">    dashboardBody(</w:t>
-      </w:r>
-    </w:p>
-    <w:p>
-      <w:pPr>
-        <w:ind w:left="300"/>
-      </w:pPr>
-      <w:r>
-        <w:rPr>
-          <w:rFonts w:ascii="Consolas" w:eastAsia="Consolas" w:hAnsi="Consolas" w:cs="Consolas"/>
-          <w:sz w:val="18"/>
-          <w:szCs w:val="18"/>
-        </w:rPr>
-        <w:t xml:space="preserve">      tabItems(</w:t>
-      </w:r>
-    </w:p>
-    <w:p>
-      <w:pPr>
-        <w:ind w:left="300"/>
-      </w:pPr>
-      <w:r>
-        <w:rPr>
-          <w:rFonts w:ascii="Consolas" w:eastAsia="Consolas" w:hAnsi="Consolas" w:cs="Consolas"/>
-          <w:sz w:val="18"/>
-          <w:szCs w:val="18"/>
-        </w:rPr>
-        <w:t xml:space="preserve">        tabItem('guide', ...),</w:t>
-      </w:r>
-    </w:p>
-    <w:p>
-      <w:pPr>
-        <w:ind w:left="300"/>
-      </w:pPr>
-      <w:r>
-        <w:rPr>
-          <w:rFonts w:ascii="Consolas" w:eastAsia="Consolas" w:hAnsi="Consolas" w:cs="Consolas"/>
-          <w:sz w:val="18"/>
-          <w:szCs w:val="18"/>
-        </w:rPr>
-        <w:t xml:space="preserve">        tabItem('analysis', </w:t>
-      </w:r>
-    </w:p>
-    <w:p>
-      <w:pPr>
-        <w:ind w:left="300"/>
-      </w:pPr>
-      <w:r>
-        <w:rPr>
-          <w:rFonts w:ascii="Consolas" w:eastAsia="Consolas" w:hAnsi="Consolas" w:cs="Consolas"/>
-          <w:sz w:val="18"/>
-          <w:szCs w:val="18"/>
-        </w:rPr>
-        <w:t xml:space="preserve">          fluidRow(</w:t>
-      </w:r>
-    </w:p>
-    <w:p>
-      <w:pPr>
-        <w:ind w:left="300"/>
-      </w:pPr>
-      <w:r>
-        <w:rPr>
-          <w:rFonts w:ascii="Consolas" w:eastAsia="Consolas" w:hAnsi="Consolas" w:cs="Consolas"/>
-          <w:sz w:val="18"/>
-          <w:szCs w:val="18"/>
-        </w:rPr>
-        <w:t xml:space="preserve">            column(3, bsCollapse(...)),   # Panel gauche - Contrôles</w:t>
-      </w:r>
-    </w:p>
-    <w:p>
-      <w:pPr>
-        <w:ind w:left="300"/>
-      </w:pPr>
-      <w:r>
-        <w:rPr>
-          <w:rFonts w:ascii="Consolas" w:eastAsia="Consolas" w:hAnsi="Consolas" w:cs="Consolas"/>
-          <w:sz w:val="18"/>
-          <w:szCs w:val="18"/>
-        </w:rPr>
-        <w:t xml:space="preserve">            column(9, tabBox(...))        # Panel droit - Visualisation</w:t>
-      </w:r>
-    </w:p>
-    <w:p>
-      <w:pPr>
-        <w:ind w:left="300"/>
-      </w:pPr>
-      <w:r>
-        <w:rPr>
-          <w:rFonts w:ascii="Consolas" w:eastAsia="Consolas" w:hAnsi="Consolas" w:cs="Consolas"/>
-          <w:sz w:val="18"/>
-          <w:szCs w:val="18"/>
-        </w:rPr>
-        <w:t xml:space="preserve">          )</w:t>
-      </w:r>
-    </w:p>
-    <w:p>
-      <w:pPr>
-        <w:ind w:left="300"/>
-      </w:pPr>
-      <w:r>
-        <w:rPr>
-          <w:rFonts w:ascii="Consolas" w:eastAsia="Consolas" w:hAnsi="Consolas" w:cs="Consolas"/>
-          <w:sz w:val="18"/>
-          <w:szCs w:val="18"/>
-        </w:rPr>
-        <w:t xml:space="preserve">        )</w:t>
-      </w:r>
-    </w:p>
-    <w:p>
-      <w:pPr>
-        <w:ind w:left="300"/>
-      </w:pPr>
-      <w:r>
-        <w:rPr>
-          <w:rFonts w:ascii="Consolas" w:eastAsia="Consolas" w:hAnsi="Consolas" w:cs="Consolas"/>
-          <w:sz w:val="18"/>
-          <w:szCs w:val="18"/>
-        </w:rPr>
-        <w:t xml:space="preserve">      )</w:t>
-      </w:r>
-    </w:p>
-    <w:p>
-      <w:pPr>
-        <w:ind w:left="300"/>
-      </w:pPr>
-      <w:r>
-        <w:rPr>
-          <w:rFonts w:ascii="Consolas" w:eastAsia="Consolas" w:hAnsi="Consolas" w:cs="Consolas"/>
-          <w:sz w:val="18"/>
-          <w:szCs w:val="18"/>
-        </w:rPr>
-        <w:t xml:space="preserve">    )</w:t>
-      </w:r>
-    </w:p>
-    <w:p>
-      <w:pPr>
-        <w:ind w:left="300"/>
-      </w:pPr>
-      <w:r>
-        <w:rPr>
-          <w:rFonts w:ascii="Consolas" w:eastAsia="Consolas" w:hAnsi="Consolas" w:cs="Consolas"/>
-          <w:sz w:val="18"/>
-          <w:szCs w:val="18"/>
-        </w:rPr>
-        <w:t xml:space="preserve">  )</w:t>
-      </w:r>
-    </w:p>
-    <w:p>
-      <w:pPr>
-        <w:ind w:left="300"/>
-      </w:pPr>
-      <w:r>
-        <w:rPr>
-          <w:rFonts w:ascii="Consolas" w:eastAsia="Consolas" w:hAnsi="Consolas" w:cs="Consolas"/>
-          <w:sz w:val="18"/>
-          <w:szCs w:val="18"/>
-        </w:rPr>
         <w:t>)</w:t>
       </w:r>
     </w:p>
@@ -18946,12 +22516,6 @@
         <w:gridCol w:w="4334"/>
       </w:tblGrid>
       <w:tr>
-        <w:tblPrEx>
-          <w:tblCellMar>
-            <w:top w:w="0" w:type="dxa"/>
-            <w:bottom w:w="0" w:type="dxa"/>
-          </w:tblCellMar>
-        </w:tblPrEx>
         <w:tc>
           <w:tcPr>
             <w:tcW w:w="2500" w:type="dxa"/>
@@ -19035,12 +22599,6 @@
         </w:tc>
       </w:tr>
       <w:tr>
-        <w:tblPrEx>
-          <w:tblCellMar>
-            <w:top w:w="0" w:type="dxa"/>
-            <w:bottom w:w="0" w:type="dxa"/>
-          </w:tblCellMar>
-        </w:tblPrEx>
         <w:tc>
           <w:tcPr>
             <w:tcW w:w="2500" w:type="dxa"/>
@@ -19109,12 +22667,6 @@
         </w:tc>
       </w:tr>
       <w:tr>
-        <w:tblPrEx>
-          <w:tblCellMar>
-            <w:top w:w="0" w:type="dxa"/>
-            <w:bottom w:w="0" w:type="dxa"/>
-          </w:tblCellMar>
-        </w:tblPrEx>
         <w:tc>
           <w:tcPr>
             <w:tcW w:w="2500" w:type="dxa"/>
@@ -19183,12 +22735,6 @@
         </w:tc>
       </w:tr>
       <w:tr>
-        <w:tblPrEx>
-          <w:tblCellMar>
-            <w:top w:w="0" w:type="dxa"/>
-            <w:bottom w:w="0" w:type="dxa"/>
-          </w:tblCellMar>
-        </w:tblPrEx>
         <w:tc>
           <w:tcPr>
             <w:tcW w:w="2500" w:type="dxa"/>
@@ -19257,12 +22803,6 @@
         </w:tc>
       </w:tr>
       <w:tr>
-        <w:tblPrEx>
-          <w:tblCellMar>
-            <w:top w:w="0" w:type="dxa"/>
-            <w:bottom w:w="0" w:type="dxa"/>
-          </w:tblCellMar>
-        </w:tblPrEx>
         <w:tc>
           <w:tcPr>
             <w:tcW w:w="2500" w:type="dxa"/>
@@ -19331,12 +22871,6 @@
         </w:tc>
       </w:tr>
       <w:tr>
-        <w:tblPrEx>
-          <w:tblCellMar>
-            <w:top w:w="0" w:type="dxa"/>
-            <w:bottom w:w="0" w:type="dxa"/>
-          </w:tblCellMar>
-        </w:tblPrEx>
         <w:tc>
           <w:tcPr>
             <w:tcW w:w="2500" w:type="dxa"/>
@@ -19405,12 +22939,6 @@
         </w:tc>
       </w:tr>
       <w:tr>
-        <w:tblPrEx>
-          <w:tblCellMar>
-            <w:top w:w="0" w:type="dxa"/>
-            <w:bottom w:w="0" w:type="dxa"/>
-          </w:tblCellMar>
-        </w:tblPrEx>
         <w:tc>
           <w:tcPr>
             <w:tcW w:w="2500" w:type="dxa"/>
@@ -19510,12 +23038,6 @@
         <w:gridCol w:w="3360"/>
       </w:tblGrid>
       <w:tr>
-        <w:tblPrEx>
-          <w:tblCellMar>
-            <w:top w:w="0" w:type="dxa"/>
-            <w:bottom w:w="0" w:type="dxa"/>
-          </w:tblCellMar>
-        </w:tblPrEx>
         <w:tc>
           <w:tcPr>
             <w:tcW w:w="2000" w:type="dxa"/>
@@ -19599,12 +23121,6 @@
         </w:tc>
       </w:tr>
       <w:tr>
-        <w:tblPrEx>
-          <w:tblCellMar>
-            <w:top w:w="0" w:type="dxa"/>
-            <w:bottom w:w="0" w:type="dxa"/>
-          </w:tblCellMar>
-        </w:tblPrEx>
         <w:tc>
           <w:tcPr>
             <w:tcW w:w="2000" w:type="dxa"/>
@@ -19673,12 +23189,6 @@
         </w:tc>
       </w:tr>
       <w:tr>
-        <w:tblPrEx>
-          <w:tblCellMar>
-            <w:top w:w="0" w:type="dxa"/>
-            <w:bottom w:w="0" w:type="dxa"/>
-          </w:tblCellMar>
-        </w:tblPrEx>
         <w:tc>
           <w:tcPr>
             <w:tcW w:w="2000" w:type="dxa"/>
@@ -19747,12 +23257,6 @@
         </w:tc>
       </w:tr>
       <w:tr>
-        <w:tblPrEx>
-          <w:tblCellMar>
-            <w:top w:w="0" w:type="dxa"/>
-            <w:bottom w:w="0" w:type="dxa"/>
-          </w:tblCellMar>
-        </w:tblPrEx>
         <w:tc>
           <w:tcPr>
             <w:tcW w:w="2000" w:type="dxa"/>
@@ -19821,12 +23325,6 @@
         </w:tc>
       </w:tr>
       <w:tr>
-        <w:tblPrEx>
-          <w:tblCellMar>
-            <w:top w:w="0" w:type="dxa"/>
-            <w:bottom w:w="0" w:type="dxa"/>
-          </w:tblCellMar>
-        </w:tblPrEx>
         <w:tc>
           <w:tcPr>
             <w:tcW w:w="2000" w:type="dxa"/>
@@ -19902,7 +23400,6 @@
           <w:sz w:val="32"/>
         </w:rPr>
       </w:pPr>
-      <w:bookmarkStart w:id="0" w:name="_GoBack"/>
       <w:r>
         <w:rPr>
           <w:color w:val="4472C4" w:themeColor="accent1"/>
@@ -19921,7 +23418,6 @@
         <w:t>9. Formats de données</w:t>
       </w:r>
     </w:p>
-    <w:bookmarkEnd w:id="0"/>
     <w:p>
       <w:pPr>
         <w:pStyle w:val="Titre2"/>
@@ -19954,12 +23450,6 @@
         <w:gridCol w:w="2860"/>
       </w:tblGrid>
       <w:tr>
-        <w:tblPrEx>
-          <w:tblCellMar>
-            <w:top w:w="0" w:type="dxa"/>
-            <w:bottom w:w="0" w:type="dxa"/>
-          </w:tblCellMar>
-        </w:tblPrEx>
         <w:tc>
           <w:tcPr>
             <w:tcW w:w="2000" w:type="dxa"/>
@@ -20070,12 +23560,6 @@
         </w:tc>
       </w:tr>
       <w:tr>
-        <w:tblPrEx>
-          <w:tblCellMar>
-            <w:top w:w="0" w:type="dxa"/>
-            <w:bottom w:w="0" w:type="dxa"/>
-          </w:tblCellMar>
-        </w:tblPrEx>
         <w:tc>
           <w:tcPr>
             <w:tcW w:w="2000" w:type="dxa"/>
@@ -20166,12 +23650,6 @@
         </w:tc>
       </w:tr>
       <w:tr>
-        <w:tblPrEx>
-          <w:tblCellMar>
-            <w:top w:w="0" w:type="dxa"/>
-            <w:bottom w:w="0" w:type="dxa"/>
-          </w:tblCellMar>
-        </w:tblPrEx>
         <w:tc>
           <w:tcPr>
             <w:tcW w:w="2000" w:type="dxa"/>
@@ -20262,12 +23740,6 @@
         </w:tc>
       </w:tr>
       <w:tr>
-        <w:tblPrEx>
-          <w:tblCellMar>
-            <w:top w:w="0" w:type="dxa"/>
-            <w:bottom w:w="0" w:type="dxa"/>
-          </w:tblCellMar>
-        </w:tblPrEx>
         <w:tc>
           <w:tcPr>
             <w:tcW w:w="2000" w:type="dxa"/>
@@ -20358,12 +23830,6 @@
         </w:tc>
       </w:tr>
       <w:tr>
-        <w:tblPrEx>
-          <w:tblCellMar>
-            <w:top w:w="0" w:type="dxa"/>
-            <w:bottom w:w="0" w:type="dxa"/>
-          </w:tblCellMar>
-        </w:tblPrEx>
         <w:tc>
           <w:tcPr>
             <w:tcW w:w="2000" w:type="dxa"/>
@@ -20486,12 +23952,6 @@
         <w:gridCol w:w="2860"/>
       </w:tblGrid>
       <w:tr>
-        <w:tblPrEx>
-          <w:tblCellMar>
-            <w:top w:w="0" w:type="dxa"/>
-            <w:bottom w:w="0" w:type="dxa"/>
-          </w:tblCellMar>
-        </w:tblPrEx>
         <w:tc>
           <w:tcPr>
             <w:tcW w:w="2000" w:type="dxa"/>
@@ -20602,12 +24062,6 @@
         </w:tc>
       </w:tr>
       <w:tr>
-        <w:tblPrEx>
-          <w:tblCellMar>
-            <w:top w:w="0" w:type="dxa"/>
-            <w:bottom w:w="0" w:type="dxa"/>
-          </w:tblCellMar>
-        </w:tblPrEx>
         <w:tc>
           <w:tcPr>
             <w:tcW w:w="2000" w:type="dxa"/>
@@ -20698,12 +24152,6 @@
         </w:tc>
       </w:tr>
       <w:tr>
-        <w:tblPrEx>
-          <w:tblCellMar>
-            <w:top w:w="0" w:type="dxa"/>
-            <w:bottom w:w="0" w:type="dxa"/>
-          </w:tblCellMar>
-        </w:tblPrEx>
         <w:tc>
           <w:tcPr>
             <w:tcW w:w="2000" w:type="dxa"/>
@@ -20794,12 +24242,6 @@
         </w:tc>
       </w:tr>
       <w:tr>
-        <w:tblPrEx>
-          <w:tblCellMar>
-            <w:top w:w="0" w:type="dxa"/>
-            <w:bottom w:w="0" w:type="dxa"/>
-          </w:tblCellMar>
-        </w:tblPrEx>
         <w:tc>
           <w:tcPr>
             <w:tcW w:w="2000" w:type="dxa"/>
@@ -20890,12 +24332,6 @@
         </w:tc>
       </w:tr>
       <w:tr>
-        <w:tblPrEx>
-          <w:tblCellMar>
-            <w:top w:w="0" w:type="dxa"/>
-            <w:bottom w:w="0" w:type="dxa"/>
-          </w:tblCellMar>
-        </w:tblPrEx>
         <w:tc>
           <w:tcPr>
             <w:tcW w:w="2000" w:type="dxa"/>
@@ -20986,12 +24422,6 @@
         </w:tc>
       </w:tr>
       <w:tr>
-        <w:tblPrEx>
-          <w:tblCellMar>
-            <w:top w:w="0" w:type="dxa"/>
-            <w:bottom w:w="0" w:type="dxa"/>
-          </w:tblCellMar>
-        </w:tblPrEx>
         <w:tc>
           <w:tcPr>
             <w:tcW w:w="2000" w:type="dxa"/>
@@ -21113,12 +24543,6 @@
         <w:gridCol w:w="3360"/>
       </w:tblGrid>
       <w:tr>
-        <w:tblPrEx>
-          <w:tblCellMar>
-            <w:top w:w="0" w:type="dxa"/>
-            <w:bottom w:w="0" w:type="dxa"/>
-          </w:tblCellMar>
-        </w:tblPrEx>
         <w:tc>
           <w:tcPr>
             <w:tcW w:w="2500" w:type="dxa"/>
@@ -21202,12 +24626,6 @@
         </w:tc>
       </w:tr>
       <w:tr>
-        <w:tblPrEx>
-          <w:tblCellMar>
-            <w:top w:w="0" w:type="dxa"/>
-            <w:bottom w:w="0" w:type="dxa"/>
-          </w:tblCellMar>
-        </w:tblPrEx>
         <w:tc>
           <w:tcPr>
             <w:tcW w:w="2500" w:type="dxa"/>
@@ -21276,12 +24694,6 @@
         </w:tc>
       </w:tr>
       <w:tr>
-        <w:tblPrEx>
-          <w:tblCellMar>
-            <w:top w:w="0" w:type="dxa"/>
-            <w:bottom w:w="0" w:type="dxa"/>
-          </w:tblCellMar>
-        </w:tblPrEx>
         <w:tc>
           <w:tcPr>
             <w:tcW w:w="2500" w:type="dxa"/>
@@ -21350,12 +24762,6 @@
         </w:tc>
       </w:tr>
       <w:tr>
-        <w:tblPrEx>
-          <w:tblCellMar>
-            <w:top w:w="0" w:type="dxa"/>
-            <w:bottom w:w="0" w:type="dxa"/>
-          </w:tblCellMar>
-        </w:tblPrEx>
         <w:tc>
           <w:tcPr>
             <w:tcW w:w="2500" w:type="dxa"/>
@@ -21424,12 +24830,6 @@
         </w:tc>
       </w:tr>
       <w:tr>
-        <w:tblPrEx>
-          <w:tblCellMar>
-            <w:top w:w="0" w:type="dxa"/>
-            <w:bottom w:w="0" w:type="dxa"/>
-          </w:tblCellMar>
-        </w:tblPrEx>
         <w:tc>
           <w:tcPr>
             <w:tcW w:w="2500" w:type="dxa"/>
@@ -22025,6 +25425,8 @@
       </w:pPr>
       <w:r>
         <w:t>Documenter les fonctions avec roxygen2-style comments</w:t>
+      </w:r>
+      <w:r>
         <w:br w:type="page"/>
       </w:r>
     </w:p>
@@ -22641,6 +26043,7 @@
           <w:insideH w:val="single" w:sz="4" w:space="0" w:color="CCCCCC"/>
           <w:insideV w:val="single" w:sz="4" w:space="0" w:color="CCCCCC"/>
         </w:tblBorders>
+        <w:tblLook w:val="04A0" w:firstRow="1" w:lastRow="0" w:firstColumn="1" w:lastColumn="0" w:noHBand="0" w:noVBand="1"/>
       </w:tblPr>
       <w:tblGrid>
         <w:gridCol w:w="3500"/>
@@ -23207,6 +26610,417 @@
     </w:lvl>
   </w:abstractNum>
   <w:abstractNum w:abstractNumId="2" w15:restartNumberingAfterBreak="0">
+    <w:nsid w:val="1D35219E"/>
+    <w:multiLevelType w:val="multilevel"/>
+    <w:tmpl w:val="DB3ACA10"/>
+    <w:lvl w:ilvl="0">
+      <w:start w:val="1"/>
+      <w:numFmt w:val="bullet"/>
+      <w:lvlText w:val=""/>
+      <w:lvlJc w:val="left"/>
+      <w:pPr>
+        <w:tabs>
+          <w:tab w:val="num" w:pos="720"/>
+        </w:tabs>
+        <w:ind w:left="720" w:hanging="360"/>
+      </w:pPr>
+      <w:rPr>
+        <w:rFonts w:ascii="Symbol" w:hAnsi="Symbol" w:hint="default"/>
+        <w:sz w:val="20"/>
+      </w:rPr>
+    </w:lvl>
+    <w:lvl w:ilvl="1" w:tentative="1">
+      <w:start w:val="1"/>
+      <w:numFmt w:val="bullet"/>
+      <w:lvlText w:val="o"/>
+      <w:lvlJc w:val="left"/>
+      <w:pPr>
+        <w:tabs>
+          <w:tab w:val="num" w:pos="1440"/>
+        </w:tabs>
+        <w:ind w:left="1440" w:hanging="360"/>
+      </w:pPr>
+      <w:rPr>
+        <w:rFonts w:ascii="Courier New" w:hAnsi="Courier New" w:hint="default"/>
+        <w:sz w:val="20"/>
+      </w:rPr>
+    </w:lvl>
+    <w:lvl w:ilvl="2" w:tentative="1">
+      <w:start w:val="1"/>
+      <w:numFmt w:val="bullet"/>
+      <w:lvlText w:val=""/>
+      <w:lvlJc w:val="left"/>
+      <w:pPr>
+        <w:tabs>
+          <w:tab w:val="num" w:pos="2160"/>
+        </w:tabs>
+        <w:ind w:left="2160" w:hanging="360"/>
+      </w:pPr>
+      <w:rPr>
+        <w:rFonts w:ascii="Wingdings" w:hAnsi="Wingdings" w:hint="default"/>
+        <w:sz w:val="20"/>
+      </w:rPr>
+    </w:lvl>
+    <w:lvl w:ilvl="3" w:tentative="1">
+      <w:start w:val="1"/>
+      <w:numFmt w:val="bullet"/>
+      <w:lvlText w:val=""/>
+      <w:lvlJc w:val="left"/>
+      <w:pPr>
+        <w:tabs>
+          <w:tab w:val="num" w:pos="2880"/>
+        </w:tabs>
+        <w:ind w:left="2880" w:hanging="360"/>
+      </w:pPr>
+      <w:rPr>
+        <w:rFonts w:ascii="Wingdings" w:hAnsi="Wingdings" w:hint="default"/>
+        <w:sz w:val="20"/>
+      </w:rPr>
+    </w:lvl>
+    <w:lvl w:ilvl="4" w:tentative="1">
+      <w:start w:val="1"/>
+      <w:numFmt w:val="bullet"/>
+      <w:lvlText w:val=""/>
+      <w:lvlJc w:val="left"/>
+      <w:pPr>
+        <w:tabs>
+          <w:tab w:val="num" w:pos="3600"/>
+        </w:tabs>
+        <w:ind w:left="3600" w:hanging="360"/>
+      </w:pPr>
+      <w:rPr>
+        <w:rFonts w:ascii="Wingdings" w:hAnsi="Wingdings" w:hint="default"/>
+        <w:sz w:val="20"/>
+      </w:rPr>
+    </w:lvl>
+    <w:lvl w:ilvl="5" w:tentative="1">
+      <w:start w:val="1"/>
+      <w:numFmt w:val="bullet"/>
+      <w:lvlText w:val=""/>
+      <w:lvlJc w:val="left"/>
+      <w:pPr>
+        <w:tabs>
+          <w:tab w:val="num" w:pos="4320"/>
+        </w:tabs>
+        <w:ind w:left="4320" w:hanging="360"/>
+      </w:pPr>
+      <w:rPr>
+        <w:rFonts w:ascii="Wingdings" w:hAnsi="Wingdings" w:hint="default"/>
+        <w:sz w:val="20"/>
+      </w:rPr>
+    </w:lvl>
+    <w:lvl w:ilvl="6" w:tentative="1">
+      <w:start w:val="1"/>
+      <w:numFmt w:val="bullet"/>
+      <w:lvlText w:val=""/>
+      <w:lvlJc w:val="left"/>
+      <w:pPr>
+        <w:tabs>
+          <w:tab w:val="num" w:pos="5040"/>
+        </w:tabs>
+        <w:ind w:left="5040" w:hanging="360"/>
+      </w:pPr>
+      <w:rPr>
+        <w:rFonts w:ascii="Wingdings" w:hAnsi="Wingdings" w:hint="default"/>
+        <w:sz w:val="20"/>
+      </w:rPr>
+    </w:lvl>
+    <w:lvl w:ilvl="7" w:tentative="1">
+      <w:start w:val="1"/>
+      <w:numFmt w:val="bullet"/>
+      <w:lvlText w:val=""/>
+      <w:lvlJc w:val="left"/>
+      <w:pPr>
+        <w:tabs>
+          <w:tab w:val="num" w:pos="5760"/>
+        </w:tabs>
+        <w:ind w:left="5760" w:hanging="360"/>
+      </w:pPr>
+      <w:rPr>
+        <w:rFonts w:ascii="Wingdings" w:hAnsi="Wingdings" w:hint="default"/>
+        <w:sz w:val="20"/>
+      </w:rPr>
+    </w:lvl>
+    <w:lvl w:ilvl="8" w:tentative="1">
+      <w:start w:val="1"/>
+      <w:numFmt w:val="bullet"/>
+      <w:lvlText w:val=""/>
+      <w:lvlJc w:val="left"/>
+      <w:pPr>
+        <w:tabs>
+          <w:tab w:val="num" w:pos="6480"/>
+        </w:tabs>
+        <w:ind w:left="6480" w:hanging="360"/>
+      </w:pPr>
+      <w:rPr>
+        <w:rFonts w:ascii="Wingdings" w:hAnsi="Wingdings" w:hint="default"/>
+        <w:sz w:val="20"/>
+      </w:rPr>
+    </w:lvl>
+  </w:abstractNum>
+  <w:abstractNum w:abstractNumId="3" w15:restartNumberingAfterBreak="0">
+    <w:nsid w:val="1D545C76"/>
+    <w:multiLevelType w:val="multilevel"/>
+    <w:tmpl w:val="B692AF84"/>
+    <w:lvl w:ilvl="0">
+      <w:start w:val="1"/>
+      <w:numFmt w:val="bullet"/>
+      <w:lvlText w:val=""/>
+      <w:lvlJc w:val="left"/>
+      <w:pPr>
+        <w:tabs>
+          <w:tab w:val="num" w:pos="720"/>
+        </w:tabs>
+        <w:ind w:left="720" w:hanging="360"/>
+      </w:pPr>
+      <w:rPr>
+        <w:rFonts w:ascii="Symbol" w:hAnsi="Symbol" w:hint="default"/>
+        <w:sz w:val="20"/>
+      </w:rPr>
+    </w:lvl>
+    <w:lvl w:ilvl="1" w:tentative="1">
+      <w:start w:val="1"/>
+      <w:numFmt w:val="bullet"/>
+      <w:lvlText w:val="o"/>
+      <w:lvlJc w:val="left"/>
+      <w:pPr>
+        <w:tabs>
+          <w:tab w:val="num" w:pos="1440"/>
+        </w:tabs>
+        <w:ind w:left="1440" w:hanging="360"/>
+      </w:pPr>
+      <w:rPr>
+        <w:rFonts w:ascii="Courier New" w:hAnsi="Courier New" w:hint="default"/>
+        <w:sz w:val="20"/>
+      </w:rPr>
+    </w:lvl>
+    <w:lvl w:ilvl="2" w:tentative="1">
+      <w:start w:val="1"/>
+      <w:numFmt w:val="bullet"/>
+      <w:lvlText w:val=""/>
+      <w:lvlJc w:val="left"/>
+      <w:pPr>
+        <w:tabs>
+          <w:tab w:val="num" w:pos="2160"/>
+        </w:tabs>
+        <w:ind w:left="2160" w:hanging="360"/>
+      </w:pPr>
+      <w:rPr>
+        <w:rFonts w:ascii="Wingdings" w:hAnsi="Wingdings" w:hint="default"/>
+        <w:sz w:val="20"/>
+      </w:rPr>
+    </w:lvl>
+    <w:lvl w:ilvl="3" w:tentative="1">
+      <w:start w:val="1"/>
+      <w:numFmt w:val="bullet"/>
+      <w:lvlText w:val=""/>
+      <w:lvlJc w:val="left"/>
+      <w:pPr>
+        <w:tabs>
+          <w:tab w:val="num" w:pos="2880"/>
+        </w:tabs>
+        <w:ind w:left="2880" w:hanging="360"/>
+      </w:pPr>
+      <w:rPr>
+        <w:rFonts w:ascii="Wingdings" w:hAnsi="Wingdings" w:hint="default"/>
+        <w:sz w:val="20"/>
+      </w:rPr>
+    </w:lvl>
+    <w:lvl w:ilvl="4" w:tentative="1">
+      <w:start w:val="1"/>
+      <w:numFmt w:val="bullet"/>
+      <w:lvlText w:val=""/>
+      <w:lvlJc w:val="left"/>
+      <w:pPr>
+        <w:tabs>
+          <w:tab w:val="num" w:pos="3600"/>
+        </w:tabs>
+        <w:ind w:left="3600" w:hanging="360"/>
+      </w:pPr>
+      <w:rPr>
+        <w:rFonts w:ascii="Wingdings" w:hAnsi="Wingdings" w:hint="default"/>
+        <w:sz w:val="20"/>
+      </w:rPr>
+    </w:lvl>
+    <w:lvl w:ilvl="5" w:tentative="1">
+      <w:start w:val="1"/>
+      <w:numFmt w:val="bullet"/>
+      <w:lvlText w:val=""/>
+      <w:lvlJc w:val="left"/>
+      <w:pPr>
+        <w:tabs>
+          <w:tab w:val="num" w:pos="4320"/>
+        </w:tabs>
+        <w:ind w:left="4320" w:hanging="360"/>
+      </w:pPr>
+      <w:rPr>
+        <w:rFonts w:ascii="Wingdings" w:hAnsi="Wingdings" w:hint="default"/>
+        <w:sz w:val="20"/>
+      </w:rPr>
+    </w:lvl>
+    <w:lvl w:ilvl="6" w:tentative="1">
+      <w:start w:val="1"/>
+      <w:numFmt w:val="bullet"/>
+      <w:lvlText w:val=""/>
+      <w:lvlJc w:val="left"/>
+      <w:pPr>
+        <w:tabs>
+          <w:tab w:val="num" w:pos="5040"/>
+        </w:tabs>
+        <w:ind w:left="5040" w:hanging="360"/>
+      </w:pPr>
+      <w:rPr>
+        <w:rFonts w:ascii="Wingdings" w:hAnsi="Wingdings" w:hint="default"/>
+        <w:sz w:val="20"/>
+      </w:rPr>
+    </w:lvl>
+    <w:lvl w:ilvl="7" w:tentative="1">
+      <w:start w:val="1"/>
+      <w:numFmt w:val="bullet"/>
+      <w:lvlText w:val=""/>
+      <w:lvlJc w:val="left"/>
+      <w:pPr>
+        <w:tabs>
+          <w:tab w:val="num" w:pos="5760"/>
+        </w:tabs>
+        <w:ind w:left="5760" w:hanging="360"/>
+      </w:pPr>
+      <w:rPr>
+        <w:rFonts w:ascii="Wingdings" w:hAnsi="Wingdings" w:hint="default"/>
+        <w:sz w:val="20"/>
+      </w:rPr>
+    </w:lvl>
+    <w:lvl w:ilvl="8" w:tentative="1">
+      <w:start w:val="1"/>
+      <w:numFmt w:val="bullet"/>
+      <w:lvlText w:val=""/>
+      <w:lvlJc w:val="left"/>
+      <w:pPr>
+        <w:tabs>
+          <w:tab w:val="num" w:pos="6480"/>
+        </w:tabs>
+        <w:ind w:left="6480" w:hanging="360"/>
+      </w:pPr>
+      <w:rPr>
+        <w:rFonts w:ascii="Wingdings" w:hAnsi="Wingdings" w:hint="default"/>
+        <w:sz w:val="20"/>
+      </w:rPr>
+    </w:lvl>
+  </w:abstractNum>
+  <w:abstractNum w:abstractNumId="4" w15:restartNumberingAfterBreak="0">
+    <w:nsid w:val="40C21532"/>
+    <w:multiLevelType w:val="multilevel"/>
+    <w:tmpl w:val="9C3E6E94"/>
+    <w:lvl w:ilvl="0">
+      <w:start w:val="1"/>
+      <w:numFmt w:val="decimal"/>
+      <w:lvlText w:val="%1."/>
+      <w:lvlJc w:val="left"/>
+      <w:pPr>
+        <w:tabs>
+          <w:tab w:val="num" w:pos="720"/>
+        </w:tabs>
+        <w:ind w:left="720" w:hanging="360"/>
+      </w:pPr>
+    </w:lvl>
+    <w:lvl w:ilvl="1" w:tentative="1">
+      <w:start w:val="1"/>
+      <w:numFmt w:val="decimal"/>
+      <w:lvlText w:val="%2."/>
+      <w:lvlJc w:val="left"/>
+      <w:pPr>
+        <w:tabs>
+          <w:tab w:val="num" w:pos="1440"/>
+        </w:tabs>
+        <w:ind w:left="1440" w:hanging="360"/>
+      </w:pPr>
+    </w:lvl>
+    <w:lvl w:ilvl="2" w:tentative="1">
+      <w:start w:val="1"/>
+      <w:numFmt w:val="decimal"/>
+      <w:lvlText w:val="%3."/>
+      <w:lvlJc w:val="left"/>
+      <w:pPr>
+        <w:tabs>
+          <w:tab w:val="num" w:pos="2160"/>
+        </w:tabs>
+        <w:ind w:left="2160" w:hanging="360"/>
+      </w:pPr>
+    </w:lvl>
+    <w:lvl w:ilvl="3" w:tentative="1">
+      <w:start w:val="1"/>
+      <w:numFmt w:val="decimal"/>
+      <w:lvlText w:val="%4."/>
+      <w:lvlJc w:val="left"/>
+      <w:pPr>
+        <w:tabs>
+          <w:tab w:val="num" w:pos="2880"/>
+        </w:tabs>
+        <w:ind w:left="2880" w:hanging="360"/>
+      </w:pPr>
+    </w:lvl>
+    <w:lvl w:ilvl="4" w:tentative="1">
+      <w:start w:val="1"/>
+      <w:numFmt w:val="decimal"/>
+      <w:lvlText w:val="%5."/>
+      <w:lvlJc w:val="left"/>
+      <w:pPr>
+        <w:tabs>
+          <w:tab w:val="num" w:pos="3600"/>
+        </w:tabs>
+        <w:ind w:left="3600" w:hanging="360"/>
+      </w:pPr>
+    </w:lvl>
+    <w:lvl w:ilvl="5" w:tentative="1">
+      <w:start w:val="1"/>
+      <w:numFmt w:val="decimal"/>
+      <w:lvlText w:val="%6."/>
+      <w:lvlJc w:val="left"/>
+      <w:pPr>
+        <w:tabs>
+          <w:tab w:val="num" w:pos="4320"/>
+        </w:tabs>
+        <w:ind w:left="4320" w:hanging="360"/>
+      </w:pPr>
+    </w:lvl>
+    <w:lvl w:ilvl="6" w:tentative="1">
+      <w:start w:val="1"/>
+      <w:numFmt w:val="decimal"/>
+      <w:lvlText w:val="%7."/>
+      <w:lvlJc w:val="left"/>
+      <w:pPr>
+        <w:tabs>
+          <w:tab w:val="num" w:pos="5040"/>
+        </w:tabs>
+        <w:ind w:left="5040" w:hanging="360"/>
+      </w:pPr>
+    </w:lvl>
+    <w:lvl w:ilvl="7" w:tentative="1">
+      <w:start w:val="1"/>
+      <w:numFmt w:val="decimal"/>
+      <w:lvlText w:val="%8."/>
+      <w:lvlJc w:val="left"/>
+      <w:pPr>
+        <w:tabs>
+          <w:tab w:val="num" w:pos="5760"/>
+        </w:tabs>
+        <w:ind w:left="5760" w:hanging="360"/>
+      </w:pPr>
+    </w:lvl>
+    <w:lvl w:ilvl="8" w:tentative="1">
+      <w:start w:val="1"/>
+      <w:numFmt w:val="decimal"/>
+      <w:lvlText w:val="%9."/>
+      <w:lvlJc w:val="left"/>
+      <w:pPr>
+        <w:tabs>
+          <w:tab w:val="num" w:pos="6480"/>
+        </w:tabs>
+        <w:ind w:left="6480" w:hanging="360"/>
+      </w:pPr>
+    </w:lvl>
+  </w:abstractNum>
+  <w:abstractNum w:abstractNumId="5" w15:restartNumberingAfterBreak="0">
     <w:nsid w:val="4C550F29"/>
     <w:multiLevelType w:val="hybridMultilevel"/>
     <w:tmpl w:val="B56A45D2"/>
@@ -23260,6 +27074,683 @@
       <w:lvlJc w:val="left"/>
     </w:lvl>
   </w:abstractNum>
+  <w:abstractNum w:abstractNumId="6" w15:restartNumberingAfterBreak="0">
+    <w:nsid w:val="56874464"/>
+    <w:multiLevelType w:val="multilevel"/>
+    <w:tmpl w:val="E250C688"/>
+    <w:lvl w:ilvl="0">
+      <w:start w:val="1"/>
+      <w:numFmt w:val="bullet"/>
+      <w:lvlText w:val=""/>
+      <w:lvlJc w:val="left"/>
+      <w:pPr>
+        <w:tabs>
+          <w:tab w:val="num" w:pos="720"/>
+        </w:tabs>
+        <w:ind w:left="720" w:hanging="360"/>
+      </w:pPr>
+      <w:rPr>
+        <w:rFonts w:ascii="Symbol" w:hAnsi="Symbol" w:hint="default"/>
+        <w:sz w:val="20"/>
+      </w:rPr>
+    </w:lvl>
+    <w:lvl w:ilvl="1" w:tentative="1">
+      <w:start w:val="1"/>
+      <w:numFmt w:val="bullet"/>
+      <w:lvlText w:val="o"/>
+      <w:lvlJc w:val="left"/>
+      <w:pPr>
+        <w:tabs>
+          <w:tab w:val="num" w:pos="1440"/>
+        </w:tabs>
+        <w:ind w:left="1440" w:hanging="360"/>
+      </w:pPr>
+      <w:rPr>
+        <w:rFonts w:ascii="Courier New" w:hAnsi="Courier New" w:hint="default"/>
+        <w:sz w:val="20"/>
+      </w:rPr>
+    </w:lvl>
+    <w:lvl w:ilvl="2" w:tentative="1">
+      <w:start w:val="1"/>
+      <w:numFmt w:val="bullet"/>
+      <w:lvlText w:val=""/>
+      <w:lvlJc w:val="left"/>
+      <w:pPr>
+        <w:tabs>
+          <w:tab w:val="num" w:pos="2160"/>
+        </w:tabs>
+        <w:ind w:left="2160" w:hanging="360"/>
+      </w:pPr>
+      <w:rPr>
+        <w:rFonts w:ascii="Wingdings" w:hAnsi="Wingdings" w:hint="default"/>
+        <w:sz w:val="20"/>
+      </w:rPr>
+    </w:lvl>
+    <w:lvl w:ilvl="3" w:tentative="1">
+      <w:start w:val="1"/>
+      <w:numFmt w:val="bullet"/>
+      <w:lvlText w:val=""/>
+      <w:lvlJc w:val="left"/>
+      <w:pPr>
+        <w:tabs>
+          <w:tab w:val="num" w:pos="2880"/>
+        </w:tabs>
+        <w:ind w:left="2880" w:hanging="360"/>
+      </w:pPr>
+      <w:rPr>
+        <w:rFonts w:ascii="Wingdings" w:hAnsi="Wingdings" w:hint="default"/>
+        <w:sz w:val="20"/>
+      </w:rPr>
+    </w:lvl>
+    <w:lvl w:ilvl="4" w:tentative="1">
+      <w:start w:val="1"/>
+      <w:numFmt w:val="bullet"/>
+      <w:lvlText w:val=""/>
+      <w:lvlJc w:val="left"/>
+      <w:pPr>
+        <w:tabs>
+          <w:tab w:val="num" w:pos="3600"/>
+        </w:tabs>
+        <w:ind w:left="3600" w:hanging="360"/>
+      </w:pPr>
+      <w:rPr>
+        <w:rFonts w:ascii="Wingdings" w:hAnsi="Wingdings" w:hint="default"/>
+        <w:sz w:val="20"/>
+      </w:rPr>
+    </w:lvl>
+    <w:lvl w:ilvl="5" w:tentative="1">
+      <w:start w:val="1"/>
+      <w:numFmt w:val="bullet"/>
+      <w:lvlText w:val=""/>
+      <w:lvlJc w:val="left"/>
+      <w:pPr>
+        <w:tabs>
+          <w:tab w:val="num" w:pos="4320"/>
+        </w:tabs>
+        <w:ind w:left="4320" w:hanging="360"/>
+      </w:pPr>
+      <w:rPr>
+        <w:rFonts w:ascii="Wingdings" w:hAnsi="Wingdings" w:hint="default"/>
+        <w:sz w:val="20"/>
+      </w:rPr>
+    </w:lvl>
+    <w:lvl w:ilvl="6" w:tentative="1">
+      <w:start w:val="1"/>
+      <w:numFmt w:val="bullet"/>
+      <w:lvlText w:val=""/>
+      <w:lvlJc w:val="left"/>
+      <w:pPr>
+        <w:tabs>
+          <w:tab w:val="num" w:pos="5040"/>
+        </w:tabs>
+        <w:ind w:left="5040" w:hanging="360"/>
+      </w:pPr>
+      <w:rPr>
+        <w:rFonts w:ascii="Wingdings" w:hAnsi="Wingdings" w:hint="default"/>
+        <w:sz w:val="20"/>
+      </w:rPr>
+    </w:lvl>
+    <w:lvl w:ilvl="7" w:tentative="1">
+      <w:start w:val="1"/>
+      <w:numFmt w:val="bullet"/>
+      <w:lvlText w:val=""/>
+      <w:lvlJc w:val="left"/>
+      <w:pPr>
+        <w:tabs>
+          <w:tab w:val="num" w:pos="5760"/>
+        </w:tabs>
+        <w:ind w:left="5760" w:hanging="360"/>
+      </w:pPr>
+      <w:rPr>
+        <w:rFonts w:ascii="Wingdings" w:hAnsi="Wingdings" w:hint="default"/>
+        <w:sz w:val="20"/>
+      </w:rPr>
+    </w:lvl>
+    <w:lvl w:ilvl="8" w:tentative="1">
+      <w:start w:val="1"/>
+      <w:numFmt w:val="bullet"/>
+      <w:lvlText w:val=""/>
+      <w:lvlJc w:val="left"/>
+      <w:pPr>
+        <w:tabs>
+          <w:tab w:val="num" w:pos="6480"/>
+        </w:tabs>
+        <w:ind w:left="6480" w:hanging="360"/>
+      </w:pPr>
+      <w:rPr>
+        <w:rFonts w:ascii="Wingdings" w:hAnsi="Wingdings" w:hint="default"/>
+        <w:sz w:val="20"/>
+      </w:rPr>
+    </w:lvl>
+  </w:abstractNum>
+  <w:abstractNum w:abstractNumId="7" w15:restartNumberingAfterBreak="0">
+    <w:nsid w:val="5E84304F"/>
+    <w:multiLevelType w:val="multilevel"/>
+    <w:tmpl w:val="E44606EE"/>
+    <w:lvl w:ilvl="0">
+      <w:start w:val="1"/>
+      <w:numFmt w:val="bullet"/>
+      <w:lvlText w:val=""/>
+      <w:lvlJc w:val="left"/>
+      <w:pPr>
+        <w:tabs>
+          <w:tab w:val="num" w:pos="720"/>
+        </w:tabs>
+        <w:ind w:left="720" w:hanging="360"/>
+      </w:pPr>
+      <w:rPr>
+        <w:rFonts w:ascii="Symbol" w:hAnsi="Symbol" w:hint="default"/>
+        <w:sz w:val="20"/>
+      </w:rPr>
+    </w:lvl>
+    <w:lvl w:ilvl="1">
+      <w:start w:val="1"/>
+      <w:numFmt w:val="bullet"/>
+      <w:lvlText w:val="o"/>
+      <w:lvlJc w:val="left"/>
+      <w:pPr>
+        <w:tabs>
+          <w:tab w:val="num" w:pos="1440"/>
+        </w:tabs>
+        <w:ind w:left="1440" w:hanging="360"/>
+      </w:pPr>
+      <w:rPr>
+        <w:rFonts w:ascii="Courier New" w:hAnsi="Courier New" w:hint="default"/>
+        <w:sz w:val="20"/>
+      </w:rPr>
+    </w:lvl>
+    <w:lvl w:ilvl="2" w:tentative="1">
+      <w:start w:val="1"/>
+      <w:numFmt w:val="bullet"/>
+      <w:lvlText w:val=""/>
+      <w:lvlJc w:val="left"/>
+      <w:pPr>
+        <w:tabs>
+          <w:tab w:val="num" w:pos="2160"/>
+        </w:tabs>
+        <w:ind w:left="2160" w:hanging="360"/>
+      </w:pPr>
+      <w:rPr>
+        <w:rFonts w:ascii="Wingdings" w:hAnsi="Wingdings" w:hint="default"/>
+        <w:sz w:val="20"/>
+      </w:rPr>
+    </w:lvl>
+    <w:lvl w:ilvl="3" w:tentative="1">
+      <w:start w:val="1"/>
+      <w:numFmt w:val="bullet"/>
+      <w:lvlText w:val=""/>
+      <w:lvlJc w:val="left"/>
+      <w:pPr>
+        <w:tabs>
+          <w:tab w:val="num" w:pos="2880"/>
+        </w:tabs>
+        <w:ind w:left="2880" w:hanging="360"/>
+      </w:pPr>
+      <w:rPr>
+        <w:rFonts w:ascii="Wingdings" w:hAnsi="Wingdings" w:hint="default"/>
+        <w:sz w:val="20"/>
+      </w:rPr>
+    </w:lvl>
+    <w:lvl w:ilvl="4" w:tentative="1">
+      <w:start w:val="1"/>
+      <w:numFmt w:val="bullet"/>
+      <w:lvlText w:val=""/>
+      <w:lvlJc w:val="left"/>
+      <w:pPr>
+        <w:tabs>
+          <w:tab w:val="num" w:pos="3600"/>
+        </w:tabs>
+        <w:ind w:left="3600" w:hanging="360"/>
+      </w:pPr>
+      <w:rPr>
+        <w:rFonts w:ascii="Wingdings" w:hAnsi="Wingdings" w:hint="default"/>
+        <w:sz w:val="20"/>
+      </w:rPr>
+    </w:lvl>
+    <w:lvl w:ilvl="5" w:tentative="1">
+      <w:start w:val="1"/>
+      <w:numFmt w:val="bullet"/>
+      <w:lvlText w:val=""/>
+      <w:lvlJc w:val="left"/>
+      <w:pPr>
+        <w:tabs>
+          <w:tab w:val="num" w:pos="4320"/>
+        </w:tabs>
+        <w:ind w:left="4320" w:hanging="360"/>
+      </w:pPr>
+      <w:rPr>
+        <w:rFonts w:ascii="Wingdings" w:hAnsi="Wingdings" w:hint="default"/>
+        <w:sz w:val="20"/>
+      </w:rPr>
+    </w:lvl>
+    <w:lvl w:ilvl="6" w:tentative="1">
+      <w:start w:val="1"/>
+      <w:numFmt w:val="bullet"/>
+      <w:lvlText w:val=""/>
+      <w:lvlJc w:val="left"/>
+      <w:pPr>
+        <w:tabs>
+          <w:tab w:val="num" w:pos="5040"/>
+        </w:tabs>
+        <w:ind w:left="5040" w:hanging="360"/>
+      </w:pPr>
+      <w:rPr>
+        <w:rFonts w:ascii="Wingdings" w:hAnsi="Wingdings" w:hint="default"/>
+        <w:sz w:val="20"/>
+      </w:rPr>
+    </w:lvl>
+    <w:lvl w:ilvl="7" w:tentative="1">
+      <w:start w:val="1"/>
+      <w:numFmt w:val="bullet"/>
+      <w:lvlText w:val=""/>
+      <w:lvlJc w:val="left"/>
+      <w:pPr>
+        <w:tabs>
+          <w:tab w:val="num" w:pos="5760"/>
+        </w:tabs>
+        <w:ind w:left="5760" w:hanging="360"/>
+      </w:pPr>
+      <w:rPr>
+        <w:rFonts w:ascii="Wingdings" w:hAnsi="Wingdings" w:hint="default"/>
+        <w:sz w:val="20"/>
+      </w:rPr>
+    </w:lvl>
+    <w:lvl w:ilvl="8" w:tentative="1">
+      <w:start w:val="1"/>
+      <w:numFmt w:val="bullet"/>
+      <w:lvlText w:val=""/>
+      <w:lvlJc w:val="left"/>
+      <w:pPr>
+        <w:tabs>
+          <w:tab w:val="num" w:pos="6480"/>
+        </w:tabs>
+        <w:ind w:left="6480" w:hanging="360"/>
+      </w:pPr>
+      <w:rPr>
+        <w:rFonts w:ascii="Wingdings" w:hAnsi="Wingdings" w:hint="default"/>
+        <w:sz w:val="20"/>
+      </w:rPr>
+    </w:lvl>
+  </w:abstractNum>
+  <w:abstractNum w:abstractNumId="8" w15:restartNumberingAfterBreak="0">
+    <w:nsid w:val="60BE2F9A"/>
+    <w:multiLevelType w:val="multilevel"/>
+    <w:tmpl w:val="CE4A9F8E"/>
+    <w:lvl w:ilvl="0">
+      <w:start w:val="1"/>
+      <w:numFmt w:val="bullet"/>
+      <w:lvlText w:val=""/>
+      <w:lvlJc w:val="left"/>
+      <w:pPr>
+        <w:tabs>
+          <w:tab w:val="num" w:pos="720"/>
+        </w:tabs>
+        <w:ind w:left="720" w:hanging="360"/>
+      </w:pPr>
+      <w:rPr>
+        <w:rFonts w:ascii="Symbol" w:hAnsi="Symbol" w:hint="default"/>
+        <w:sz w:val="20"/>
+      </w:rPr>
+    </w:lvl>
+    <w:lvl w:ilvl="1" w:tentative="1">
+      <w:start w:val="1"/>
+      <w:numFmt w:val="bullet"/>
+      <w:lvlText w:val="o"/>
+      <w:lvlJc w:val="left"/>
+      <w:pPr>
+        <w:tabs>
+          <w:tab w:val="num" w:pos="1440"/>
+        </w:tabs>
+        <w:ind w:left="1440" w:hanging="360"/>
+      </w:pPr>
+      <w:rPr>
+        <w:rFonts w:ascii="Courier New" w:hAnsi="Courier New" w:hint="default"/>
+        <w:sz w:val="20"/>
+      </w:rPr>
+    </w:lvl>
+    <w:lvl w:ilvl="2" w:tentative="1">
+      <w:start w:val="1"/>
+      <w:numFmt w:val="bullet"/>
+      <w:lvlText w:val=""/>
+      <w:lvlJc w:val="left"/>
+      <w:pPr>
+        <w:tabs>
+          <w:tab w:val="num" w:pos="2160"/>
+        </w:tabs>
+        <w:ind w:left="2160" w:hanging="360"/>
+      </w:pPr>
+      <w:rPr>
+        <w:rFonts w:ascii="Wingdings" w:hAnsi="Wingdings" w:hint="default"/>
+        <w:sz w:val="20"/>
+      </w:rPr>
+    </w:lvl>
+    <w:lvl w:ilvl="3" w:tentative="1">
+      <w:start w:val="1"/>
+      <w:numFmt w:val="bullet"/>
+      <w:lvlText w:val=""/>
+      <w:lvlJc w:val="left"/>
+      <w:pPr>
+        <w:tabs>
+          <w:tab w:val="num" w:pos="2880"/>
+        </w:tabs>
+        <w:ind w:left="2880" w:hanging="360"/>
+      </w:pPr>
+      <w:rPr>
+        <w:rFonts w:ascii="Wingdings" w:hAnsi="Wingdings" w:hint="default"/>
+        <w:sz w:val="20"/>
+      </w:rPr>
+    </w:lvl>
+    <w:lvl w:ilvl="4" w:tentative="1">
+      <w:start w:val="1"/>
+      <w:numFmt w:val="bullet"/>
+      <w:lvlText w:val=""/>
+      <w:lvlJc w:val="left"/>
+      <w:pPr>
+        <w:tabs>
+          <w:tab w:val="num" w:pos="3600"/>
+        </w:tabs>
+        <w:ind w:left="3600" w:hanging="360"/>
+      </w:pPr>
+      <w:rPr>
+        <w:rFonts w:ascii="Wingdings" w:hAnsi="Wingdings" w:hint="default"/>
+        <w:sz w:val="20"/>
+      </w:rPr>
+    </w:lvl>
+    <w:lvl w:ilvl="5" w:tentative="1">
+      <w:start w:val="1"/>
+      <w:numFmt w:val="bullet"/>
+      <w:lvlText w:val=""/>
+      <w:lvlJc w:val="left"/>
+      <w:pPr>
+        <w:tabs>
+          <w:tab w:val="num" w:pos="4320"/>
+        </w:tabs>
+        <w:ind w:left="4320" w:hanging="360"/>
+      </w:pPr>
+      <w:rPr>
+        <w:rFonts w:ascii="Wingdings" w:hAnsi="Wingdings" w:hint="default"/>
+        <w:sz w:val="20"/>
+      </w:rPr>
+    </w:lvl>
+    <w:lvl w:ilvl="6" w:tentative="1">
+      <w:start w:val="1"/>
+      <w:numFmt w:val="bullet"/>
+      <w:lvlText w:val=""/>
+      <w:lvlJc w:val="left"/>
+      <w:pPr>
+        <w:tabs>
+          <w:tab w:val="num" w:pos="5040"/>
+        </w:tabs>
+        <w:ind w:left="5040" w:hanging="360"/>
+      </w:pPr>
+      <w:rPr>
+        <w:rFonts w:ascii="Wingdings" w:hAnsi="Wingdings" w:hint="default"/>
+        <w:sz w:val="20"/>
+      </w:rPr>
+    </w:lvl>
+    <w:lvl w:ilvl="7" w:tentative="1">
+      <w:start w:val="1"/>
+      <w:numFmt w:val="bullet"/>
+      <w:lvlText w:val=""/>
+      <w:lvlJc w:val="left"/>
+      <w:pPr>
+        <w:tabs>
+          <w:tab w:val="num" w:pos="5760"/>
+        </w:tabs>
+        <w:ind w:left="5760" w:hanging="360"/>
+      </w:pPr>
+      <w:rPr>
+        <w:rFonts w:ascii="Wingdings" w:hAnsi="Wingdings" w:hint="default"/>
+        <w:sz w:val="20"/>
+      </w:rPr>
+    </w:lvl>
+    <w:lvl w:ilvl="8" w:tentative="1">
+      <w:start w:val="1"/>
+      <w:numFmt w:val="bullet"/>
+      <w:lvlText w:val=""/>
+      <w:lvlJc w:val="left"/>
+      <w:pPr>
+        <w:tabs>
+          <w:tab w:val="num" w:pos="6480"/>
+        </w:tabs>
+        <w:ind w:left="6480" w:hanging="360"/>
+      </w:pPr>
+      <w:rPr>
+        <w:rFonts w:ascii="Wingdings" w:hAnsi="Wingdings" w:hint="default"/>
+        <w:sz w:val="20"/>
+      </w:rPr>
+    </w:lvl>
+  </w:abstractNum>
+  <w:abstractNum w:abstractNumId="9" w15:restartNumberingAfterBreak="0">
+    <w:nsid w:val="64845B2B"/>
+    <w:multiLevelType w:val="multilevel"/>
+    <w:tmpl w:val="793EA4DC"/>
+    <w:lvl w:ilvl="0">
+      <w:start w:val="1"/>
+      <w:numFmt w:val="decimal"/>
+      <w:lvlText w:val="%1."/>
+      <w:lvlJc w:val="left"/>
+      <w:pPr>
+        <w:tabs>
+          <w:tab w:val="num" w:pos="720"/>
+        </w:tabs>
+        <w:ind w:left="720" w:hanging="360"/>
+      </w:pPr>
+    </w:lvl>
+    <w:lvl w:ilvl="1">
+      <w:start w:val="1"/>
+      <w:numFmt w:val="bullet"/>
+      <w:lvlText w:val="o"/>
+      <w:lvlJc w:val="left"/>
+      <w:pPr>
+        <w:tabs>
+          <w:tab w:val="num" w:pos="1440"/>
+        </w:tabs>
+        <w:ind w:left="1440" w:hanging="360"/>
+      </w:pPr>
+      <w:rPr>
+        <w:rFonts w:ascii="Courier New" w:hAnsi="Courier New" w:hint="default"/>
+        <w:sz w:val="20"/>
+      </w:rPr>
+    </w:lvl>
+    <w:lvl w:ilvl="2" w:tentative="1">
+      <w:start w:val="1"/>
+      <w:numFmt w:val="decimal"/>
+      <w:lvlText w:val="%3."/>
+      <w:lvlJc w:val="left"/>
+      <w:pPr>
+        <w:tabs>
+          <w:tab w:val="num" w:pos="2160"/>
+        </w:tabs>
+        <w:ind w:left="2160" w:hanging="360"/>
+      </w:pPr>
+    </w:lvl>
+    <w:lvl w:ilvl="3" w:tentative="1">
+      <w:start w:val="1"/>
+      <w:numFmt w:val="decimal"/>
+      <w:lvlText w:val="%4."/>
+      <w:lvlJc w:val="left"/>
+      <w:pPr>
+        <w:tabs>
+          <w:tab w:val="num" w:pos="2880"/>
+        </w:tabs>
+        <w:ind w:left="2880" w:hanging="360"/>
+      </w:pPr>
+    </w:lvl>
+    <w:lvl w:ilvl="4" w:tentative="1">
+      <w:start w:val="1"/>
+      <w:numFmt w:val="decimal"/>
+      <w:lvlText w:val="%5."/>
+      <w:lvlJc w:val="left"/>
+      <w:pPr>
+        <w:tabs>
+          <w:tab w:val="num" w:pos="3600"/>
+        </w:tabs>
+        <w:ind w:left="3600" w:hanging="360"/>
+      </w:pPr>
+    </w:lvl>
+    <w:lvl w:ilvl="5" w:tentative="1">
+      <w:start w:val="1"/>
+      <w:numFmt w:val="decimal"/>
+      <w:lvlText w:val="%6."/>
+      <w:lvlJc w:val="left"/>
+      <w:pPr>
+        <w:tabs>
+          <w:tab w:val="num" w:pos="4320"/>
+        </w:tabs>
+        <w:ind w:left="4320" w:hanging="360"/>
+      </w:pPr>
+    </w:lvl>
+    <w:lvl w:ilvl="6" w:tentative="1">
+      <w:start w:val="1"/>
+      <w:numFmt w:val="decimal"/>
+      <w:lvlText w:val="%7."/>
+      <w:lvlJc w:val="left"/>
+      <w:pPr>
+        <w:tabs>
+          <w:tab w:val="num" w:pos="5040"/>
+        </w:tabs>
+        <w:ind w:left="5040" w:hanging="360"/>
+      </w:pPr>
+    </w:lvl>
+    <w:lvl w:ilvl="7" w:tentative="1">
+      <w:start w:val="1"/>
+      <w:numFmt w:val="decimal"/>
+      <w:lvlText w:val="%8."/>
+      <w:lvlJc w:val="left"/>
+      <w:pPr>
+        <w:tabs>
+          <w:tab w:val="num" w:pos="5760"/>
+        </w:tabs>
+        <w:ind w:left="5760" w:hanging="360"/>
+      </w:pPr>
+    </w:lvl>
+    <w:lvl w:ilvl="8" w:tentative="1">
+      <w:start w:val="1"/>
+      <w:numFmt w:val="decimal"/>
+      <w:lvlText w:val="%9."/>
+      <w:lvlJc w:val="left"/>
+      <w:pPr>
+        <w:tabs>
+          <w:tab w:val="num" w:pos="6480"/>
+        </w:tabs>
+        <w:ind w:left="6480" w:hanging="360"/>
+      </w:pPr>
+    </w:lvl>
+  </w:abstractNum>
+  <w:abstractNum w:abstractNumId="10" w15:restartNumberingAfterBreak="0">
+    <w:nsid w:val="780A66D5"/>
+    <w:multiLevelType w:val="multilevel"/>
+    <w:tmpl w:val="74787C0E"/>
+    <w:lvl w:ilvl="0">
+      <w:start w:val="1"/>
+      <w:numFmt w:val="decimal"/>
+      <w:lvlText w:val="%1."/>
+      <w:lvlJc w:val="left"/>
+      <w:pPr>
+        <w:tabs>
+          <w:tab w:val="num" w:pos="720"/>
+        </w:tabs>
+        <w:ind w:left="720" w:hanging="360"/>
+      </w:pPr>
+    </w:lvl>
+    <w:lvl w:ilvl="1" w:tentative="1">
+      <w:start w:val="1"/>
+      <w:numFmt w:val="decimal"/>
+      <w:lvlText w:val="%2."/>
+      <w:lvlJc w:val="left"/>
+      <w:pPr>
+        <w:tabs>
+          <w:tab w:val="num" w:pos="1440"/>
+        </w:tabs>
+        <w:ind w:left="1440" w:hanging="360"/>
+      </w:pPr>
+    </w:lvl>
+    <w:lvl w:ilvl="2" w:tentative="1">
+      <w:start w:val="1"/>
+      <w:numFmt w:val="decimal"/>
+      <w:lvlText w:val="%3."/>
+      <w:lvlJc w:val="left"/>
+      <w:pPr>
+        <w:tabs>
+          <w:tab w:val="num" w:pos="2160"/>
+        </w:tabs>
+        <w:ind w:left="2160" w:hanging="360"/>
+      </w:pPr>
+    </w:lvl>
+    <w:lvl w:ilvl="3" w:tentative="1">
+      <w:start w:val="1"/>
+      <w:numFmt w:val="decimal"/>
+      <w:lvlText w:val="%4."/>
+      <w:lvlJc w:val="left"/>
+      <w:pPr>
+        <w:tabs>
+          <w:tab w:val="num" w:pos="2880"/>
+        </w:tabs>
+        <w:ind w:left="2880" w:hanging="360"/>
+      </w:pPr>
+    </w:lvl>
+    <w:lvl w:ilvl="4" w:tentative="1">
+      <w:start w:val="1"/>
+      <w:numFmt w:val="decimal"/>
+      <w:lvlText w:val="%5."/>
+      <w:lvlJc w:val="left"/>
+      <w:pPr>
+        <w:tabs>
+          <w:tab w:val="num" w:pos="3600"/>
+        </w:tabs>
+        <w:ind w:left="3600" w:hanging="360"/>
+      </w:pPr>
+    </w:lvl>
+    <w:lvl w:ilvl="5" w:tentative="1">
+      <w:start w:val="1"/>
+      <w:numFmt w:val="decimal"/>
+      <w:lvlText w:val="%6."/>
+      <w:lvlJc w:val="left"/>
+      <w:pPr>
+        <w:tabs>
+          <w:tab w:val="num" w:pos="4320"/>
+        </w:tabs>
+        <w:ind w:left="4320" w:hanging="360"/>
+      </w:pPr>
+    </w:lvl>
+    <w:lvl w:ilvl="6" w:tentative="1">
+      <w:start w:val="1"/>
+      <w:numFmt w:val="decimal"/>
+      <w:lvlText w:val="%7."/>
+      <w:lvlJc w:val="left"/>
+      <w:pPr>
+        <w:tabs>
+          <w:tab w:val="num" w:pos="5040"/>
+        </w:tabs>
+        <w:ind w:left="5040" w:hanging="360"/>
+      </w:pPr>
+    </w:lvl>
+    <w:lvl w:ilvl="7" w:tentative="1">
+      <w:start w:val="1"/>
+      <w:numFmt w:val="decimal"/>
+      <w:lvlText w:val="%8."/>
+      <w:lvlJc w:val="left"/>
+      <w:pPr>
+        <w:tabs>
+          <w:tab w:val="num" w:pos="5760"/>
+        </w:tabs>
+        <w:ind w:left="5760" w:hanging="360"/>
+      </w:pPr>
+    </w:lvl>
+    <w:lvl w:ilvl="8" w:tentative="1">
+      <w:start w:val="1"/>
+      <w:numFmt w:val="decimal"/>
+      <w:lvlText w:val="%9."/>
+      <w:lvlJc w:val="left"/>
+      <w:pPr>
+        <w:tabs>
+          <w:tab w:val="num" w:pos="6480"/>
+        </w:tabs>
+        <w:ind w:left="6480" w:hanging="360"/>
+      </w:pPr>
+    </w:lvl>
+  </w:abstractNum>
   <w:num w:numId="1">
     <w:abstractNumId w:val="0"/>
     <w:lvlOverride w:ilvl="0">
@@ -23273,10 +27764,34 @@
     </w:lvlOverride>
   </w:num>
   <w:num w:numId="3">
-    <w:abstractNumId w:val="2"/>
+    <w:abstractNumId w:val="5"/>
     <w:lvlOverride w:ilvl="0">
       <w:startOverride w:val="1"/>
     </w:lvlOverride>
+  </w:num>
+  <w:num w:numId="4">
+    <w:abstractNumId w:val="9"/>
+  </w:num>
+  <w:num w:numId="5">
+    <w:abstractNumId w:val="7"/>
+  </w:num>
+  <w:num w:numId="6">
+    <w:abstractNumId w:val="2"/>
+  </w:num>
+  <w:num w:numId="7">
+    <w:abstractNumId w:val="3"/>
+  </w:num>
+  <w:num w:numId="8">
+    <w:abstractNumId w:val="10"/>
+  </w:num>
+  <w:num w:numId="9">
+    <w:abstractNumId w:val="6"/>
+  </w:num>
+  <w:num w:numId="10">
+    <w:abstractNumId w:val="8"/>
+  </w:num>
+  <w:num w:numId="11">
+    <w:abstractNumId w:val="4"/>
   </w:num>
 </w:numbering>
 </file>
@@ -23768,7 +28283,6 @@
   <w:style w:type="character" w:default="1" w:styleId="Policepardfaut">
     <w:name w:val="Default Paragraph Font"/>
     <w:uiPriority w:val="1"/>
-    <w:semiHidden/>
     <w:unhideWhenUsed/>
   </w:style>
   <w:style w:type="table" w:default="1" w:styleId="TableauNormal">
@@ -23852,6 +28366,78 @@
       <w:sz w:val="20"/>
       <w:szCs w:val="20"/>
     </w:rPr>
+  </w:style>
+  <w:style w:type="paragraph" w:customStyle="1" w:styleId="font-claude-response-body">
+    <w:name w:val="font-claude-response-body"/>
+    <w:basedOn w:val="Normal"/>
+    <w:rsid w:val="005E2FEB"/>
+    <w:pPr>
+      <w:spacing w:before="100" w:beforeAutospacing="1" w:after="100" w:afterAutospacing="1"/>
+    </w:pPr>
+    <w:rPr>
+      <w:rFonts w:ascii="Times New Roman" w:eastAsia="Times New Roman" w:hAnsi="Times New Roman" w:cs="Times New Roman"/>
+      <w:sz w:val="24"/>
+      <w:szCs w:val="24"/>
+    </w:rPr>
+  </w:style>
+  <w:style w:type="paragraph" w:customStyle="1" w:styleId="whitespace-normal">
+    <w:name w:val="whitespace-normal"/>
+    <w:basedOn w:val="Normal"/>
+    <w:rsid w:val="005E2FEB"/>
+    <w:pPr>
+      <w:spacing w:before="100" w:beforeAutospacing="1" w:after="100" w:afterAutospacing="1"/>
+    </w:pPr>
+    <w:rPr>
+      <w:rFonts w:ascii="Times New Roman" w:eastAsia="Times New Roman" w:hAnsi="Times New Roman" w:cs="Times New Roman"/>
+      <w:sz w:val="24"/>
+      <w:szCs w:val="24"/>
+    </w:rPr>
+  </w:style>
+  <w:style w:type="character" w:customStyle="1" w:styleId="katex-mathml">
+    <w:name w:val="katex-mathml"/>
+    <w:basedOn w:val="Policepardfaut"/>
+    <w:rsid w:val="005E2FEB"/>
+  </w:style>
+  <w:style w:type="character" w:customStyle="1" w:styleId="mord">
+    <w:name w:val="mord"/>
+    <w:basedOn w:val="Policepardfaut"/>
+    <w:rsid w:val="005E2FEB"/>
+  </w:style>
+  <w:style w:type="character" w:customStyle="1" w:styleId="vlist-s">
+    <w:name w:val="vlist-s"/>
+    <w:basedOn w:val="Policepardfaut"/>
+    <w:rsid w:val="005E2FEB"/>
+  </w:style>
+  <w:style w:type="character" w:customStyle="1" w:styleId="mopen">
+    <w:name w:val="mopen"/>
+    <w:basedOn w:val="Policepardfaut"/>
+    <w:rsid w:val="005E2FEB"/>
+  </w:style>
+  <w:style w:type="character" w:customStyle="1" w:styleId="mclose">
+    <w:name w:val="mclose"/>
+    <w:basedOn w:val="Policepardfaut"/>
+    <w:rsid w:val="005E2FEB"/>
+  </w:style>
+  <w:style w:type="character" w:customStyle="1" w:styleId="mpunct">
+    <w:name w:val="mpunct"/>
+    <w:basedOn w:val="Policepardfaut"/>
+    <w:rsid w:val="005E2FEB"/>
+  </w:style>
+  <w:style w:type="table" w:styleId="Grilledutableau">
+    <w:name w:val="Table Grid"/>
+    <w:basedOn w:val="TableauNormal"/>
+    <w:uiPriority w:val="39"/>
+    <w:rsid w:val="005E2FEB"/>
+    <w:tblPr>
+      <w:tblBorders>
+        <w:top w:val="single" w:sz="4" w:space="0" w:color="auto"/>
+        <w:left w:val="single" w:sz="4" w:space="0" w:color="auto"/>
+        <w:bottom w:val="single" w:sz="4" w:space="0" w:color="auto"/>
+        <w:right w:val="single" w:sz="4" w:space="0" w:color="auto"/>
+        <w:insideH w:val="single" w:sz="4" w:space="0" w:color="auto"/>
+        <w:insideV w:val="single" w:sz="4" w:space="0" w:color="auto"/>
+      </w:tblBorders>
+    </w:tblPr>
   </w:style>
 </w:styles>
 </file>
